--- a/requirements/pending/Sajha_Workflow_MD_Migration_Implementation.docx
+++ b/requirements/pending/Sajha_Workflow_MD_Migration_Implementation.docx
@@ -1362,7 +1362,7 @@
           <w:sz w:val="24"/>
           <w:szCs w:val="24"/>
         </w:rPr>
-        <w:t xml:space="preserve">2.1  data/workflows/counterparty_intelligence.md</w:t>
+        <w:t xml:space="preserve">2.0  Required YAML Frontmatter (all workflow MD files)</w:t>
       </w:r>
     </w:p>
     <w:p>
@@ -1376,7 +1376,7 @@
           <w:sz w:val="22"/>
           <w:szCs w:val="22"/>
         </w:rPr>
-        <w:t xml:space="preserve">Create this file at exactly the path shown. Content below is the complete file — copy verbatim.</w:t>
+        <w:t xml:space="preserve">Every workflow MD file must begin with a YAML frontmatter block delimited by triple dashes. The block is the machine-readable identity of the workflow — this is what workflow_list and workflow_get extract without reading the full file body. Three fields are required; two are optional but recommended.</w:t>
       </w:r>
     </w:p>
     <w:p>
@@ -1392,6 +1392,895 @@
         <w:t xml:space="preserve"/>
       </w:r>
     </w:p>
+    <w:tbl>
+      <w:tblPr>
+        <w:tblW w:type="dxa" w:w="9360"/>
+        <w:tblBorders>
+          <w:top w:val="single" w:color="auto" w:sz="4"/>
+          <w:left w:val="single" w:color="auto" w:sz="4"/>
+          <w:bottom w:val="single" w:color="auto" w:sz="4"/>
+          <w:right w:val="single" w:color="auto" w:sz="4"/>
+          <w:insideH w:val="single" w:color="auto" w:sz="4"/>
+          <w:insideV w:val="single" w:color="auto" w:sz="4"/>
+        </w:tblBorders>
+      </w:tblPr>
+      <w:tblGrid>
+        <w:gridCol w:w="1080"/>
+        <w:gridCol w:w="720"/>
+        <w:gridCol w:w="4320"/>
+        <w:gridCol w:w="3240"/>
+      </w:tblGrid>
+      <w:tr>
+        <w:trPr>
+          <w:tblHeader/>
+        </w:trPr>
+        <w:tc>
+          <w:tcPr>
+            <w:tcW w:type="dxa" w:w="1080"/>
+            <w:tcBorders>
+              <w:top w:val="single" w:color="CCCCCC" w:sz="1"/>
+              <w:left w:val="single" w:color="CCCCCC" w:sz="1"/>
+              <w:bottom w:val="single" w:color="CCCCCC" w:sz="1"/>
+              <w:right w:val="single" w:color="CCCCCC" w:sz="1"/>
+            </w:tcBorders>
+            <w:shd w:fill="1F3864" w:val="clear"/>
+            <w:tcMar>
+              <w:top w:type="dxa" w:w="80"/>
+              <w:left w:type="dxa" w:w="120"/>
+              <w:bottom w:type="dxa" w:w="80"/>
+              <w:right w:type="dxa" w:w="120"/>
+            </w:tcMar>
+            <w:vAlign w:val="center"/>
+          </w:tcPr>
+          <w:p>
+            <w:r>
+              <w:rPr>
+                <w:rFonts w:ascii="Arial" w:cs="Arial" w:eastAsia="Arial" w:hAnsi="Arial"/>
+                <w:b/>
+                <w:bCs/>
+                <w:color w:val="FFFFFF"/>
+                <w:sz w:val="19"/>
+                <w:szCs w:val="19"/>
+              </w:rPr>
+              <w:t xml:space="preserve">Field</w:t>
+            </w:r>
+          </w:p>
+        </w:tc>
+        <w:tc>
+          <w:tcPr>
+            <w:tcW w:type="dxa" w:w="720"/>
+            <w:tcBorders>
+              <w:top w:val="single" w:color="CCCCCC" w:sz="1"/>
+              <w:left w:val="single" w:color="CCCCCC" w:sz="1"/>
+              <w:bottom w:val="single" w:color="CCCCCC" w:sz="1"/>
+              <w:right w:val="single" w:color="CCCCCC" w:sz="1"/>
+            </w:tcBorders>
+            <w:shd w:fill="1F3864" w:val="clear"/>
+            <w:tcMar>
+              <w:top w:type="dxa" w:w="80"/>
+              <w:left w:type="dxa" w:w="120"/>
+              <w:bottom w:type="dxa" w:w="80"/>
+              <w:right w:type="dxa" w:w="120"/>
+            </w:tcMar>
+            <w:vAlign w:val="center"/>
+          </w:tcPr>
+          <w:p>
+            <w:r>
+              <w:rPr>
+                <w:rFonts w:ascii="Arial" w:cs="Arial" w:eastAsia="Arial" w:hAnsi="Arial"/>
+                <w:b/>
+                <w:bCs/>
+                <w:color w:val="FFFFFF"/>
+                <w:sz w:val="19"/>
+                <w:szCs w:val="19"/>
+              </w:rPr>
+              <w:t xml:space="preserve">Required</w:t>
+            </w:r>
+          </w:p>
+        </w:tc>
+        <w:tc>
+          <w:tcPr>
+            <w:tcW w:type="dxa" w:w="4320"/>
+            <w:tcBorders>
+              <w:top w:val="single" w:color="CCCCCC" w:sz="1"/>
+              <w:left w:val="single" w:color="CCCCCC" w:sz="1"/>
+              <w:bottom w:val="single" w:color="CCCCCC" w:sz="1"/>
+              <w:right w:val="single" w:color="CCCCCC" w:sz="1"/>
+            </w:tcBorders>
+            <w:shd w:fill="1F3864" w:val="clear"/>
+            <w:tcMar>
+              <w:top w:type="dxa" w:w="80"/>
+              <w:left w:type="dxa" w:w="120"/>
+              <w:bottom w:type="dxa" w:w="80"/>
+              <w:right w:type="dxa" w:w="120"/>
+            </w:tcMar>
+            <w:vAlign w:val="center"/>
+          </w:tcPr>
+          <w:p>
+            <w:r>
+              <w:rPr>
+                <w:rFonts w:ascii="Arial" w:cs="Arial" w:eastAsia="Arial" w:hAnsi="Arial"/>
+                <w:b/>
+                <w:bCs/>
+                <w:color w:val="FFFFFF"/>
+                <w:sz w:val="19"/>
+                <w:szCs w:val="19"/>
+              </w:rPr>
+              <w:t xml:space="preserve">Description</w:t>
+            </w:r>
+          </w:p>
+        </w:tc>
+        <w:tc>
+          <w:tcPr>
+            <w:tcW w:type="dxa" w:w="3240"/>
+            <w:tcBorders>
+              <w:top w:val="single" w:color="CCCCCC" w:sz="1"/>
+              <w:left w:val="single" w:color="CCCCCC" w:sz="1"/>
+              <w:bottom w:val="single" w:color="CCCCCC" w:sz="1"/>
+              <w:right w:val="single" w:color="CCCCCC" w:sz="1"/>
+            </w:tcBorders>
+            <w:shd w:fill="1F3864" w:val="clear"/>
+            <w:tcMar>
+              <w:top w:type="dxa" w:w="80"/>
+              <w:left w:type="dxa" w:w="120"/>
+              <w:bottom w:type="dxa" w:w="80"/>
+              <w:right w:type="dxa" w:w="120"/>
+            </w:tcMar>
+            <w:vAlign w:val="center"/>
+          </w:tcPr>
+          <w:p>
+            <w:r>
+              <w:rPr>
+                <w:rFonts w:ascii="Arial" w:cs="Arial" w:eastAsia="Arial" w:hAnsi="Arial"/>
+                <w:b/>
+                <w:bCs/>
+                <w:color w:val="FFFFFF"/>
+                <w:sz w:val="19"/>
+                <w:szCs w:val="19"/>
+              </w:rPr>
+              <w:t xml:space="preserve">Example</w:t>
+            </w:r>
+          </w:p>
+        </w:tc>
+      </w:tr>
+      <w:tr>
+        <w:tc>
+          <w:tcPr>
+            <w:tcW w:type="dxa" w:w="1080"/>
+            <w:tcBorders>
+              <w:top w:val="single" w:color="CCCCCC" w:sz="1"/>
+              <w:left w:val="single" w:color="CCCCCC" w:sz="1"/>
+              <w:bottom w:val="single" w:color="CCCCCC" w:sz="1"/>
+              <w:right w:val="single" w:color="CCCCCC" w:sz="1"/>
+            </w:tcBorders>
+            <w:shd w:fill="FFFFFF" w:val="clear"/>
+            <w:tcMar>
+              <w:top w:type="dxa" w:w="80"/>
+              <w:left w:type="dxa" w:w="120"/>
+              <w:bottom w:type="dxa" w:w="80"/>
+              <w:right w:type="dxa" w:w="120"/>
+            </w:tcMar>
+            <w:vAlign w:val="top"/>
+          </w:tcPr>
+          <w:p>
+            <w:pPr>
+              <w:spacing w:after="40" w:before="40"/>
+            </w:pPr>
+            <w:r>
+              <w:rPr>
+                <w:rFonts w:ascii="Arial" w:cs="Arial" w:eastAsia="Arial" w:hAnsi="Arial"/>
+                <w:b w:val="false"/>
+                <w:bCs w:val="false"/>
+                <w:color w:val="1A1A2E"/>
+                <w:sz w:val="20"/>
+                <w:szCs w:val="20"/>
+              </w:rPr>
+              <w:t xml:space="preserve">name</w:t>
+            </w:r>
+          </w:p>
+        </w:tc>
+        <w:tc>
+          <w:tcPr>
+            <w:tcW w:type="dxa" w:w="720"/>
+            <w:tcBorders>
+              <w:top w:val="single" w:color="CCCCCC" w:sz="1"/>
+              <w:left w:val="single" w:color="CCCCCC" w:sz="1"/>
+              <w:bottom w:val="single" w:color="CCCCCC" w:sz="1"/>
+              <w:right w:val="single" w:color="CCCCCC" w:sz="1"/>
+            </w:tcBorders>
+            <w:shd w:fill="FFFFFF" w:val="clear"/>
+            <w:tcMar>
+              <w:top w:type="dxa" w:w="80"/>
+              <w:left w:type="dxa" w:w="120"/>
+              <w:bottom w:type="dxa" w:w="80"/>
+              <w:right w:type="dxa" w:w="120"/>
+            </w:tcMar>
+            <w:vAlign w:val="top"/>
+          </w:tcPr>
+          <w:p>
+            <w:pPr>
+              <w:spacing w:after="40" w:before="40"/>
+            </w:pPr>
+            <w:r>
+              <w:rPr>
+                <w:rFonts w:ascii="Arial" w:cs="Arial" w:eastAsia="Arial" w:hAnsi="Arial"/>
+                <w:b w:val="false"/>
+                <w:bCs w:val="false"/>
+                <w:color w:val="1A1A2E"/>
+                <w:sz w:val="20"/>
+                <w:szCs w:val="20"/>
+              </w:rPr>
+              <w:t xml:space="preserve">YES</w:t>
+            </w:r>
+          </w:p>
+        </w:tc>
+        <w:tc>
+          <w:tcPr>
+            <w:tcW w:type="dxa" w:w="4320"/>
+            <w:tcBorders>
+              <w:top w:val="single" w:color="CCCCCC" w:sz="1"/>
+              <w:left w:val="single" w:color="CCCCCC" w:sz="1"/>
+              <w:bottom w:val="single" w:color="CCCCCC" w:sz="1"/>
+              <w:right w:val="single" w:color="CCCCCC" w:sz="1"/>
+            </w:tcBorders>
+            <w:shd w:fill="FFFFFF" w:val="clear"/>
+            <w:tcMar>
+              <w:top w:type="dxa" w:w="80"/>
+              <w:left w:type="dxa" w:w="120"/>
+              <w:bottom w:type="dxa" w:w="80"/>
+              <w:right w:type="dxa" w:w="120"/>
+            </w:tcMar>
+            <w:vAlign w:val="top"/>
+          </w:tcPr>
+          <w:p>
+            <w:pPr>
+              <w:spacing w:after="40" w:before="40"/>
+            </w:pPr>
+            <w:r>
+              <w:rPr>
+                <w:rFonts w:ascii="Arial" w:cs="Arial" w:eastAsia="Arial" w:hAnsi="Arial"/>
+                <w:b w:val="false"/>
+                <w:bCs w:val="false"/>
+                <w:color w:val="1A1A2E"/>
+                <w:sz w:val="20"/>
+                <w:szCs w:val="20"/>
+              </w:rPr>
+              <w:t xml:space="preserve">Human-readable display name shown in the UI and returned by workflow_list.</w:t>
+            </w:r>
+          </w:p>
+        </w:tc>
+        <w:tc>
+          <w:tcPr>
+            <w:tcW w:type="dxa" w:w="3240"/>
+            <w:tcBorders>
+              <w:top w:val="single" w:color="CCCCCC" w:sz="1"/>
+              <w:left w:val="single" w:color="CCCCCC" w:sz="1"/>
+              <w:bottom w:val="single" w:color="CCCCCC" w:sz="1"/>
+              <w:right w:val="single" w:color="CCCCCC" w:sz="1"/>
+            </w:tcBorders>
+            <w:shd w:fill="FFFFFF" w:val="clear"/>
+            <w:tcMar>
+              <w:top w:type="dxa" w:w="80"/>
+              <w:left w:type="dxa" w:w="120"/>
+              <w:bottom w:type="dxa" w:w="80"/>
+              <w:right w:type="dxa" w:w="120"/>
+            </w:tcMar>
+            <w:vAlign w:val="top"/>
+          </w:tcPr>
+          <w:p>
+            <w:pPr>
+              <w:spacing w:after="40" w:before="40"/>
+            </w:pPr>
+            <w:r>
+              <w:rPr>
+                <w:rFonts w:ascii="Arial" w:cs="Arial" w:eastAsia="Arial" w:hAnsi="Arial"/>
+                <w:b w:val="false"/>
+                <w:bCs w:val="false"/>
+                <w:color w:val="1A1A2E"/>
+                <w:sz w:val="20"/>
+                <w:szCs w:val="20"/>
+              </w:rPr>
+              <w:t xml:space="preserve">Counterparty Intelligence Brief</w:t>
+            </w:r>
+          </w:p>
+        </w:tc>
+      </w:tr>
+      <w:tr>
+        <w:tc>
+          <w:tcPr>
+            <w:tcW w:type="dxa" w:w="1080"/>
+            <w:tcBorders>
+              <w:top w:val="single" w:color="CCCCCC" w:sz="1"/>
+              <w:left w:val="single" w:color="CCCCCC" w:sz="1"/>
+              <w:bottom w:val="single" w:color="CCCCCC" w:sz="1"/>
+              <w:right w:val="single" w:color="CCCCCC" w:sz="1"/>
+            </w:tcBorders>
+            <w:shd w:fill="F2F7FC" w:val="clear"/>
+            <w:tcMar>
+              <w:top w:type="dxa" w:w="80"/>
+              <w:left w:type="dxa" w:w="120"/>
+              <w:bottom w:type="dxa" w:w="80"/>
+              <w:right w:type="dxa" w:w="120"/>
+            </w:tcMar>
+            <w:vAlign w:val="top"/>
+          </w:tcPr>
+          <w:p>
+            <w:pPr>
+              <w:spacing w:after="40" w:before="40"/>
+            </w:pPr>
+            <w:r>
+              <w:rPr>
+                <w:rFonts w:ascii="Arial" w:cs="Arial" w:eastAsia="Arial" w:hAnsi="Arial"/>
+                <w:b w:val="false"/>
+                <w:bCs w:val="false"/>
+                <w:color w:val="1A1A2E"/>
+                <w:sz w:val="20"/>
+                <w:szCs w:val="20"/>
+              </w:rPr>
+              <w:t xml:space="preserve">description</w:t>
+            </w:r>
+          </w:p>
+        </w:tc>
+        <w:tc>
+          <w:tcPr>
+            <w:tcW w:type="dxa" w:w="720"/>
+            <w:tcBorders>
+              <w:top w:val="single" w:color="CCCCCC" w:sz="1"/>
+              <w:left w:val="single" w:color="CCCCCC" w:sz="1"/>
+              <w:bottom w:val="single" w:color="CCCCCC" w:sz="1"/>
+              <w:right w:val="single" w:color="CCCCCC" w:sz="1"/>
+            </w:tcBorders>
+            <w:shd w:fill="F2F7FC" w:val="clear"/>
+            <w:tcMar>
+              <w:top w:type="dxa" w:w="80"/>
+              <w:left w:type="dxa" w:w="120"/>
+              <w:bottom w:type="dxa" w:w="80"/>
+              <w:right w:type="dxa" w:w="120"/>
+            </w:tcMar>
+            <w:vAlign w:val="top"/>
+          </w:tcPr>
+          <w:p>
+            <w:pPr>
+              <w:spacing w:after="40" w:before="40"/>
+            </w:pPr>
+            <w:r>
+              <w:rPr>
+                <w:rFonts w:ascii="Arial" w:cs="Arial" w:eastAsia="Arial" w:hAnsi="Arial"/>
+                <w:b w:val="false"/>
+                <w:bCs w:val="false"/>
+                <w:color w:val="1A1A2E"/>
+                <w:sz w:val="20"/>
+                <w:szCs w:val="20"/>
+              </w:rPr>
+              <w:t xml:space="preserve">YES</w:t>
+            </w:r>
+          </w:p>
+        </w:tc>
+        <w:tc>
+          <w:tcPr>
+            <w:tcW w:type="dxa" w:w="4320"/>
+            <w:tcBorders>
+              <w:top w:val="single" w:color="CCCCCC" w:sz="1"/>
+              <w:left w:val="single" w:color="CCCCCC" w:sz="1"/>
+              <w:bottom w:val="single" w:color="CCCCCC" w:sz="1"/>
+              <w:right w:val="single" w:color="CCCCCC" w:sz="1"/>
+            </w:tcBorders>
+            <w:shd w:fill="F2F7FC" w:val="clear"/>
+            <w:tcMar>
+              <w:top w:type="dxa" w:w="80"/>
+              <w:left w:type="dxa" w:w="120"/>
+              <w:bottom w:type="dxa" w:w="80"/>
+              <w:right w:type="dxa" w:w="120"/>
+            </w:tcMar>
+            <w:vAlign w:val="top"/>
+          </w:tcPr>
+          <w:p>
+            <w:pPr>
+              <w:spacing w:after="40" w:before="40"/>
+            </w:pPr>
+            <w:r>
+              <w:rPr>
+                <w:rFonts w:ascii="Arial" w:cs="Arial" w:eastAsia="Arial" w:hAnsi="Arial"/>
+                <w:b w:val="false"/>
+                <w:bCs w:val="false"/>
+                <w:color w:val="1A1A2E"/>
+                <w:sz w:val="20"/>
+                <w:szCs w:val="20"/>
+              </w:rPr>
+              <w:t xml:space="preserve">One-sentence summary (max 160 chars). Shown in the workflow list and used by the agent to match user intent.</w:t>
+            </w:r>
+          </w:p>
+        </w:tc>
+        <w:tc>
+          <w:tcPr>
+            <w:tcW w:type="dxa" w:w="3240"/>
+            <w:tcBorders>
+              <w:top w:val="single" w:color="CCCCCC" w:sz="1"/>
+              <w:left w:val="single" w:color="CCCCCC" w:sz="1"/>
+              <w:bottom w:val="single" w:color="CCCCCC" w:sz="1"/>
+              <w:right w:val="single" w:color="CCCCCC" w:sz="1"/>
+            </w:tcBorders>
+            <w:shd w:fill="F2F7FC" w:val="clear"/>
+            <w:tcMar>
+              <w:top w:type="dxa" w:w="80"/>
+              <w:left w:type="dxa" w:w="120"/>
+              <w:bottom w:type="dxa" w:w="80"/>
+              <w:right w:type="dxa" w:w="120"/>
+            </w:tcMar>
+            <w:vAlign w:val="top"/>
+          </w:tcPr>
+          <w:p>
+            <w:pPr>
+              <w:spacing w:after="40" w:before="40"/>
+            </w:pPr>
+            <w:r>
+              <w:rPr>
+                <w:rFonts w:ascii="Arial" w:cs="Arial" w:eastAsia="Arial" w:hAnsi="Arial"/>
+                <w:b w:val="false"/>
+                <w:bCs w:val="false"/>
+                <w:color w:val="1A1A2E"/>
+                <w:sz w:val="20"/>
+                <w:szCs w:val="20"/>
+              </w:rPr>
+              <w:t xml:space="preserve">4-step CCR brief combining IRIS exposure data with Tavily news signals.</w:t>
+            </w:r>
+          </w:p>
+        </w:tc>
+      </w:tr>
+      <w:tr>
+        <w:tc>
+          <w:tcPr>
+            <w:tcW w:type="dxa" w:w="1080"/>
+            <w:tcBorders>
+              <w:top w:val="single" w:color="CCCCCC" w:sz="1"/>
+              <w:left w:val="single" w:color="CCCCCC" w:sz="1"/>
+              <w:bottom w:val="single" w:color="CCCCCC" w:sz="1"/>
+              <w:right w:val="single" w:color="CCCCCC" w:sz="1"/>
+            </w:tcBorders>
+            <w:shd w:fill="FFFFFF" w:val="clear"/>
+            <w:tcMar>
+              <w:top w:type="dxa" w:w="80"/>
+              <w:left w:type="dxa" w:w="120"/>
+              <w:bottom w:type="dxa" w:w="80"/>
+              <w:right w:type="dxa" w:w="120"/>
+            </w:tcMar>
+            <w:vAlign w:val="top"/>
+          </w:tcPr>
+          <w:p>
+            <w:pPr>
+              <w:spacing w:after="40" w:before="40"/>
+            </w:pPr>
+            <w:r>
+              <w:rPr>
+                <w:rFonts w:ascii="Arial" w:cs="Arial" w:eastAsia="Arial" w:hAnsi="Arial"/>
+                <w:b w:val="false"/>
+                <w:bCs w:val="false"/>
+                <w:color w:val="1A1A2E"/>
+                <w:sz w:val="20"/>
+                <w:szCs w:val="20"/>
+              </w:rPr>
+              <w:t xml:space="preserve">inputs</w:t>
+            </w:r>
+          </w:p>
+        </w:tc>
+        <w:tc>
+          <w:tcPr>
+            <w:tcW w:type="dxa" w:w="720"/>
+            <w:tcBorders>
+              <w:top w:val="single" w:color="CCCCCC" w:sz="1"/>
+              <w:left w:val="single" w:color="CCCCCC" w:sz="1"/>
+              <w:bottom w:val="single" w:color="CCCCCC" w:sz="1"/>
+              <w:right w:val="single" w:color="CCCCCC" w:sz="1"/>
+            </w:tcBorders>
+            <w:shd w:fill="FFFFFF" w:val="clear"/>
+            <w:tcMar>
+              <w:top w:type="dxa" w:w="80"/>
+              <w:left w:type="dxa" w:w="120"/>
+              <w:bottom w:type="dxa" w:w="80"/>
+              <w:right w:type="dxa" w:w="120"/>
+            </w:tcMar>
+            <w:vAlign w:val="top"/>
+          </w:tcPr>
+          <w:p>
+            <w:pPr>
+              <w:spacing w:after="40" w:before="40"/>
+            </w:pPr>
+            <w:r>
+              <w:rPr>
+                <w:rFonts w:ascii="Arial" w:cs="Arial" w:eastAsia="Arial" w:hAnsi="Arial"/>
+                <w:b w:val="false"/>
+                <w:bCs w:val="false"/>
+                <w:color w:val="1A1A2E"/>
+                <w:sz w:val="20"/>
+                <w:szCs w:val="20"/>
+              </w:rPr>
+              <w:t xml:space="preserve">YES</w:t>
+            </w:r>
+          </w:p>
+        </w:tc>
+        <w:tc>
+          <w:tcPr>
+            <w:tcW w:type="dxa" w:w="4320"/>
+            <w:tcBorders>
+              <w:top w:val="single" w:color="CCCCCC" w:sz="1"/>
+              <w:left w:val="single" w:color="CCCCCC" w:sz="1"/>
+              <w:bottom w:val="single" w:color="CCCCCC" w:sz="1"/>
+              <w:right w:val="single" w:color="CCCCCC" w:sz="1"/>
+            </w:tcBorders>
+            <w:shd w:fill="FFFFFF" w:val="clear"/>
+            <w:tcMar>
+              <w:top w:type="dxa" w:w="80"/>
+              <w:left w:type="dxa" w:w="120"/>
+              <w:bottom w:type="dxa" w:w="80"/>
+              <w:right w:type="dxa" w:w="120"/>
+            </w:tcMar>
+            <w:vAlign w:val="top"/>
+          </w:tcPr>
+          <w:p>
+            <w:pPr>
+              <w:spacing w:after="40" w:before="40"/>
+            </w:pPr>
+            <w:r>
+              <w:rPr>
+                <w:rFonts w:ascii="Arial" w:cs="Arial" w:eastAsia="Arial" w:hAnsi="Arial"/>
+                <w:b w:val="false"/>
+                <w:bCs w:val="false"/>
+                <w:color w:val="1A1A2E"/>
+                <w:sz w:val="20"/>
+                <w:szCs w:val="20"/>
+              </w:rPr>
+              <w:t xml:space="preserve">Comma-separated list of expected user inputs. Drives the chat input placeholder hint.</w:t>
+            </w:r>
+          </w:p>
+        </w:tc>
+        <w:tc>
+          <w:tcPr>
+            <w:tcW w:type="dxa" w:w="3240"/>
+            <w:tcBorders>
+              <w:top w:val="single" w:color="CCCCCC" w:sz="1"/>
+              <w:left w:val="single" w:color="CCCCCC" w:sz="1"/>
+              <w:bottom w:val="single" w:color="CCCCCC" w:sz="1"/>
+              <w:right w:val="single" w:color="CCCCCC" w:sz="1"/>
+            </w:tcBorders>
+            <w:shd w:fill="FFFFFF" w:val="clear"/>
+            <w:tcMar>
+              <w:top w:type="dxa" w:w="80"/>
+              <w:left w:type="dxa" w:w="120"/>
+              <w:bottom w:type="dxa" w:w="80"/>
+              <w:right w:type="dxa" w:w="120"/>
+            </w:tcMar>
+            <w:vAlign w:val="top"/>
+          </w:tcPr>
+          <w:p>
+            <w:pPr>
+              <w:spacing w:after="40" w:before="40"/>
+            </w:pPr>
+            <w:r>
+              <w:rPr>
+                <w:rFonts w:ascii="Arial" w:cs="Arial" w:eastAsia="Arial" w:hAnsi="Arial"/>
+                <w:b w:val="false"/>
+                <w:bCs w:val="false"/>
+                <w:color w:val="1A1A2E"/>
+                <w:sz w:val="20"/>
+                <w:szCs w:val="20"/>
+              </w:rPr>
+              <w:t xml:space="preserve">Counterparty name or CIK, date (optional)</w:t>
+            </w:r>
+          </w:p>
+        </w:tc>
+      </w:tr>
+      <w:tr>
+        <w:tc>
+          <w:tcPr>
+            <w:tcW w:type="dxa" w:w="1080"/>
+            <w:tcBorders>
+              <w:top w:val="single" w:color="CCCCCC" w:sz="1"/>
+              <w:left w:val="single" w:color="CCCCCC" w:sz="1"/>
+              <w:bottom w:val="single" w:color="CCCCCC" w:sz="1"/>
+              <w:right w:val="single" w:color="CCCCCC" w:sz="1"/>
+            </w:tcBorders>
+            <w:shd w:fill="F2F7FC" w:val="clear"/>
+            <w:tcMar>
+              <w:top w:type="dxa" w:w="80"/>
+              <w:left w:type="dxa" w:w="120"/>
+              <w:bottom w:type="dxa" w:w="80"/>
+              <w:right w:type="dxa" w:w="120"/>
+            </w:tcMar>
+            <w:vAlign w:val="top"/>
+          </w:tcPr>
+          <w:p>
+            <w:pPr>
+              <w:spacing w:after="40" w:before="40"/>
+            </w:pPr>
+            <w:r>
+              <w:rPr>
+                <w:rFonts w:ascii="Arial" w:cs="Arial" w:eastAsia="Arial" w:hAnsi="Arial"/>
+                <w:b w:val="false"/>
+                <w:bCs w:val="false"/>
+                <w:color w:val="1A1A2E"/>
+                <w:sz w:val="20"/>
+                <w:szCs w:val="20"/>
+              </w:rPr>
+              <w:t xml:space="preserve">tags</w:t>
+            </w:r>
+          </w:p>
+        </w:tc>
+        <w:tc>
+          <w:tcPr>
+            <w:tcW w:type="dxa" w:w="720"/>
+            <w:tcBorders>
+              <w:top w:val="single" w:color="CCCCCC" w:sz="1"/>
+              <w:left w:val="single" w:color="CCCCCC" w:sz="1"/>
+              <w:bottom w:val="single" w:color="CCCCCC" w:sz="1"/>
+              <w:right w:val="single" w:color="CCCCCC" w:sz="1"/>
+            </w:tcBorders>
+            <w:shd w:fill="F2F7FC" w:val="clear"/>
+            <w:tcMar>
+              <w:top w:type="dxa" w:w="80"/>
+              <w:left w:type="dxa" w:w="120"/>
+              <w:bottom w:type="dxa" w:w="80"/>
+              <w:right w:type="dxa" w:w="120"/>
+            </w:tcMar>
+            <w:vAlign w:val="top"/>
+          </w:tcPr>
+          <w:p>
+            <w:pPr>
+              <w:spacing w:after="40" w:before="40"/>
+            </w:pPr>
+            <w:r>
+              <w:rPr>
+                <w:rFonts w:ascii="Arial" w:cs="Arial" w:eastAsia="Arial" w:hAnsi="Arial"/>
+                <w:b w:val="false"/>
+                <w:bCs w:val="false"/>
+                <w:color w:val="1A1A2E"/>
+                <w:sz w:val="20"/>
+                <w:szCs w:val="20"/>
+              </w:rPr>
+              <w:t xml:space="preserve">No</w:t>
+            </w:r>
+          </w:p>
+        </w:tc>
+        <w:tc>
+          <w:tcPr>
+            <w:tcW w:type="dxa" w:w="4320"/>
+            <w:tcBorders>
+              <w:top w:val="single" w:color="CCCCCC" w:sz="1"/>
+              <w:left w:val="single" w:color="CCCCCC" w:sz="1"/>
+              <w:bottom w:val="single" w:color="CCCCCC" w:sz="1"/>
+              <w:right w:val="single" w:color="CCCCCC" w:sz="1"/>
+            </w:tcBorders>
+            <w:shd w:fill="F2F7FC" w:val="clear"/>
+            <w:tcMar>
+              <w:top w:type="dxa" w:w="80"/>
+              <w:left w:type="dxa" w:w="120"/>
+              <w:bottom w:type="dxa" w:w="80"/>
+              <w:right w:type="dxa" w:w="120"/>
+            </w:tcMar>
+            <w:vAlign w:val="top"/>
+          </w:tcPr>
+          <w:p>
+            <w:pPr>
+              <w:spacing w:after="40" w:before="40"/>
+            </w:pPr>
+            <w:r>
+              <w:rPr>
+                <w:rFonts w:ascii="Arial" w:cs="Arial" w:eastAsia="Arial" w:hAnsi="Arial"/>
+                <w:b w:val="false"/>
+                <w:bCs w:val="false"/>
+                <w:color w:val="1A1A2E"/>
+                <w:sz w:val="20"/>
+                <w:szCs w:val="20"/>
+              </w:rPr>
+              <w:t xml:space="preserve">Array of topic tags for future filtering/search.</w:t>
+            </w:r>
+          </w:p>
+        </w:tc>
+        <w:tc>
+          <w:tcPr>
+            <w:tcW w:type="dxa" w:w="3240"/>
+            <w:tcBorders>
+              <w:top w:val="single" w:color="CCCCCC" w:sz="1"/>
+              <w:left w:val="single" w:color="CCCCCC" w:sz="1"/>
+              <w:bottom w:val="single" w:color="CCCCCC" w:sz="1"/>
+              <w:right w:val="single" w:color="CCCCCC" w:sz="1"/>
+            </w:tcBorders>
+            <w:shd w:fill="F2F7FC" w:val="clear"/>
+            <w:tcMar>
+              <w:top w:type="dxa" w:w="80"/>
+              <w:left w:type="dxa" w:w="120"/>
+              <w:bottom w:type="dxa" w:w="80"/>
+              <w:right w:type="dxa" w:w="120"/>
+            </w:tcMar>
+            <w:vAlign w:val="top"/>
+          </w:tcPr>
+          <w:p>
+            <w:pPr>
+              <w:spacing w:after="40" w:before="40"/>
+            </w:pPr>
+            <w:r>
+              <w:rPr>
+                <w:rFonts w:ascii="Arial" w:cs="Arial" w:eastAsia="Arial" w:hAnsi="Arial"/>
+                <w:b w:val="false"/>
+                <w:bCs w:val="false"/>
+                <w:color w:val="1A1A2E"/>
+                <w:sz w:val="20"/>
+                <w:szCs w:val="20"/>
+              </w:rPr>
+              <w:t xml:space="preserve">[ccr, iris, tavily, counterparty]</w:t>
+            </w:r>
+          </w:p>
+        </w:tc>
+      </w:tr>
+      <w:tr>
+        <w:tc>
+          <w:tcPr>
+            <w:tcW w:type="dxa" w:w="1080"/>
+            <w:tcBorders>
+              <w:top w:val="single" w:color="CCCCCC" w:sz="1"/>
+              <w:left w:val="single" w:color="CCCCCC" w:sz="1"/>
+              <w:bottom w:val="single" w:color="CCCCCC" w:sz="1"/>
+              <w:right w:val="single" w:color="CCCCCC" w:sz="1"/>
+            </w:tcBorders>
+            <w:shd w:fill="FFFFFF" w:val="clear"/>
+            <w:tcMar>
+              <w:top w:type="dxa" w:w="80"/>
+              <w:left w:type="dxa" w:w="120"/>
+              <w:bottom w:type="dxa" w:w="80"/>
+              <w:right w:type="dxa" w:w="120"/>
+            </w:tcMar>
+            <w:vAlign w:val="top"/>
+          </w:tcPr>
+          <w:p>
+            <w:pPr>
+              <w:spacing w:after="40" w:before="40"/>
+            </w:pPr>
+            <w:r>
+              <w:rPr>
+                <w:rFonts w:ascii="Arial" w:cs="Arial" w:eastAsia="Arial" w:hAnsi="Arial"/>
+                <w:b w:val="false"/>
+                <w:bCs w:val="false"/>
+                <w:color w:val="1A1A2E"/>
+                <w:sz w:val="20"/>
+                <w:szCs w:val="20"/>
+              </w:rPr>
+              <w:t xml:space="preserve">version</w:t>
+            </w:r>
+          </w:p>
+        </w:tc>
+        <w:tc>
+          <w:tcPr>
+            <w:tcW w:type="dxa" w:w="720"/>
+            <w:tcBorders>
+              <w:top w:val="single" w:color="CCCCCC" w:sz="1"/>
+              <w:left w:val="single" w:color="CCCCCC" w:sz="1"/>
+              <w:bottom w:val="single" w:color="CCCCCC" w:sz="1"/>
+              <w:right w:val="single" w:color="CCCCCC" w:sz="1"/>
+            </w:tcBorders>
+            <w:shd w:fill="FFFFFF" w:val="clear"/>
+            <w:tcMar>
+              <w:top w:type="dxa" w:w="80"/>
+              <w:left w:type="dxa" w:w="120"/>
+              <w:bottom w:type="dxa" w:w="80"/>
+              <w:right w:type="dxa" w:w="120"/>
+            </w:tcMar>
+            <w:vAlign w:val="top"/>
+          </w:tcPr>
+          <w:p>
+            <w:pPr>
+              <w:spacing w:after="40" w:before="40"/>
+            </w:pPr>
+            <w:r>
+              <w:rPr>
+                <w:rFonts w:ascii="Arial" w:cs="Arial" w:eastAsia="Arial" w:hAnsi="Arial"/>
+                <w:b w:val="false"/>
+                <w:bCs w:val="false"/>
+                <w:color w:val="1A1A2E"/>
+                <w:sz w:val="20"/>
+                <w:szCs w:val="20"/>
+              </w:rPr>
+              <w:t xml:space="preserve">No</w:t>
+            </w:r>
+          </w:p>
+        </w:tc>
+        <w:tc>
+          <w:tcPr>
+            <w:tcW w:type="dxa" w:w="4320"/>
+            <w:tcBorders>
+              <w:top w:val="single" w:color="CCCCCC" w:sz="1"/>
+              <w:left w:val="single" w:color="CCCCCC" w:sz="1"/>
+              <w:bottom w:val="single" w:color="CCCCCC" w:sz="1"/>
+              <w:right w:val="single" w:color="CCCCCC" w:sz="1"/>
+            </w:tcBorders>
+            <w:shd w:fill="FFFFFF" w:val="clear"/>
+            <w:tcMar>
+              <w:top w:type="dxa" w:w="80"/>
+              <w:left w:type="dxa" w:w="120"/>
+              <w:bottom w:type="dxa" w:w="80"/>
+              <w:right w:type="dxa" w:w="120"/>
+            </w:tcMar>
+            <w:vAlign w:val="top"/>
+          </w:tcPr>
+          <w:p>
+            <w:pPr>
+              <w:spacing w:after="40" w:before="40"/>
+            </w:pPr>
+            <w:r>
+              <w:rPr>
+                <w:rFonts w:ascii="Arial" w:cs="Arial" w:eastAsia="Arial" w:hAnsi="Arial"/>
+                <w:b w:val="false"/>
+                <w:bCs w:val="false"/>
+                <w:color w:val="1A1A2E"/>
+                <w:sz w:val="20"/>
+                <w:szCs w:val="20"/>
+              </w:rPr>
+              <w:t xml:space="preserve">Semantic version string. Defaults to "1.0" if absent.</w:t>
+            </w:r>
+          </w:p>
+        </w:tc>
+        <w:tc>
+          <w:tcPr>
+            <w:tcW w:type="dxa" w:w="3240"/>
+            <w:tcBorders>
+              <w:top w:val="single" w:color="CCCCCC" w:sz="1"/>
+              <w:left w:val="single" w:color="CCCCCC" w:sz="1"/>
+              <w:bottom w:val="single" w:color="CCCCCC" w:sz="1"/>
+              <w:right w:val="single" w:color="CCCCCC" w:sz="1"/>
+            </w:tcBorders>
+            <w:shd w:fill="FFFFFF" w:val="clear"/>
+            <w:tcMar>
+              <w:top w:type="dxa" w:w="80"/>
+              <w:left w:type="dxa" w:w="120"/>
+              <w:bottom w:type="dxa" w:w="80"/>
+              <w:right w:type="dxa" w:w="120"/>
+            </w:tcMar>
+            <w:vAlign w:val="top"/>
+          </w:tcPr>
+          <w:p>
+            <w:pPr>
+              <w:spacing w:after="40" w:before="40"/>
+            </w:pPr>
+            <w:r>
+              <w:rPr>
+                <w:rFonts w:ascii="Arial" w:cs="Arial" w:eastAsia="Arial" w:hAnsi="Arial"/>
+                <w:b w:val="false"/>
+                <w:bCs w:val="false"/>
+                <w:color w:val="1A1A2E"/>
+                <w:sz w:val="20"/>
+                <w:szCs w:val="20"/>
+              </w:rPr>
+              <w:t xml:space="preserve">1.0</w:t>
+            </w:r>
+          </w:p>
+        </w:tc>
+      </w:tr>
+    </w:tbl>
+    <w:p>
+      <w:pPr>
+        <w:spacing w:after="0" w:before="0"/>
+      </w:pPr>
+      <w:r>
+        <w:rPr>
+          <w:rFonts w:ascii="Arial" w:cs="Arial" w:eastAsia="Arial" w:hAnsi="Arial"/>
+          <w:sz w:val="22"/>
+          <w:szCs w:val="22"/>
+        </w:rPr>
+        <w:t xml:space="preserve"/>
+      </w:r>
+    </w:p>
+    <w:p>
+      <w:pPr>
+        <w:spacing w:after="80" w:before="60"/>
+      </w:pPr>
+      <w:r>
+        <w:rPr>
+          <w:rFonts w:ascii="Arial" w:cs="Arial" w:eastAsia="Arial" w:hAnsi="Arial"/>
+          <w:color w:val="1A1A2E"/>
+          <w:sz w:val="22"/>
+          <w:szCs w:val="22"/>
+        </w:rPr>
+        <w:t xml:space="preserve">Canonical format — every MD file must start with exactly this block structure:</w:t>
+      </w:r>
+    </w:p>
     <w:p>
       <w:pPr>
         <w:pBdr>
@@ -1408,26 +2297,121 @@
           <w:sz w:val="18"/>
           <w:szCs w:val="18"/>
         </w:rPr>
-        <w:t xml:space="preserve"># Workflow: Counterparty Intelligence Brief</w:t>
-      </w:r>
-    </w:p>
-    <w:p>
-      <w:pPr>
-        <w:pBdr>
-          <w:left w:val="single" w:color="2E75B6" w:sz="8" w:space="4"/>
-        </w:pBdr>
-        <w:shd w:fill="EFF6FF" w:val="clear"/>
-        <w:spacing w:after="0" w:before="0"/>
-        <w:ind w:left="360"/>
-      </w:pPr>
-      <w:r>
-        <w:rPr>
-          <w:rFonts w:ascii="Courier New" w:cs="Courier New" w:eastAsia="Courier New" w:hAnsi="Courier New"/>
-          <w:color w:val="1A3A5C"/>
-          <w:sz w:val="18"/>
-          <w:szCs w:val="18"/>
-        </w:rPr>
-        <w:t xml:space="preserve">## 4-step CCR + news intelligence combining IRIS internal data with Tavily market news.</w:t>
+        <w:t xml:space="preserve">---</w:t>
+      </w:r>
+    </w:p>
+    <w:p>
+      <w:pPr>
+        <w:pBdr>
+          <w:left w:val="single" w:color="2E75B6" w:sz="8" w:space="4"/>
+        </w:pBdr>
+        <w:shd w:fill="EFF6FF" w:val="clear"/>
+        <w:spacing w:after="0" w:before="0"/>
+        <w:ind w:left="360"/>
+      </w:pPr>
+      <w:r>
+        <w:rPr>
+          <w:rFonts w:ascii="Courier New" w:cs="Courier New" w:eastAsia="Courier New" w:hAnsi="Courier New"/>
+          <w:color w:val="1A3A5C"/>
+          <w:sz w:val="18"/>
+          <w:szCs w:val="18"/>
+        </w:rPr>
+        <w:t xml:space="preserve">name: &lt;Human readable workflow name&gt;</w:t>
+      </w:r>
+    </w:p>
+    <w:p>
+      <w:pPr>
+        <w:pBdr>
+          <w:left w:val="single" w:color="2E75B6" w:sz="8" w:space="4"/>
+        </w:pBdr>
+        <w:shd w:fill="EFF6FF" w:val="clear"/>
+        <w:spacing w:after="0" w:before="0"/>
+        <w:ind w:left="360"/>
+      </w:pPr>
+      <w:r>
+        <w:rPr>
+          <w:rFonts w:ascii="Courier New" w:cs="Courier New" w:eastAsia="Courier New" w:hAnsi="Courier New"/>
+          <w:color w:val="1A3A5C"/>
+          <w:sz w:val="18"/>
+          <w:szCs w:val="18"/>
+        </w:rPr>
+        <w:t xml:space="preserve">description: &lt;One sentence, max 160 chars&gt;</w:t>
+      </w:r>
+    </w:p>
+    <w:p>
+      <w:pPr>
+        <w:pBdr>
+          <w:left w:val="single" w:color="2E75B6" w:sz="8" w:space="4"/>
+        </w:pBdr>
+        <w:shd w:fill="EFF6FF" w:val="clear"/>
+        <w:spacing w:after="0" w:before="0"/>
+        <w:ind w:left="360"/>
+      </w:pPr>
+      <w:r>
+        <w:rPr>
+          <w:rFonts w:ascii="Courier New" w:cs="Courier New" w:eastAsia="Courier New" w:hAnsi="Courier New"/>
+          <w:color w:val="1A3A5C"/>
+          <w:sz w:val="18"/>
+          <w:szCs w:val="18"/>
+        </w:rPr>
+        <w:t xml:space="preserve">inputs: &lt;Comma-separated input hints&gt;</w:t>
+      </w:r>
+    </w:p>
+    <w:p>
+      <w:pPr>
+        <w:pBdr>
+          <w:left w:val="single" w:color="2E75B6" w:sz="8" w:space="4"/>
+        </w:pBdr>
+        <w:shd w:fill="EFF6FF" w:val="clear"/>
+        <w:spacing w:after="0" w:before="0"/>
+        <w:ind w:left="360"/>
+      </w:pPr>
+      <w:r>
+        <w:rPr>
+          <w:rFonts w:ascii="Courier New" w:cs="Courier New" w:eastAsia="Courier New" w:hAnsi="Courier New"/>
+          <w:color w:val="1A3A5C"/>
+          <w:sz w:val="18"/>
+          <w:szCs w:val="18"/>
+        </w:rPr>
+        <w:t xml:space="preserve">tags: [tag1, tag2, tag3]</w:t>
+      </w:r>
+    </w:p>
+    <w:p>
+      <w:pPr>
+        <w:pBdr>
+          <w:left w:val="single" w:color="2E75B6" w:sz="8" w:space="4"/>
+        </w:pBdr>
+        <w:shd w:fill="EFF6FF" w:val="clear"/>
+        <w:spacing w:after="0" w:before="0"/>
+        <w:ind w:left="360"/>
+      </w:pPr>
+      <w:r>
+        <w:rPr>
+          <w:rFonts w:ascii="Courier New" w:cs="Courier New" w:eastAsia="Courier New" w:hAnsi="Courier New"/>
+          <w:color w:val="1A3A5C"/>
+          <w:sz w:val="18"/>
+          <w:szCs w:val="18"/>
+        </w:rPr>
+        <w:t xml:space="preserve">version: "1.0"</w:t>
+      </w:r>
+    </w:p>
+    <w:p>
+      <w:pPr>
+        <w:pBdr>
+          <w:left w:val="single" w:color="2E75B6" w:sz="8" w:space="4"/>
+        </w:pBdr>
+        <w:shd w:fill="EFF6FF" w:val="clear"/>
+        <w:spacing w:after="0" w:before="0"/>
+        <w:ind w:left="360"/>
+      </w:pPr>
+      <w:r>
+        <w:rPr>
+          <w:rFonts w:ascii="Courier New" w:cs="Courier New" w:eastAsia="Courier New" w:hAnsi="Courier New"/>
+          <w:color w:val="1A3A5C"/>
+          <w:sz w:val="18"/>
+          <w:szCs w:val="18"/>
+        </w:rPr>
+        <w:t xml:space="preserve">---</w:t>
       </w:r>
     </w:p>
     <w:p>
@@ -1465,1869 +2449,66 @@
           <w:sz w:val="18"/>
           <w:szCs w:val="18"/>
         </w:rPr>
-        <w:t xml:space="preserve">## Inputs:</w:t>
-      </w:r>
-    </w:p>
-    <w:p>
-      <w:pPr>
-        <w:pBdr>
-          <w:left w:val="single" w:color="2E75B6" w:sz="8" w:space="4"/>
-        </w:pBdr>
-        <w:shd w:fill="EFF6FF" w:val="clear"/>
-        <w:spacing w:after="0" w:before="0"/>
-        <w:ind w:left="360"/>
-      </w:pPr>
-      <w:r>
-        <w:rPr>
-          <w:rFonts w:ascii="Courier New" w:cs="Courier New" w:eastAsia="Courier New" w:hAnsi="Courier New"/>
-          <w:color w:val="1A3A5C"/>
-          <w:sz w:val="18"/>
-          <w:szCs w:val="18"/>
-        </w:rPr>
-        <w:t xml:space="preserve">- counterparty_name: Full or partial counterparty name e.g. Royal Bank of Canada (required)</w:t>
-      </w:r>
-    </w:p>
-    <w:p>
-      <w:pPr>
-        <w:pBdr>
-          <w:left w:val="single" w:color="2E75B6" w:sz="8" w:space="4"/>
-        </w:pBdr>
-        <w:shd w:fill="EFF6FF" w:val="clear"/>
-        <w:spacing w:after="0" w:before="0"/>
-        <w:ind w:left="360"/>
-      </w:pPr>
-      <w:r>
-        <w:rPr>
-          <w:rFonts w:ascii="Courier New" w:cs="Courier New" w:eastAsia="Courier New" w:hAnsi="Courier New"/>
-          <w:color w:val="1A3A5C"/>
-          <w:sz w:val="18"/>
-          <w:szCs w:val="18"/>
-        </w:rPr>
-        <w:t xml:space="preserve">- date: Snapshot date YYYY-MM-DD (optional — defaults to latest IRIS date)</w:t>
-      </w:r>
-    </w:p>
-    <w:p>
-      <w:pPr>
-        <w:pBdr>
-          <w:left w:val="single" w:color="2E75B6" w:sz="8" w:space="4"/>
-        </w:pBdr>
-        <w:shd w:fill="EFF6FF" w:val="clear"/>
-        <w:spacing w:after="0" w:before="0"/>
-        <w:ind w:left="360"/>
-      </w:pPr>
-      <w:r>
-        <w:rPr>
-          <w:rFonts w:ascii="Courier New" w:cs="Courier New" w:eastAsia="Courier New" w:hAnsi="Courier New"/>
-          <w:color w:val="1A3A5C"/>
-          <w:sz w:val="18"/>
-          <w:szCs w:val="18"/>
-        </w:rPr>
-        <w:t xml:space="preserve">- news_days: Days back for news search (optional — default 7)</w:t>
-      </w:r>
-    </w:p>
-    <w:p>
-      <w:pPr>
-        <w:pBdr>
-          <w:left w:val="single" w:color="2E75B6" w:sz="8" w:space="4"/>
-        </w:pBdr>
-        <w:shd w:fill="EFF6FF" w:val="clear"/>
-        <w:spacing w:after="0" w:before="0"/>
-        <w:ind w:left="360"/>
-      </w:pPr>
-      <w:r>
-        <w:rPr>
-          <w:rFonts w:ascii="Courier New" w:cs="Courier New" w:eastAsia="Courier New" w:hAnsi="Courier New"/>
-          <w:color w:val="1A3A5C"/>
-          <w:sz w:val="18"/>
-          <w:szCs w:val="18"/>
-        </w:rPr>
-        <w:t xml:space="preserve">- trend_from: Start date for exposure trend YYYY-MM-DD (optional)</w:t>
-      </w:r>
-    </w:p>
-    <w:p>
-      <w:pPr>
-        <w:pBdr>
-          <w:left w:val="single" w:color="2E75B6" w:sz="8" w:space="4"/>
-        </w:pBdr>
-        <w:shd w:fill="EFF6FF" w:val="clear"/>
-        <w:spacing w:after="0" w:before="0"/>
-        <w:ind w:left="360"/>
-      </w:pPr>
-      <w:r>
-        <w:rPr>
-          <w:rFonts w:ascii="Courier New" w:cs="Courier New" w:eastAsia="Courier New" w:hAnsi="Courier New"/>
-          <w:color w:val="1A3A5C"/>
-          <w:sz w:val="18"/>
-          <w:szCs w:val="18"/>
+        <w:t xml:space="preserve"># Workflow: ...</w:t>
+      </w:r>
+    </w:p>
+    <w:p>
+      <w:pPr>
+        <w:pBdr>
+          <w:left w:val="single" w:color="2E75B6" w:sz="8" w:space="4"/>
+        </w:pBdr>
+        <w:shd w:fill="EFF6FF" w:val="clear"/>
+        <w:spacing w:after="100" w:before="0"/>
+        <w:ind w:left="360"/>
+      </w:pPr>
+      <w:r>
+        <w:rPr>
+          <w:rFonts w:ascii="Courier New" w:cs="Courier New" w:eastAsia="Courier New" w:hAnsi="Courier New"/>
+          <w:color w:val="1A3A5C"/>
+          <w:sz w:val="18"/>
+          <w:szCs w:val="18"/>
+        </w:rPr>
+        <w:t xml:space="preserve">(rest of markdown body follows)</w:t>
+      </w:r>
+    </w:p>
+    <w:p>
+      <w:pPr>
+        <w:spacing w:after="0" w:before="0"/>
+      </w:pPr>
+      <w:r>
+        <w:rPr>
+          <w:rFonts w:ascii="Arial" w:cs="Arial" w:eastAsia="Arial" w:hAnsi="Arial"/>
+          <w:sz w:val="22"/>
+          <w:szCs w:val="22"/>
         </w:rPr>
         <w:t xml:space="preserve"/>
       </w:r>
     </w:p>
     <w:p>
       <w:pPr>
-        <w:pBdr>
-          <w:left w:val="single" w:color="2E75B6" w:sz="8" w:space="4"/>
-        </w:pBdr>
-        <w:shd w:fill="EFF6FF" w:val="clear"/>
-        <w:spacing w:after="0" w:before="0"/>
-        <w:ind w:left="360"/>
-      </w:pPr>
-      <w:r>
-        <w:rPr>
-          <w:rFonts w:ascii="Courier New" w:cs="Courier New" w:eastAsia="Courier New" w:hAnsi="Courier New"/>
-          <w:color w:val="1A3A5C"/>
-          <w:sz w:val="18"/>
-          <w:szCs w:val="18"/>
-        </w:rPr>
-        <w:t xml:space="preserve">## Step 1 — News Intelligence</w:t>
-      </w:r>
-    </w:p>
-    <w:p>
-      <w:pPr>
-        <w:pBdr>
-          <w:left w:val="single" w:color="2E75B6" w:sz="8" w:space="4"/>
-        </w:pBdr>
-        <w:shd w:fill="EFF6FF" w:val="clear"/>
-        <w:spacing w:after="0" w:before="0"/>
-        <w:ind w:left="360"/>
-      </w:pPr>
-      <w:r>
-        <w:rPr>
-          <w:rFonts w:ascii="Courier New" w:cs="Courier New" w:eastAsia="Courier New" w:hAnsi="Courier New"/>
-          <w:color w:val="1A3A5C"/>
-          <w:sz w:val="18"/>
-          <w:szCs w:val="18"/>
-        </w:rPr>
-        <w:t xml:space="preserve">Execute ALL four of the following tool calls in parallel:</w:t>
-      </w:r>
-    </w:p>
-    <w:p>
-      <w:pPr>
-        <w:pBdr>
-          <w:left w:val="single" w:color="2E75B6" w:sz="8" w:space="4"/>
-        </w:pBdr>
-        <w:shd w:fill="EFF6FF" w:val="clear"/>
-        <w:spacing w:after="0" w:before="0"/>
-        <w:ind w:left="360"/>
-      </w:pPr>
-      <w:r>
-        <w:rPr>
-          <w:rFonts w:ascii="Courier New" w:cs="Courier New" w:eastAsia="Courier New" w:hAnsi="Courier New"/>
-          <w:color w:val="1A3A5C"/>
-          <w:sz w:val="18"/>
-          <w:szCs w:val="18"/>
-        </w:rPr>
-        <w:t xml:space="preserve"/>
-      </w:r>
-    </w:p>
-    <w:p>
-      <w:pPr>
-        <w:pBdr>
-          <w:left w:val="single" w:color="2E75B6" w:sz="8" w:space="4"/>
-        </w:pBdr>
-        <w:shd w:fill="EFF6FF" w:val="clear"/>
-        <w:spacing w:after="0" w:before="0"/>
-        <w:ind w:left="360"/>
-      </w:pPr>
-      <w:r>
-        <w:rPr>
-          <w:rFonts w:ascii="Courier New" w:cs="Courier New" w:eastAsia="Courier New" w:hAnsi="Courier New"/>
-          <w:color w:val="1A3A5C"/>
-          <w:sz w:val="18"/>
-          <w:szCs w:val="18"/>
-        </w:rPr>
-        <w:t xml:space="preserve">```</w:t>
-      </w:r>
-    </w:p>
-    <w:p>
-      <w:pPr>
-        <w:pBdr>
-          <w:left w:val="single" w:color="2E75B6" w:sz="8" w:space="4"/>
-        </w:pBdr>
-        <w:shd w:fill="EFF6FF" w:val="clear"/>
-        <w:spacing w:after="0" w:before="0"/>
-        <w:ind w:left="360"/>
-      </w:pPr>
-      <w:r>
-        <w:rPr>
-          <w:rFonts w:ascii="Courier New" w:cs="Courier New" w:eastAsia="Courier New" w:hAnsi="Courier New"/>
-          <w:color w:val="1A3A5C"/>
-          <w:sz w:val="18"/>
-          <w:szCs w:val="18"/>
-        </w:rPr>
-        <w:t xml:space="preserve">tool: tavily_news_search</w:t>
-      </w:r>
-    </w:p>
-    <w:p>
-      <w:pPr>
-        <w:pBdr>
-          <w:left w:val="single" w:color="2E75B6" w:sz="8" w:space="4"/>
-        </w:pBdr>
-        <w:shd w:fill="EFF6FF" w:val="clear"/>
-        <w:spacing w:after="0" w:before="0"/>
-        <w:ind w:left="360"/>
-      </w:pPr>
-      <w:r>
-        <w:rPr>
-          <w:rFonts w:ascii="Courier New" w:cs="Courier New" w:eastAsia="Courier New" w:hAnsi="Courier New"/>
-          <w:color w:val="1A3A5C"/>
-          <w:sz w:val="18"/>
-          <w:szCs w:val="18"/>
-        </w:rPr>
-        <w:t xml:space="preserve">params: { "query": "{counterparty_name} financial news", "max_results": 5 }</w:t>
-      </w:r>
-    </w:p>
-    <w:p>
-      <w:pPr>
-        <w:pBdr>
-          <w:left w:val="single" w:color="2E75B6" w:sz="8" w:space="4"/>
-        </w:pBdr>
-        <w:shd w:fill="EFF6FF" w:val="clear"/>
-        <w:spacing w:after="0" w:before="0"/>
-        <w:ind w:left="360"/>
-      </w:pPr>
-      <w:r>
-        <w:rPr>
-          <w:rFonts w:ascii="Courier New" w:cs="Courier New" w:eastAsia="Courier New" w:hAnsi="Courier New"/>
-          <w:color w:val="1A3A5C"/>
-          <w:sz w:val="18"/>
-          <w:szCs w:val="18"/>
-        </w:rPr>
-        <w:t xml:space="preserve">```</w:t>
-      </w:r>
-    </w:p>
-    <w:p>
-      <w:pPr>
-        <w:pBdr>
-          <w:left w:val="single" w:color="2E75B6" w:sz="8" w:space="4"/>
-        </w:pBdr>
-        <w:shd w:fill="EFF6FF" w:val="clear"/>
-        <w:spacing w:after="0" w:before="0"/>
-        <w:ind w:left="360"/>
-      </w:pPr>
-      <w:r>
-        <w:rPr>
-          <w:rFonts w:ascii="Courier New" w:cs="Courier New" w:eastAsia="Courier New" w:hAnsi="Courier New"/>
-          <w:color w:val="1A3A5C"/>
-          <w:sz w:val="18"/>
-          <w:szCs w:val="18"/>
-        </w:rPr>
-        <w:t xml:space="preserve">```</w:t>
-      </w:r>
-    </w:p>
-    <w:p>
-      <w:pPr>
-        <w:pBdr>
-          <w:left w:val="single" w:color="2E75B6" w:sz="8" w:space="4"/>
-        </w:pBdr>
-        <w:shd w:fill="EFF6FF" w:val="clear"/>
-        <w:spacing w:after="0" w:before="0"/>
-        <w:ind w:left="360"/>
-      </w:pPr>
-      <w:r>
-        <w:rPr>
-          <w:rFonts w:ascii="Courier New" w:cs="Courier New" w:eastAsia="Courier New" w:hAnsi="Courier New"/>
-          <w:color w:val="1A3A5C"/>
-          <w:sz w:val="18"/>
-          <w:szCs w:val="18"/>
-        </w:rPr>
-        <w:t xml:space="preserve">tool: tavily_news_search</w:t>
-      </w:r>
-    </w:p>
-    <w:p>
-      <w:pPr>
-        <w:pBdr>
-          <w:left w:val="single" w:color="2E75B6" w:sz="8" w:space="4"/>
-        </w:pBdr>
-        <w:shd w:fill="EFF6FF" w:val="clear"/>
-        <w:spacing w:after="0" w:before="0"/>
-        <w:ind w:left="360"/>
-      </w:pPr>
-      <w:r>
-        <w:rPr>
-          <w:rFonts w:ascii="Courier New" w:cs="Courier New" w:eastAsia="Courier New" w:hAnsi="Courier New"/>
-          <w:color w:val="1A3A5C"/>
-          <w:sz w:val="18"/>
-          <w:szCs w:val="18"/>
-        </w:rPr>
-        <w:t xml:space="preserve">params: { "query": "{counterparty_name} credit risk regulatory 2026", "max_results": 5 }</w:t>
-      </w:r>
-    </w:p>
-    <w:p>
-      <w:pPr>
-        <w:pBdr>
-          <w:left w:val="single" w:color="2E75B6" w:sz="8" w:space="4"/>
-        </w:pBdr>
-        <w:shd w:fill="EFF6FF" w:val="clear"/>
-        <w:spacing w:after="0" w:before="0"/>
-        <w:ind w:left="360"/>
-      </w:pPr>
-      <w:r>
-        <w:rPr>
-          <w:rFonts w:ascii="Courier New" w:cs="Courier New" w:eastAsia="Courier New" w:hAnsi="Courier New"/>
-          <w:color w:val="1A3A5C"/>
-          <w:sz w:val="18"/>
-          <w:szCs w:val="18"/>
-        </w:rPr>
-        <w:t xml:space="preserve">```</w:t>
-      </w:r>
-    </w:p>
-    <w:p>
-      <w:pPr>
-        <w:pBdr>
-          <w:left w:val="single" w:color="2E75B6" w:sz="8" w:space="4"/>
-        </w:pBdr>
-        <w:shd w:fill="EFF6FF" w:val="clear"/>
-        <w:spacing w:after="0" w:before="0"/>
-        <w:ind w:left="360"/>
-      </w:pPr>
-      <w:r>
-        <w:rPr>
-          <w:rFonts w:ascii="Courier New" w:cs="Courier New" w:eastAsia="Courier New" w:hAnsi="Courier New"/>
-          <w:color w:val="1A3A5C"/>
-          <w:sz w:val="18"/>
-          <w:szCs w:val="18"/>
-        </w:rPr>
-        <w:t xml:space="preserve">```</w:t>
-      </w:r>
-    </w:p>
-    <w:p>
-      <w:pPr>
-        <w:pBdr>
-          <w:left w:val="single" w:color="2E75B6" w:sz="8" w:space="4"/>
-        </w:pBdr>
-        <w:shd w:fill="EFF6FF" w:val="clear"/>
-        <w:spacing w:after="0" w:before="0"/>
-        <w:ind w:left="360"/>
-      </w:pPr>
-      <w:r>
-        <w:rPr>
-          <w:rFonts w:ascii="Courier New" w:cs="Courier New" w:eastAsia="Courier New" w:hAnsi="Courier New"/>
-          <w:color w:val="1A3A5C"/>
-          <w:sz w:val="18"/>
-          <w:szCs w:val="18"/>
-        </w:rPr>
-        <w:t xml:space="preserve">tool: tavily_news_search</w:t>
-      </w:r>
-    </w:p>
-    <w:p>
-      <w:pPr>
-        <w:pBdr>
-          <w:left w:val="single" w:color="2E75B6" w:sz="8" w:space="4"/>
-        </w:pBdr>
-        <w:shd w:fill="EFF6FF" w:val="clear"/>
-        <w:spacing w:after="0" w:before="0"/>
-        <w:ind w:left="360"/>
-      </w:pPr>
-      <w:r>
-        <w:rPr>
-          <w:rFonts w:ascii="Courier New" w:cs="Courier New" w:eastAsia="Courier New" w:hAnsi="Courier New"/>
-          <w:color w:val="1A3A5C"/>
-          <w:sz w:val="18"/>
-          <w:szCs w:val="18"/>
-        </w:rPr>
-        <w:t xml:space="preserve">params: { "query": "{counterparty_name} earnings results outlook", "max_results": 3 }</w:t>
-      </w:r>
-    </w:p>
-    <w:p>
-      <w:pPr>
-        <w:pBdr>
-          <w:left w:val="single" w:color="2E75B6" w:sz="8" w:space="4"/>
-        </w:pBdr>
-        <w:shd w:fill="EFF6FF" w:val="clear"/>
-        <w:spacing w:after="0" w:before="0"/>
-        <w:ind w:left="360"/>
-      </w:pPr>
-      <w:r>
-        <w:rPr>
-          <w:rFonts w:ascii="Courier New" w:cs="Courier New" w:eastAsia="Courier New" w:hAnsi="Courier New"/>
-          <w:color w:val="1A3A5C"/>
-          <w:sz w:val="18"/>
-          <w:szCs w:val="18"/>
-        </w:rPr>
-        <w:t xml:space="preserve">```</w:t>
-      </w:r>
-    </w:p>
-    <w:p>
-      <w:pPr>
-        <w:pBdr>
-          <w:left w:val="single" w:color="2E75B6" w:sz="8" w:space="4"/>
-        </w:pBdr>
-        <w:shd w:fill="EFF6FF" w:val="clear"/>
-        <w:spacing w:after="0" w:before="0"/>
-        <w:ind w:left="360"/>
-      </w:pPr>
-      <w:r>
-        <w:rPr>
-          <w:rFonts w:ascii="Courier New" w:cs="Courier New" w:eastAsia="Courier New" w:hAnsi="Courier New"/>
-          <w:color w:val="1A3A5C"/>
-          <w:sz w:val="18"/>
-          <w:szCs w:val="18"/>
-        </w:rPr>
-        <w:t xml:space="preserve">```</w:t>
-      </w:r>
-    </w:p>
-    <w:p>
-      <w:pPr>
-        <w:pBdr>
-          <w:left w:val="single" w:color="2E75B6" w:sz="8" w:space="4"/>
-        </w:pBdr>
-        <w:shd w:fill="EFF6FF" w:val="clear"/>
-        <w:spacing w:after="0" w:before="0"/>
-        <w:ind w:left="360"/>
-      </w:pPr>
-      <w:r>
-        <w:rPr>
-          <w:rFonts w:ascii="Courier New" w:cs="Courier New" w:eastAsia="Courier New" w:hAnsi="Courier New"/>
-          <w:color w:val="1A3A5C"/>
-          <w:sz w:val="18"/>
-          <w:szCs w:val="18"/>
-        </w:rPr>
-        <w:t xml:space="preserve">tool: tavily_news_search</w:t>
-      </w:r>
-    </w:p>
-    <w:p>
-      <w:pPr>
-        <w:pBdr>
-          <w:left w:val="single" w:color="2E75B6" w:sz="8" w:space="4"/>
-        </w:pBdr>
-        <w:shd w:fill="EFF6FF" w:val="clear"/>
-        <w:spacing w:after="0" w:before="0"/>
-        <w:ind w:left="360"/>
-      </w:pPr>
-      <w:r>
-        <w:rPr>
-          <w:rFonts w:ascii="Courier New" w:cs="Courier New" w:eastAsia="Courier New" w:hAnsi="Courier New"/>
-          <w:color w:val="1A3A5C"/>
-          <w:sz w:val="18"/>
-          <w:szCs w:val="18"/>
-        </w:rPr>
-        <w:t xml:space="preserve">params: { "query": "{counterparty_name} default bankruptcy restructuring distress", "max_results": 3 }</w:t>
-      </w:r>
-    </w:p>
-    <w:p>
-      <w:pPr>
-        <w:pBdr>
-          <w:left w:val="single" w:color="2E75B6" w:sz="8" w:space="4"/>
-        </w:pBdr>
-        <w:shd w:fill="EFF6FF" w:val="clear"/>
-        <w:spacing w:after="0" w:before="0"/>
-        <w:ind w:left="360"/>
-      </w:pPr>
-      <w:r>
-        <w:rPr>
-          <w:rFonts w:ascii="Courier New" w:cs="Courier New" w:eastAsia="Courier New" w:hAnsi="Courier New"/>
-          <w:color w:val="1A3A5C"/>
-          <w:sz w:val="18"/>
-          <w:szCs w:val="18"/>
-        </w:rPr>
-        <w:t xml:space="preserve">```</w:t>
-      </w:r>
-    </w:p>
-    <w:p>
-      <w:pPr>
-        <w:pBdr>
-          <w:left w:val="single" w:color="2E75B6" w:sz="8" w:space="4"/>
-        </w:pBdr>
-        <w:shd w:fill="EFF6FF" w:val="clear"/>
-        <w:spacing w:after="0" w:before="0"/>
-        <w:ind w:left="360"/>
-      </w:pPr>
-      <w:r>
-        <w:rPr>
-          <w:rFonts w:ascii="Courier New" w:cs="Courier New" w:eastAsia="Courier New" w:hAnsi="Courier New"/>
-          <w:color w:val="1A3A5C"/>
-          <w:sz w:val="18"/>
-          <w:szCs w:val="18"/>
-        </w:rPr>
-        <w:t xml:space="preserve"/>
-      </w:r>
-    </w:p>
-    <w:p>
-      <w:pPr>
-        <w:pBdr>
-          <w:left w:val="single" w:color="2E75B6" w:sz="8" w:space="4"/>
-        </w:pBdr>
-        <w:shd w:fill="EFF6FF" w:val="clear"/>
-        <w:spacing w:after="0" w:before="0"/>
-        <w:ind w:left="360"/>
-      </w:pPr>
-      <w:r>
-        <w:rPr>
-          <w:rFonts w:ascii="Courier New" w:cs="Courier New" w:eastAsia="Courier New" w:hAnsi="Courier New"/>
-          <w:color w:val="1A3A5C"/>
-          <w:sz w:val="18"/>
-          <w:szCs w:val="18"/>
-        </w:rPr>
-        <w:t xml:space="preserve">## Step 2 — IRIS Data Pull</w:t>
-      </w:r>
-    </w:p>
-    <w:p>
-      <w:pPr>
-        <w:pBdr>
-          <w:left w:val="single" w:color="2E75B6" w:sz="8" w:space="4"/>
-        </w:pBdr>
-        <w:shd w:fill="EFF6FF" w:val="clear"/>
-        <w:spacing w:after="0" w:before="0"/>
-        <w:ind w:left="360"/>
-      </w:pPr>
-      <w:r>
-        <w:rPr>
-          <w:rFonts w:ascii="Courier New" w:cs="Courier New" w:eastAsia="Courier New" w:hAnsi="Courier New"/>
-          <w:color w:val="1A3A5C"/>
-          <w:sz w:val="18"/>
-          <w:szCs w:val="18"/>
-        </w:rPr>
-        <w:t xml:space="preserve">First call iris_list_dates to get the latest available date.</w:t>
-      </w:r>
-    </w:p>
-    <w:p>
-      <w:pPr>
-        <w:pBdr>
-          <w:left w:val="single" w:color="2E75B6" w:sz="8" w:space="4"/>
-        </w:pBdr>
-        <w:shd w:fill="EFF6FF" w:val="clear"/>
-        <w:spacing w:after="0" w:before="0"/>
-        <w:ind w:left="360"/>
-      </w:pPr>
-      <w:r>
-        <w:rPr>
-          <w:rFonts w:ascii="Courier New" w:cs="Courier New" w:eastAsia="Courier New" w:hAnsi="Courier New"/>
-          <w:color w:val="1A3A5C"/>
-          <w:sz w:val="18"/>
-          <w:szCs w:val="18"/>
-        </w:rPr>
-        <w:t xml:space="preserve">Then call iris_search_counterparties to resolve the counterparty code.</w:t>
-      </w:r>
-    </w:p>
-    <w:p>
-      <w:pPr>
-        <w:pBdr>
-          <w:left w:val="single" w:color="2E75B6" w:sz="8" w:space="4"/>
-        </w:pBdr>
-        <w:shd w:fill="EFF6FF" w:val="clear"/>
-        <w:spacing w:after="0" w:before="0"/>
-        <w:ind w:left="360"/>
-      </w:pPr>
-      <w:r>
-        <w:rPr>
-          <w:rFonts w:ascii="Courier New" w:cs="Courier New" w:eastAsia="Courier New" w:hAnsi="Courier New"/>
-          <w:color w:val="1A3A5C"/>
-          <w:sz w:val="18"/>
-          <w:szCs w:val="18"/>
-        </w:rPr>
-        <w:t xml:space="preserve">Then execute the following three tool calls in parallel using the resolved code:</w:t>
-      </w:r>
-    </w:p>
-    <w:p>
-      <w:pPr>
-        <w:pBdr>
-          <w:left w:val="single" w:color="2E75B6" w:sz="8" w:space="4"/>
-        </w:pBdr>
-        <w:shd w:fill="EFF6FF" w:val="clear"/>
-        <w:spacing w:after="0" w:before="0"/>
-        <w:ind w:left="360"/>
-      </w:pPr>
-      <w:r>
-        <w:rPr>
-          <w:rFonts w:ascii="Courier New" w:cs="Courier New" w:eastAsia="Courier New" w:hAnsi="Courier New"/>
-          <w:color w:val="1A3A5C"/>
-          <w:sz w:val="18"/>
-          <w:szCs w:val="18"/>
-        </w:rPr>
-        <w:t xml:space="preserve"/>
-      </w:r>
-    </w:p>
-    <w:p>
-      <w:pPr>
-        <w:pBdr>
-          <w:left w:val="single" w:color="2E75B6" w:sz="8" w:space="4"/>
-        </w:pBdr>
-        <w:shd w:fill="EFF6FF" w:val="clear"/>
-        <w:spacing w:after="0" w:before="0"/>
-        <w:ind w:left="360"/>
-      </w:pPr>
-      <w:r>
-        <w:rPr>
-          <w:rFonts w:ascii="Courier New" w:cs="Courier New" w:eastAsia="Courier New" w:hAnsi="Courier New"/>
-          <w:color w:val="1A3A5C"/>
-          <w:sz w:val="18"/>
-          <w:szCs w:val="18"/>
-        </w:rPr>
-        <w:t xml:space="preserve">```</w:t>
-      </w:r>
-    </w:p>
-    <w:p>
-      <w:pPr>
-        <w:pBdr>
-          <w:left w:val="single" w:color="2E75B6" w:sz="8" w:space="4"/>
-        </w:pBdr>
-        <w:shd w:fill="EFF6FF" w:val="clear"/>
-        <w:spacing w:after="0" w:before="0"/>
-        <w:ind w:left="360"/>
-      </w:pPr>
-      <w:r>
-        <w:rPr>
-          <w:rFonts w:ascii="Courier New" w:cs="Courier New" w:eastAsia="Courier New" w:hAnsi="Courier New"/>
-          <w:color w:val="1A3A5C"/>
-          <w:sz w:val="18"/>
-          <w:szCs w:val="18"/>
-        </w:rPr>
-        <w:t xml:space="preserve">tool: iris_counterparty_dashboard</w:t>
-      </w:r>
-    </w:p>
-    <w:p>
-      <w:pPr>
-        <w:pBdr>
-          <w:left w:val="single" w:color="2E75B6" w:sz="8" w:space="4"/>
-        </w:pBdr>
-        <w:shd w:fill="EFF6FF" w:val="clear"/>
-        <w:spacing w:after="0" w:before="0"/>
-        <w:ind w:left="360"/>
-      </w:pPr>
-      <w:r>
-        <w:rPr>
-          <w:rFonts w:ascii="Courier New" w:cs="Courier New" w:eastAsia="Courier New" w:hAnsi="Courier New"/>
-          <w:color w:val="1A3A5C"/>
-          <w:sz w:val="18"/>
-          <w:szCs w:val="18"/>
-        </w:rPr>
-        <w:t xml:space="preserve">params: { "counterparty_code": "{resolved_code}", "date": "{date}" }</w:t>
-      </w:r>
-    </w:p>
-    <w:p>
-      <w:pPr>
-        <w:pBdr>
-          <w:left w:val="single" w:color="2E75B6" w:sz="8" w:space="4"/>
-        </w:pBdr>
-        <w:shd w:fill="EFF6FF" w:val="clear"/>
-        <w:spacing w:after="0" w:before="0"/>
-        <w:ind w:left="360"/>
-      </w:pPr>
-      <w:r>
-        <w:rPr>
-          <w:rFonts w:ascii="Courier New" w:cs="Courier New" w:eastAsia="Courier New" w:hAnsi="Courier New"/>
-          <w:color w:val="1A3A5C"/>
-          <w:sz w:val="18"/>
-          <w:szCs w:val="18"/>
-        </w:rPr>
-        <w:t xml:space="preserve">```</w:t>
-      </w:r>
-    </w:p>
-    <w:p>
-      <w:pPr>
-        <w:pBdr>
-          <w:left w:val="single" w:color="2E75B6" w:sz="8" w:space="4"/>
-        </w:pBdr>
-        <w:shd w:fill="EFF6FF" w:val="clear"/>
-        <w:spacing w:after="0" w:before="0"/>
-        <w:ind w:left="360"/>
-      </w:pPr>
-      <w:r>
-        <w:rPr>
-          <w:rFonts w:ascii="Courier New" w:cs="Courier New" w:eastAsia="Courier New" w:hAnsi="Courier New"/>
-          <w:color w:val="1A3A5C"/>
-          <w:sz w:val="18"/>
-          <w:szCs w:val="18"/>
-        </w:rPr>
-        <w:t xml:space="preserve">```</w:t>
-      </w:r>
-    </w:p>
-    <w:p>
-      <w:pPr>
-        <w:pBdr>
-          <w:left w:val="single" w:color="2E75B6" w:sz="8" w:space="4"/>
-        </w:pBdr>
-        <w:shd w:fill="EFF6FF" w:val="clear"/>
-        <w:spacing w:after="0" w:before="0"/>
-        <w:ind w:left="360"/>
-      </w:pPr>
-      <w:r>
-        <w:rPr>
-          <w:rFonts w:ascii="Courier New" w:cs="Courier New" w:eastAsia="Courier New" w:hAnsi="Courier New"/>
-          <w:color w:val="1A3A5C"/>
-          <w:sz w:val="18"/>
-          <w:szCs w:val="18"/>
-        </w:rPr>
-        <w:t xml:space="preserve">tool: iris_limit_breach_check</w:t>
-      </w:r>
-    </w:p>
-    <w:p>
-      <w:pPr>
-        <w:pBdr>
-          <w:left w:val="single" w:color="2E75B6" w:sz="8" w:space="4"/>
-        </w:pBdr>
-        <w:shd w:fill="EFF6FF" w:val="clear"/>
-        <w:spacing w:after="0" w:before="0"/>
-        <w:ind w:left="360"/>
-      </w:pPr>
-      <w:r>
-        <w:rPr>
-          <w:rFonts w:ascii="Courier New" w:cs="Courier New" w:eastAsia="Courier New" w:hAnsi="Courier New"/>
-          <w:color w:val="1A3A5C"/>
-          <w:sz w:val="18"/>
-          <w:szCs w:val="18"/>
-        </w:rPr>
-        <w:t xml:space="preserve">params: { "counterparty_code": "{resolved_code}", "date": "{date}" }</w:t>
-      </w:r>
-    </w:p>
-    <w:p>
-      <w:pPr>
-        <w:pBdr>
-          <w:left w:val="single" w:color="2E75B6" w:sz="8" w:space="4"/>
-        </w:pBdr>
-        <w:shd w:fill="EFF6FF" w:val="clear"/>
-        <w:spacing w:after="0" w:before="0"/>
-        <w:ind w:left="360"/>
-      </w:pPr>
-      <w:r>
-        <w:rPr>
-          <w:rFonts w:ascii="Courier New" w:cs="Courier New" w:eastAsia="Courier New" w:hAnsi="Courier New"/>
-          <w:color w:val="1A3A5C"/>
-          <w:sz w:val="18"/>
-          <w:szCs w:val="18"/>
-        </w:rPr>
-        <w:t xml:space="preserve">```</w:t>
-      </w:r>
-    </w:p>
-    <w:p>
-      <w:pPr>
-        <w:pBdr>
-          <w:left w:val="single" w:color="2E75B6" w:sz="8" w:space="4"/>
-        </w:pBdr>
-        <w:shd w:fill="EFF6FF" w:val="clear"/>
-        <w:spacing w:after="0" w:before="0"/>
-        <w:ind w:left="360"/>
-      </w:pPr>
-      <w:r>
-        <w:rPr>
-          <w:rFonts w:ascii="Courier New" w:cs="Courier New" w:eastAsia="Courier New" w:hAnsi="Courier New"/>
-          <w:color w:val="1A3A5C"/>
-          <w:sz w:val="18"/>
-          <w:szCs w:val="18"/>
-        </w:rPr>
-        <w:t xml:space="preserve">```</w:t>
-      </w:r>
-    </w:p>
-    <w:p>
-      <w:pPr>
-        <w:pBdr>
-          <w:left w:val="single" w:color="2E75B6" w:sz="8" w:space="4"/>
-        </w:pBdr>
-        <w:shd w:fill="EFF6FF" w:val="clear"/>
-        <w:spacing w:after="0" w:before="0"/>
-        <w:ind w:left="360"/>
-      </w:pPr>
-      <w:r>
-        <w:rPr>
-          <w:rFonts w:ascii="Courier New" w:cs="Courier New" w:eastAsia="Courier New" w:hAnsi="Courier New"/>
-          <w:color w:val="1A3A5C"/>
-          <w:sz w:val="18"/>
-          <w:szCs w:val="18"/>
-        </w:rPr>
-        <w:t xml:space="preserve">tool: iris_exposure_trend</w:t>
-      </w:r>
-    </w:p>
-    <w:p>
-      <w:pPr>
-        <w:pBdr>
-          <w:left w:val="single" w:color="2E75B6" w:sz="8" w:space="4"/>
-        </w:pBdr>
-        <w:shd w:fill="EFF6FF" w:val="clear"/>
-        <w:spacing w:after="0" w:before="0"/>
-        <w:ind w:left="360"/>
-      </w:pPr>
-      <w:r>
-        <w:rPr>
-          <w:rFonts w:ascii="Courier New" w:cs="Courier New" w:eastAsia="Courier New" w:hAnsi="Courier New"/>
-          <w:color w:val="1A3A5C"/>
-          <w:sz w:val="18"/>
-          <w:szCs w:val="18"/>
-        </w:rPr>
-        <w:t xml:space="preserve">params: { "counterparty_code": "{resolved_code}", "date_from": "{trend_from}", "date_to": "{date}" }</w:t>
-      </w:r>
-    </w:p>
-    <w:p>
-      <w:pPr>
-        <w:pBdr>
-          <w:left w:val="single" w:color="2E75B6" w:sz="8" w:space="4"/>
-        </w:pBdr>
-        <w:shd w:fill="EFF6FF" w:val="clear"/>
-        <w:spacing w:after="0" w:before="0"/>
-        <w:ind w:left="360"/>
-      </w:pPr>
-      <w:r>
-        <w:rPr>
-          <w:rFonts w:ascii="Courier New" w:cs="Courier New" w:eastAsia="Courier New" w:hAnsi="Courier New"/>
-          <w:color w:val="1A3A5C"/>
-          <w:sz w:val="18"/>
-          <w:szCs w:val="18"/>
-        </w:rPr>
-        <w:t xml:space="preserve">```</w:t>
-      </w:r>
-    </w:p>
-    <w:p>
-      <w:pPr>
-        <w:pBdr>
-          <w:left w:val="single" w:color="2E75B6" w:sz="8" w:space="4"/>
-        </w:pBdr>
-        <w:shd w:fill="EFF6FF" w:val="clear"/>
-        <w:spacing w:after="0" w:before="0"/>
-        <w:ind w:left="360"/>
-      </w:pPr>
-      <w:r>
-        <w:rPr>
-          <w:rFonts w:ascii="Courier New" w:cs="Courier New" w:eastAsia="Courier New" w:hAnsi="Courier New"/>
-          <w:color w:val="1A3A5C"/>
-          <w:sz w:val="18"/>
-          <w:szCs w:val="18"/>
-        </w:rPr>
-        <w:t xml:space="preserve"/>
-      </w:r>
-    </w:p>
-    <w:p>
-      <w:pPr>
-        <w:pBdr>
-          <w:left w:val="single" w:color="2E75B6" w:sz="8" w:space="4"/>
-        </w:pBdr>
-        <w:shd w:fill="EFF6FF" w:val="clear"/>
-        <w:spacing w:after="0" w:before="0"/>
-        <w:ind w:left="360"/>
-      </w:pPr>
-      <w:r>
-        <w:rPr>
-          <w:rFonts w:ascii="Courier New" w:cs="Courier New" w:eastAsia="Courier New" w:hAnsi="Courier New"/>
-          <w:color w:val="1A3A5C"/>
-          <w:sz w:val="18"/>
-          <w:szCs w:val="18"/>
-        </w:rPr>
-        <w:t xml:space="preserve">## Step 3 — Integrated Risk Analysis</w:t>
-      </w:r>
-    </w:p>
-    <w:p>
-      <w:pPr>
-        <w:pBdr>
-          <w:left w:val="single" w:color="2E75B6" w:sz="8" w:space="4"/>
-        </w:pBdr>
-        <w:shd w:fill="EFF6FF" w:val="clear"/>
-        <w:spacing w:after="0" w:before="0"/>
-        <w:ind w:left="360"/>
-      </w:pPr>
-      <w:r>
-        <w:rPr>
-          <w:rFonts w:ascii="Courier New" w:cs="Courier New" w:eastAsia="Courier New" w:hAnsi="Courier New"/>
-          <w:color w:val="1A3A5C"/>
-          <w:sz w:val="18"/>
-          <w:szCs w:val="18"/>
-        </w:rPr>
-        <w:t xml:space="preserve">You are a senior counterparty risk analyst at a financial institution.</w:t>
-      </w:r>
-    </w:p>
-    <w:p>
-      <w:pPr>
-        <w:pBdr>
-          <w:left w:val="single" w:color="2E75B6" w:sz="8" w:space="4"/>
-        </w:pBdr>
-        <w:shd w:fill="EFF6FF" w:val="clear"/>
-        <w:spacing w:after="0" w:before="0"/>
-        <w:ind w:left="360"/>
-      </w:pPr>
-      <w:r>
-        <w:rPr>
-          <w:rFonts w:ascii="Courier New" w:cs="Courier New" w:eastAsia="Courier New" w:hAnsi="Courier New"/>
-          <w:color w:val="1A3A5C"/>
-          <w:sz w:val="18"/>
-          <w:szCs w:val="18"/>
-        </w:rPr>
-        <w:t xml:space="preserve">Using the news from Step 1 and the IRIS data from Step 2, perform an integrated analysis:</w:t>
-      </w:r>
-    </w:p>
-    <w:p>
-      <w:pPr>
-        <w:pBdr>
-          <w:left w:val="single" w:color="2E75B6" w:sz="8" w:space="4"/>
-        </w:pBdr>
-        <w:shd w:fill="EFF6FF" w:val="clear"/>
-        <w:spacing w:after="0" w:before="0"/>
-        <w:ind w:left="360"/>
-      </w:pPr>
-      <w:r>
-        <w:rPr>
-          <w:rFonts w:ascii="Courier New" w:cs="Courier New" w:eastAsia="Courier New" w:hAnsi="Courier New"/>
-          <w:color w:val="1A3A5C"/>
-          <w:sz w:val="18"/>
-          <w:szCs w:val="18"/>
-        </w:rPr>
-        <w:t xml:space="preserve"/>
-      </w:r>
-    </w:p>
-    <w:p>
-      <w:pPr>
-        <w:pBdr>
-          <w:left w:val="single" w:color="2E75B6" w:sz="8" w:space="4"/>
-        </w:pBdr>
-        <w:shd w:fill="EFF6FF" w:val="clear"/>
-        <w:spacing w:after="0" w:before="0"/>
-        <w:ind w:left="360"/>
-      </w:pPr>
-      <w:r>
-        <w:rPr>
-          <w:rFonts w:ascii="Courier New" w:cs="Courier New" w:eastAsia="Courier New" w:hAnsi="Courier New"/>
-          <w:color w:val="1A3A5C"/>
-          <w:sz w:val="18"/>
-          <w:szCs w:val="18"/>
-        </w:rPr>
-        <w:t xml:space="preserve">1. NEWS SIGNAL ASSESSMENT</w:t>
-      </w:r>
-    </w:p>
-    <w:p>
-      <w:pPr>
-        <w:pBdr>
-          <w:left w:val="single" w:color="2E75B6" w:sz="8" w:space="4"/>
-        </w:pBdr>
-        <w:shd w:fill="EFF6FF" w:val="clear"/>
-        <w:spacing w:after="0" w:before="0"/>
-        <w:ind w:left="360"/>
-      </w:pPr>
-      <w:r>
-        <w:rPr>
-          <w:rFonts w:ascii="Courier New" w:cs="Courier New" w:eastAsia="Courier New" w:hAnsi="Courier New"/>
-          <w:color w:val="1A3A5C"/>
-          <w:sz w:val="18"/>
-          <w:szCs w:val="18"/>
-        </w:rPr>
-        <w:t xml:space="preserve">   Classify each news item: POSITIVE / NEUTRAL / NEGATIVE / MATERIAL_RISK.</w:t>
-      </w:r>
-    </w:p>
-    <w:p>
-      <w:pPr>
-        <w:pBdr>
-          <w:left w:val="single" w:color="2E75B6" w:sz="8" w:space="4"/>
-        </w:pBdr>
-        <w:shd w:fill="EFF6FF" w:val="clear"/>
-        <w:spacing w:after="0" w:before="0"/>
-        <w:ind w:left="360"/>
-      </w:pPr>
-      <w:r>
-        <w:rPr>
-          <w:rFonts w:ascii="Courier New" w:cs="Courier New" w:eastAsia="Courier New" w:hAnsi="Courier New"/>
-          <w:color w:val="1A3A5C"/>
-          <w:sz w:val="18"/>
-          <w:szCs w:val="18"/>
-        </w:rPr>
-        <w:t xml:space="preserve">   Identify any news that directly affects creditworthiness.</w:t>
-      </w:r>
-    </w:p>
-    <w:p>
-      <w:pPr>
-        <w:pBdr>
-          <w:left w:val="single" w:color="2E75B6" w:sz="8" w:space="4"/>
-        </w:pBdr>
-        <w:shd w:fill="EFF6FF" w:val="clear"/>
-        <w:spacing w:after="0" w:before="0"/>
-        <w:ind w:left="360"/>
-      </w:pPr>
-      <w:r>
-        <w:rPr>
-          <w:rFonts w:ascii="Courier New" w:cs="Courier New" w:eastAsia="Courier New" w:hAnsi="Courier New"/>
-          <w:color w:val="1A3A5C"/>
-          <w:sz w:val="18"/>
-          <w:szCs w:val="18"/>
-        </w:rPr>
-        <w:t xml:space="preserve">   Flag any regulatory, legal, or financial stress signals.</w:t>
-      </w:r>
-    </w:p>
-    <w:p>
-      <w:pPr>
-        <w:pBdr>
-          <w:left w:val="single" w:color="2E75B6" w:sz="8" w:space="4"/>
-        </w:pBdr>
-        <w:shd w:fill="EFF6FF" w:val="clear"/>
-        <w:spacing w:after="0" w:before="0"/>
-        <w:ind w:left="360"/>
-      </w:pPr>
-      <w:r>
-        <w:rPr>
-          <w:rFonts w:ascii="Courier New" w:cs="Courier New" w:eastAsia="Courier New" w:hAnsi="Courier New"/>
-          <w:color w:val="1A3A5C"/>
-          <w:sz w:val="18"/>
-          <w:szCs w:val="18"/>
-        </w:rPr>
-        <w:t xml:space="preserve"/>
-      </w:r>
-    </w:p>
-    <w:p>
-      <w:pPr>
-        <w:pBdr>
-          <w:left w:val="single" w:color="2E75B6" w:sz="8" w:space="4"/>
-        </w:pBdr>
-        <w:shd w:fill="EFF6FF" w:val="clear"/>
-        <w:spacing w:after="0" w:before="0"/>
-        <w:ind w:left="360"/>
-      </w:pPr>
-      <w:r>
-        <w:rPr>
-          <w:rFonts w:ascii="Courier New" w:cs="Courier New" w:eastAsia="Courier New" w:hAnsi="Courier New"/>
-          <w:color w:val="1A3A5C"/>
-          <w:sz w:val="18"/>
-          <w:szCs w:val="18"/>
-        </w:rPr>
-        <w:t xml:space="preserve">2. INTERNAL EXPOSURE SUMMARY</w:t>
-      </w:r>
-    </w:p>
-    <w:p>
-      <w:pPr>
-        <w:pBdr>
-          <w:left w:val="single" w:color="2E75B6" w:sz="8" w:space="4"/>
-        </w:pBdr>
-        <w:shd w:fill="EFF6FF" w:val="clear"/>
-        <w:spacing w:after="0" w:before="0"/>
-        <w:ind w:left="360"/>
-      </w:pPr>
-      <w:r>
-        <w:rPr>
-          <w:rFonts w:ascii="Courier New" w:cs="Courier New" w:eastAsia="Courier New" w:hAnsi="Courier New"/>
-          <w:color w:val="1A3A5C"/>
-          <w:sz w:val="18"/>
-          <w:szCs w:val="18"/>
-        </w:rPr>
-        <w:t xml:space="preserve">   Summarise current total exposure across all products and legal entities.</w:t>
-      </w:r>
-    </w:p>
-    <w:p>
-      <w:pPr>
-        <w:pBdr>
-          <w:left w:val="single" w:color="2E75B6" w:sz="8" w:space="4"/>
-        </w:pBdr>
-        <w:shd w:fill="EFF6FF" w:val="clear"/>
-        <w:spacing w:after="0" w:before="0"/>
-        <w:ind w:left="360"/>
-      </w:pPr>
-      <w:r>
-        <w:rPr>
-          <w:rFonts w:ascii="Courier New" w:cs="Courier New" w:eastAsia="Courier New" w:hAnsi="Courier New"/>
-          <w:color w:val="1A3A5C"/>
-          <w:sz w:val="18"/>
-          <w:szCs w:val="18"/>
-        </w:rPr>
-        <w:t xml:space="preserve">   Identify the largest product exposure and highest utilisation rates.</w:t>
-      </w:r>
-    </w:p>
-    <w:p>
-      <w:pPr>
-        <w:pBdr>
-          <w:left w:val="single" w:color="2E75B6" w:sz="8" w:space="4"/>
-        </w:pBdr>
-        <w:shd w:fill="EFF6FF" w:val="clear"/>
-        <w:spacing w:after="0" w:before="0"/>
-        <w:ind w:left="360"/>
-      </w:pPr>
-      <w:r>
-        <w:rPr>
-          <w:rFonts w:ascii="Courier New" w:cs="Courier New" w:eastAsia="Courier New" w:hAnsi="Courier New"/>
-          <w:color w:val="1A3A5C"/>
-          <w:sz w:val="18"/>
-          <w:szCs w:val="18"/>
-        </w:rPr>
-        <w:t xml:space="preserve">   State current headroom clearly.</w:t>
-      </w:r>
-    </w:p>
-    <w:p>
-      <w:pPr>
-        <w:pBdr>
-          <w:left w:val="single" w:color="2E75B6" w:sz="8" w:space="4"/>
-        </w:pBdr>
-        <w:shd w:fill="EFF6FF" w:val="clear"/>
-        <w:spacing w:after="0" w:before="0"/>
-        <w:ind w:left="360"/>
-      </w:pPr>
-      <w:r>
-        <w:rPr>
-          <w:rFonts w:ascii="Courier New" w:cs="Courier New" w:eastAsia="Courier New" w:hAnsi="Courier New"/>
-          <w:color w:val="1A3A5C"/>
-          <w:sz w:val="18"/>
-          <w:szCs w:val="18"/>
-        </w:rPr>
-        <w:t xml:space="preserve"/>
-      </w:r>
-    </w:p>
-    <w:p>
-      <w:pPr>
-        <w:pBdr>
-          <w:left w:val="single" w:color="2E75B6" w:sz="8" w:space="4"/>
-        </w:pBdr>
-        <w:shd w:fill="EFF6FF" w:val="clear"/>
-        <w:spacing w:after="0" w:before="0"/>
-        <w:ind w:left="360"/>
-      </w:pPr>
-      <w:r>
-        <w:rPr>
-          <w:rFonts w:ascii="Courier New" w:cs="Courier New" w:eastAsia="Courier New" w:hAnsi="Courier New"/>
-          <w:color w:val="1A3A5C"/>
-          <w:sz w:val="18"/>
-          <w:szCs w:val="18"/>
-        </w:rPr>
-        <w:t xml:space="preserve">3. BREACH AND STRESS FLAGS</w:t>
-      </w:r>
-    </w:p>
-    <w:p>
-      <w:pPr>
-        <w:pBdr>
-          <w:left w:val="single" w:color="2E75B6" w:sz="8" w:space="4"/>
-        </w:pBdr>
-        <w:shd w:fill="EFF6FF" w:val="clear"/>
-        <w:spacing w:after="0" w:before="0"/>
-        <w:ind w:left="360"/>
-      </w:pPr>
-      <w:r>
-        <w:rPr>
-          <w:rFonts w:ascii="Courier New" w:cs="Courier New" w:eastAsia="Courier New" w:hAnsi="Courier New"/>
-          <w:color w:val="1A3A5C"/>
-          <w:sz w:val="18"/>
-          <w:szCs w:val="18"/>
-        </w:rPr>
-        <w:t xml:space="preserve">   List any active limit breaches with limit_key, overage amount, and severity.</w:t>
-      </w:r>
-    </w:p>
-    <w:p>
-      <w:pPr>
-        <w:pBdr>
-          <w:left w:val="single" w:color="2E75B6" w:sz="8" w:space="4"/>
-        </w:pBdr>
-        <w:shd w:fill="EFF6FF" w:val="clear"/>
-        <w:spacing w:after="0" w:before="0"/>
-        <w:ind w:left="360"/>
-      </w:pPr>
-      <w:r>
-        <w:rPr>
-          <w:rFonts w:ascii="Courier New" w:cs="Courier New" w:eastAsia="Courier New" w:hAnsi="Courier New"/>
-          <w:color w:val="1A3A5C"/>
-          <w:sz w:val="18"/>
-          <w:szCs w:val="18"/>
-        </w:rPr>
-        <w:t xml:space="preserve">   Correlate breaches with any negative news signals.</w:t>
-      </w:r>
-    </w:p>
-    <w:p>
-      <w:pPr>
-        <w:pBdr>
-          <w:left w:val="single" w:color="2E75B6" w:sz="8" w:space="4"/>
-        </w:pBdr>
-        <w:shd w:fill="EFF6FF" w:val="clear"/>
-        <w:spacing w:after="0" w:before="0"/>
-        <w:ind w:left="360"/>
-      </w:pPr>
-      <w:r>
-        <w:rPr>
-          <w:rFonts w:ascii="Courier New" w:cs="Courier New" w:eastAsia="Courier New" w:hAnsi="Courier New"/>
-          <w:color w:val="1A3A5C"/>
-          <w:sz w:val="18"/>
-          <w:szCs w:val="18"/>
-        </w:rPr>
-        <w:t xml:space="preserve"/>
-      </w:r>
-    </w:p>
-    <w:p>
-      <w:pPr>
-        <w:pBdr>
-          <w:left w:val="single" w:color="2E75B6" w:sz="8" w:space="4"/>
-        </w:pBdr>
-        <w:shd w:fill="EFF6FF" w:val="clear"/>
-        <w:spacing w:after="0" w:before="0"/>
-        <w:ind w:left="360"/>
-      </w:pPr>
-      <w:r>
-        <w:rPr>
-          <w:rFonts w:ascii="Courier New" w:cs="Courier New" w:eastAsia="Courier New" w:hAnsi="Courier New"/>
-          <w:color w:val="1A3A5C"/>
-          <w:sz w:val="18"/>
-          <w:szCs w:val="18"/>
-        </w:rPr>
-        <w:t xml:space="preserve">4. TREND ANALYSIS</w:t>
-      </w:r>
-    </w:p>
-    <w:p>
-      <w:pPr>
-        <w:pBdr>
-          <w:left w:val="single" w:color="2E75B6" w:sz="8" w:space="4"/>
-        </w:pBdr>
-        <w:shd w:fill="EFF6FF" w:val="clear"/>
-        <w:spacing w:after="0" w:before="0"/>
-        <w:ind w:left="360"/>
-      </w:pPr>
-      <w:r>
-        <w:rPr>
-          <w:rFonts w:ascii="Courier New" w:cs="Courier New" w:eastAsia="Courier New" w:hAnsi="Courier New"/>
-          <w:color w:val="1A3A5C"/>
-          <w:sz w:val="18"/>
-          <w:szCs w:val="18"/>
-        </w:rPr>
-        <w:t xml:space="preserve">   Is exposure increasing, decreasing, or stable?</w:t>
-      </w:r>
-    </w:p>
-    <w:p>
-      <w:pPr>
-        <w:pBdr>
-          <w:left w:val="single" w:color="2E75B6" w:sz="8" w:space="4"/>
-        </w:pBdr>
-        <w:shd w:fill="EFF6FF" w:val="clear"/>
-        <w:spacing w:after="0" w:before="0"/>
-        <w:ind w:left="360"/>
-      </w:pPr>
-      <w:r>
-        <w:rPr>
-          <w:rFonts w:ascii="Courier New" w:cs="Courier New" w:eastAsia="Courier New" w:hAnsi="Courier New"/>
-          <w:color w:val="1A3A5C"/>
-          <w:sz w:val="18"/>
-          <w:szCs w:val="18"/>
-        </w:rPr>
-        <w:t xml:space="preserve">   Quantify the delta and flag if the trend is concerning.</w:t>
-      </w:r>
-    </w:p>
-    <w:p>
-      <w:pPr>
-        <w:pBdr>
-          <w:left w:val="single" w:color="2E75B6" w:sz="8" w:space="4"/>
-        </w:pBdr>
-        <w:shd w:fill="EFF6FF" w:val="clear"/>
-        <w:spacing w:after="0" w:before="0"/>
-        <w:ind w:left="360"/>
-      </w:pPr>
-      <w:r>
-        <w:rPr>
-          <w:rFonts w:ascii="Courier New" w:cs="Courier New" w:eastAsia="Courier New" w:hAnsi="Courier New"/>
-          <w:color w:val="1A3A5C"/>
-          <w:sz w:val="18"/>
-          <w:szCs w:val="18"/>
-        </w:rPr>
-        <w:t xml:space="preserve"/>
-      </w:r>
-    </w:p>
-    <w:p>
-      <w:pPr>
-        <w:pBdr>
-          <w:left w:val="single" w:color="2E75B6" w:sz="8" w:space="4"/>
-        </w:pBdr>
-        <w:shd w:fill="EFF6FF" w:val="clear"/>
-        <w:spacing w:after="0" w:before="0"/>
-        <w:ind w:left="360"/>
-      </w:pPr>
-      <w:r>
-        <w:rPr>
-          <w:rFonts w:ascii="Courier New" w:cs="Courier New" w:eastAsia="Courier New" w:hAnsi="Courier New"/>
-          <w:color w:val="1A3A5C"/>
-          <w:sz w:val="18"/>
-          <w:szCs w:val="18"/>
-        </w:rPr>
-        <w:t xml:space="preserve">5. CORRELATION: NEWS vs INTERNAL DATA</w:t>
-      </w:r>
-    </w:p>
-    <w:p>
-      <w:pPr>
-        <w:pBdr>
-          <w:left w:val="single" w:color="2E75B6" w:sz="8" w:space="4"/>
-        </w:pBdr>
-        <w:shd w:fill="EFF6FF" w:val="clear"/>
-        <w:spacing w:after="0" w:before="0"/>
-        <w:ind w:left="360"/>
-      </w:pPr>
-      <w:r>
-        <w:rPr>
-          <w:rFonts w:ascii="Courier New" w:cs="Courier New" w:eastAsia="Courier New" w:hAnsi="Courier New"/>
-          <w:color w:val="1A3A5C"/>
-          <w:sz w:val="18"/>
-          <w:szCs w:val="18"/>
-        </w:rPr>
-        <w:t xml:space="preserve">   Does internal CCR data corroborate or contradict news signals?</w:t>
-      </w:r>
-    </w:p>
-    <w:p>
-      <w:pPr>
-        <w:pBdr>
-          <w:left w:val="single" w:color="2E75B6" w:sz="8" w:space="4"/>
-        </w:pBdr>
-        <w:shd w:fill="EFF6FF" w:val="clear"/>
-        <w:spacing w:after="0" w:before="0"/>
-        <w:ind w:left="360"/>
-      </w:pPr>
-      <w:r>
-        <w:rPr>
-          <w:rFonts w:ascii="Courier New" w:cs="Courier New" w:eastAsia="Courier New" w:hAnsi="Courier New"/>
-          <w:color w:val="1A3A5C"/>
-          <w:sz w:val="18"/>
-          <w:szCs w:val="18"/>
-        </w:rPr>
-        <w:t xml:space="preserve">   Flag divergences that warrant escalation.</w:t>
-      </w:r>
-    </w:p>
-    <w:p>
-      <w:pPr>
-        <w:pBdr>
-          <w:left w:val="single" w:color="2E75B6" w:sz="8" w:space="4"/>
-        </w:pBdr>
-        <w:shd w:fill="EFF6FF" w:val="clear"/>
-        <w:spacing w:after="0" w:before="0"/>
-        <w:ind w:left="360"/>
-      </w:pPr>
-      <w:r>
-        <w:rPr>
-          <w:rFonts w:ascii="Courier New" w:cs="Courier New" w:eastAsia="Courier New" w:hAnsi="Courier New"/>
-          <w:color w:val="1A3A5C"/>
-          <w:sz w:val="18"/>
-          <w:szCs w:val="18"/>
-        </w:rPr>
-        <w:t xml:space="preserve"/>
-      </w:r>
-    </w:p>
-    <w:p>
-      <w:pPr>
-        <w:pBdr>
-          <w:left w:val="single" w:color="2E75B6" w:sz="8" w:space="4"/>
-        </w:pBdr>
-        <w:shd w:fill="EFF6FF" w:val="clear"/>
-        <w:spacing w:after="0" w:before="0"/>
-        <w:ind w:left="360"/>
-      </w:pPr>
-      <w:r>
-        <w:rPr>
-          <w:rFonts w:ascii="Courier New" w:cs="Courier New" w:eastAsia="Courier New" w:hAnsi="Courier New"/>
-          <w:color w:val="1A3A5C"/>
-          <w:sz w:val="18"/>
-          <w:szCs w:val="18"/>
-        </w:rPr>
-        <w:t xml:space="preserve">## Step 4 — Executive Brief</w:t>
-      </w:r>
-    </w:p>
-    <w:p>
-      <w:pPr>
-        <w:pBdr>
-          <w:left w:val="single" w:color="2E75B6" w:sz="8" w:space="4"/>
-        </w:pBdr>
-        <w:shd w:fill="EFF6FF" w:val="clear"/>
-        <w:spacing w:after="0" w:before="0"/>
-        <w:ind w:left="360"/>
-      </w:pPr>
-      <w:r>
-        <w:rPr>
-          <w:rFonts w:ascii="Courier New" w:cs="Courier New" w:eastAsia="Courier New" w:hAnsi="Courier New"/>
-          <w:color w:val="1A3A5C"/>
-          <w:sz w:val="18"/>
-          <w:szCs w:val="18"/>
-        </w:rPr>
-        <w:t xml:space="preserve">Write a concise executive intelligence brief for a senior risk manager.</w:t>
-      </w:r>
-    </w:p>
-    <w:p>
-      <w:pPr>
-        <w:pBdr>
-          <w:left w:val="single" w:color="2E75B6" w:sz="8" w:space="4"/>
-        </w:pBdr>
-        <w:shd w:fill="EFF6FF" w:val="clear"/>
-        <w:spacing w:after="0" w:before="0"/>
-        <w:ind w:left="360"/>
-      </w:pPr>
-      <w:r>
-        <w:rPr>
-          <w:rFonts w:ascii="Courier New" w:cs="Courier New" w:eastAsia="Courier New" w:hAnsi="Courier New"/>
-          <w:color w:val="1A3A5C"/>
-          <w:sz w:val="18"/>
-          <w:szCs w:val="18"/>
-        </w:rPr>
-        <w:t xml:space="preserve">Use exactly this structure:</w:t>
-      </w:r>
-    </w:p>
-    <w:p>
-      <w:pPr>
-        <w:pBdr>
-          <w:left w:val="single" w:color="2E75B6" w:sz="8" w:space="4"/>
-        </w:pBdr>
-        <w:shd w:fill="EFF6FF" w:val="clear"/>
-        <w:spacing w:after="0" w:before="0"/>
-        <w:ind w:left="360"/>
-      </w:pPr>
-      <w:r>
-        <w:rPr>
-          <w:rFonts w:ascii="Courier New" w:cs="Courier New" w:eastAsia="Courier New" w:hAnsi="Courier New"/>
-          <w:color w:val="1A3A5C"/>
-          <w:sz w:val="18"/>
-          <w:szCs w:val="18"/>
-        </w:rPr>
-        <w:t xml:space="preserve"/>
-      </w:r>
-    </w:p>
-    <w:p>
-      <w:pPr>
-        <w:pBdr>
-          <w:left w:val="single" w:color="2E75B6" w:sz="8" w:space="4"/>
-        </w:pBdr>
-        <w:shd w:fill="EFF6FF" w:val="clear"/>
-        <w:spacing w:after="0" w:before="0"/>
-        <w:ind w:left="360"/>
-      </w:pPr>
-      <w:r>
-        <w:rPr>
-          <w:rFonts w:ascii="Courier New" w:cs="Courier New" w:eastAsia="Courier New" w:hAnsi="Courier New"/>
-          <w:color w:val="1A3A5C"/>
-          <w:sz w:val="18"/>
-          <w:szCs w:val="18"/>
-        </w:rPr>
-        <w:t xml:space="preserve">COUNTERPARTY: [Name, Code, Internal Rating, Country]</w:t>
-      </w:r>
-    </w:p>
-    <w:p>
-      <w:pPr>
-        <w:pBdr>
-          <w:left w:val="single" w:color="2E75B6" w:sz="8" w:space="4"/>
-        </w:pBdr>
-        <w:shd w:fill="EFF6FF" w:val="clear"/>
-        <w:spacing w:after="0" w:before="0"/>
-        <w:ind w:left="360"/>
-      </w:pPr>
-      <w:r>
-        <w:rPr>
-          <w:rFonts w:ascii="Courier New" w:cs="Courier New" w:eastAsia="Courier New" w:hAnsi="Courier New"/>
-          <w:color w:val="1A3A5C"/>
-          <w:sz w:val="18"/>
-          <w:szCs w:val="18"/>
-        </w:rPr>
-        <w:t xml:space="preserve">OVERALL RISK SIGNAL: [GREEN / AMBER / RED]</w:t>
-      </w:r>
-    </w:p>
-    <w:p>
-      <w:pPr>
-        <w:pBdr>
-          <w:left w:val="single" w:color="2E75B6" w:sz="8" w:space="4"/>
-        </w:pBdr>
-        <w:shd w:fill="EFF6FF" w:val="clear"/>
-        <w:spacing w:after="0" w:before="0"/>
-        <w:ind w:left="360"/>
-      </w:pPr>
-      <w:r>
-        <w:rPr>
-          <w:rFonts w:ascii="Courier New" w:cs="Courier New" w:eastAsia="Courier New" w:hAnsi="Courier New"/>
-          <w:color w:val="1A3A5C"/>
-          <w:sz w:val="18"/>
-          <w:szCs w:val="18"/>
-        </w:rPr>
-        <w:t xml:space="preserve">[One sentence justification for the signal]</w:t>
-      </w:r>
-    </w:p>
-    <w:p>
-      <w:pPr>
-        <w:pBdr>
-          <w:left w:val="single" w:color="2E75B6" w:sz="8" w:space="4"/>
-        </w:pBdr>
-        <w:shd w:fill="EFF6FF" w:val="clear"/>
-        <w:spacing w:after="0" w:before="0"/>
-        <w:ind w:left="360"/>
-      </w:pPr>
-      <w:r>
-        <w:rPr>
-          <w:rFonts w:ascii="Courier New" w:cs="Courier New" w:eastAsia="Courier New" w:hAnsi="Courier New"/>
-          <w:color w:val="1A3A5C"/>
-          <w:sz w:val="18"/>
-          <w:szCs w:val="18"/>
-        </w:rPr>
-        <w:t xml:space="preserve"/>
-      </w:r>
-    </w:p>
-    <w:p>
-      <w:pPr>
-        <w:pBdr>
-          <w:left w:val="single" w:color="2E75B6" w:sz="8" w:space="4"/>
-        </w:pBdr>
-        <w:shd w:fill="EFF6FF" w:val="clear"/>
-        <w:spacing w:after="0" w:before="0"/>
-        <w:ind w:left="360"/>
-      </w:pPr>
-      <w:r>
-        <w:rPr>
-          <w:rFonts w:ascii="Courier New" w:cs="Courier New" w:eastAsia="Courier New" w:hAnsi="Courier New"/>
-          <w:color w:val="1A3A5C"/>
-          <w:sz w:val="18"/>
-          <w:szCs w:val="18"/>
-        </w:rPr>
-        <w:t xml:space="preserve">KEY FINDINGS (max 5 bullet points):</w:t>
-      </w:r>
-    </w:p>
-    <w:p>
-      <w:pPr>
-        <w:pBdr>
-          <w:left w:val="single" w:color="2E75B6" w:sz="8" w:space="4"/>
-        </w:pBdr>
-        <w:shd w:fill="EFF6FF" w:val="clear"/>
-        <w:spacing w:after="0" w:before="0"/>
-        <w:ind w:left="360"/>
-      </w:pPr>
-      <w:r>
-        <w:rPr>
-          <w:rFonts w:ascii="Courier New" w:cs="Courier New" w:eastAsia="Courier New" w:hAnsi="Courier New"/>
-          <w:color w:val="1A3A5C"/>
-          <w:sz w:val="18"/>
-          <w:szCs w:val="18"/>
-        </w:rPr>
-        <w:t xml:space="preserve">Each finding must reference either a news source or an IRIS limit_key.</w:t>
-      </w:r>
-    </w:p>
-    <w:p>
-      <w:pPr>
-        <w:pBdr>
-          <w:left w:val="single" w:color="2E75B6" w:sz="8" w:space="4"/>
-        </w:pBdr>
-        <w:shd w:fill="EFF6FF" w:val="clear"/>
-        <w:spacing w:after="0" w:before="0"/>
-        <w:ind w:left="360"/>
-      </w:pPr>
-      <w:r>
-        <w:rPr>
-          <w:rFonts w:ascii="Courier New" w:cs="Courier New" w:eastAsia="Courier New" w:hAnsi="Courier New"/>
-          <w:color w:val="1A3A5C"/>
-          <w:sz w:val="18"/>
-          <w:szCs w:val="18"/>
-        </w:rPr>
-        <w:t xml:space="preserve"/>
-      </w:r>
-    </w:p>
-    <w:p>
-      <w:pPr>
-        <w:pBdr>
-          <w:left w:val="single" w:color="2E75B6" w:sz="8" w:space="4"/>
-        </w:pBdr>
-        <w:shd w:fill="EFF6FF" w:val="clear"/>
-        <w:spacing w:after="0" w:before="0"/>
-        <w:ind w:left="360"/>
-      </w:pPr>
-      <w:r>
-        <w:rPr>
-          <w:rFonts w:ascii="Courier New" w:cs="Courier New" w:eastAsia="Courier New" w:hAnsi="Courier New"/>
-          <w:color w:val="1A3A5C"/>
-          <w:sz w:val="18"/>
-          <w:szCs w:val="18"/>
-        </w:rPr>
-        <w:t xml:space="preserve">EXPOSURE SNAPSHOT:</w:t>
-      </w:r>
-    </w:p>
-    <w:p>
-      <w:pPr>
-        <w:pBdr>
-          <w:left w:val="single" w:color="2E75B6" w:sz="8" w:space="4"/>
-        </w:pBdr>
-        <w:shd w:fill="EFF6FF" w:val="clear"/>
-        <w:spacing w:after="0" w:before="0"/>
-        <w:ind w:left="360"/>
-      </w:pPr>
-      <w:r>
-        <w:rPr>
-          <w:rFonts w:ascii="Courier New" w:cs="Courier New" w:eastAsia="Courier New" w:hAnsi="Courier New"/>
-          <w:color w:val="1A3A5C"/>
-          <w:sz w:val="18"/>
-          <w:szCs w:val="18"/>
-        </w:rPr>
-        <w:t xml:space="preserve">Top 3 exposures by product — limit, exposure, headroom, currency.</w:t>
-      </w:r>
-    </w:p>
-    <w:p>
-      <w:pPr>
-        <w:pBdr>
-          <w:left w:val="single" w:color="2E75B6" w:sz="8" w:space="4"/>
-        </w:pBdr>
-        <w:shd w:fill="EFF6FF" w:val="clear"/>
-        <w:spacing w:after="0" w:before="0"/>
-        <w:ind w:left="360"/>
-      </w:pPr>
-      <w:r>
-        <w:rPr>
-          <w:rFonts w:ascii="Courier New" w:cs="Courier New" w:eastAsia="Courier New" w:hAnsi="Courier New"/>
-          <w:color w:val="1A3A5C"/>
-          <w:sz w:val="18"/>
-          <w:szCs w:val="18"/>
-        </w:rPr>
-        <w:t xml:space="preserve"/>
-      </w:r>
-    </w:p>
-    <w:p>
-      <w:pPr>
-        <w:pBdr>
-          <w:left w:val="single" w:color="2E75B6" w:sz="8" w:space="4"/>
-        </w:pBdr>
-        <w:shd w:fill="EFF6FF" w:val="clear"/>
-        <w:spacing w:after="0" w:before="0"/>
-        <w:ind w:left="360"/>
-      </w:pPr>
-      <w:r>
-        <w:rPr>
-          <w:rFonts w:ascii="Courier New" w:cs="Courier New" w:eastAsia="Courier New" w:hAnsi="Courier New"/>
-          <w:color w:val="1A3A5C"/>
-          <w:sz w:val="18"/>
-          <w:szCs w:val="18"/>
-        </w:rPr>
-        <w:t xml:space="preserve">ACTIVE BREACHES: [None / list with limit_key and overage]</w:t>
-      </w:r>
-    </w:p>
-    <w:p>
-      <w:pPr>
-        <w:pBdr>
-          <w:left w:val="single" w:color="2E75B6" w:sz="8" w:space="4"/>
-        </w:pBdr>
-        <w:shd w:fill="EFF6FF" w:val="clear"/>
-        <w:spacing w:after="0" w:before="0"/>
-        <w:ind w:left="360"/>
-      </w:pPr>
-      <w:r>
-        <w:rPr>
-          <w:rFonts w:ascii="Courier New" w:cs="Courier New" w:eastAsia="Courier New" w:hAnsi="Courier New"/>
-          <w:color w:val="1A3A5C"/>
-          <w:sz w:val="18"/>
-          <w:szCs w:val="18"/>
-        </w:rPr>
-        <w:t xml:space="preserve"/>
-      </w:r>
-    </w:p>
-    <w:p>
-      <w:pPr>
-        <w:pBdr>
-          <w:left w:val="single" w:color="2E75B6" w:sz="8" w:space="4"/>
-        </w:pBdr>
-        <w:shd w:fill="EFF6FF" w:val="clear"/>
-        <w:spacing w:after="0" w:before="0"/>
-        <w:ind w:left="360"/>
-      </w:pPr>
-      <w:r>
-        <w:rPr>
-          <w:rFonts w:ascii="Courier New" w:cs="Courier New" w:eastAsia="Courier New" w:hAnsi="Courier New"/>
-          <w:color w:val="1A3A5C"/>
-          <w:sz w:val="18"/>
-          <w:szCs w:val="18"/>
-        </w:rPr>
-        <w:t xml:space="preserve">RECOMMENDED ACTIONS:</w:t>
-      </w:r>
-    </w:p>
-    <w:p>
-      <w:pPr>
-        <w:pBdr>
-          <w:left w:val="single" w:color="2E75B6" w:sz="8" w:space="4"/>
-        </w:pBdr>
-        <w:shd w:fill="EFF6FF" w:val="clear"/>
-        <w:spacing w:after="0" w:before="0"/>
-        <w:ind w:left="360"/>
-      </w:pPr>
-      <w:r>
-        <w:rPr>
-          <w:rFonts w:ascii="Courier New" w:cs="Courier New" w:eastAsia="Courier New" w:hAnsi="Courier New"/>
-          <w:color w:val="1A3A5C"/>
-          <w:sz w:val="18"/>
-          <w:szCs w:val="18"/>
-        </w:rPr>
-        <w:t xml:space="preserve">Priority 1 (Immediate): ...</w:t>
-      </w:r>
-    </w:p>
-    <w:p>
-      <w:pPr>
-        <w:pBdr>
-          <w:left w:val="single" w:color="2E75B6" w:sz="8" w:space="4"/>
-        </w:pBdr>
-        <w:shd w:fill="EFF6FF" w:val="clear"/>
-        <w:spacing w:after="0" w:before="0"/>
-        <w:ind w:left="360"/>
-      </w:pPr>
-      <w:r>
-        <w:rPr>
-          <w:rFonts w:ascii="Courier New" w:cs="Courier New" w:eastAsia="Courier New" w:hAnsi="Courier New"/>
-          <w:color w:val="1A3A5C"/>
-          <w:sz w:val="18"/>
-          <w:szCs w:val="18"/>
-        </w:rPr>
-        <w:t xml:space="preserve">Priority 2 (This week): ...</w:t>
-      </w:r>
-    </w:p>
-    <w:p>
-      <w:pPr>
-        <w:pBdr>
-          <w:left w:val="single" w:color="2E75B6" w:sz="8" w:space="4"/>
-        </w:pBdr>
-        <w:shd w:fill="EFF6FF" w:val="clear"/>
-        <w:spacing w:after="0" w:before="0"/>
-        <w:ind w:left="360"/>
-      </w:pPr>
-      <w:r>
-        <w:rPr>
-          <w:rFonts w:ascii="Courier New" w:cs="Courier New" w:eastAsia="Courier New" w:hAnsi="Courier New"/>
-          <w:color w:val="1A3A5C"/>
-          <w:sz w:val="18"/>
-          <w:szCs w:val="18"/>
-        </w:rPr>
-        <w:t xml:space="preserve">Priority 3 (Monitor): ...</w:t>
-      </w:r>
-    </w:p>
-    <w:p>
-      <w:pPr>
-        <w:pBdr>
-          <w:left w:val="single" w:color="2E75B6" w:sz="8" w:space="4"/>
-        </w:pBdr>
-        <w:shd w:fill="EFF6FF" w:val="clear"/>
-        <w:spacing w:after="0" w:before="0"/>
-        <w:ind w:left="360"/>
-      </w:pPr>
-      <w:r>
-        <w:rPr>
-          <w:rFonts w:ascii="Courier New" w:cs="Courier New" w:eastAsia="Courier New" w:hAnsi="Courier New"/>
-          <w:color w:val="1A3A5C"/>
-          <w:sz w:val="18"/>
-          <w:szCs w:val="18"/>
-        </w:rPr>
-        <w:t xml:space="preserve"/>
-      </w:r>
-    </w:p>
-    <w:p>
-      <w:pPr>
-        <w:pBdr>
-          <w:left w:val="single" w:color="2E75B6" w:sz="8" w:space="4"/>
-        </w:pBdr>
-        <w:shd w:fill="EFF6FF" w:val="clear"/>
-        <w:spacing w:after="0" w:before="0"/>
-        <w:ind w:left="360"/>
-      </w:pPr>
-      <w:r>
-        <w:rPr>
-          <w:rFonts w:ascii="Courier New" w:cs="Courier New" w:eastAsia="Courier New" w:hAnsi="Courier New"/>
-          <w:color w:val="1A3A5C"/>
-          <w:sz w:val="18"/>
-          <w:szCs w:val="18"/>
-        </w:rPr>
-        <w:t xml:space="preserve">PREPARED BY: IRIS CCR Intelligence Agent | {date}</w:t>
-      </w:r>
-    </w:p>
-    <w:p>
-      <w:pPr>
-        <w:pBdr>
-          <w:left w:val="single" w:color="2E75B6" w:sz="8" w:space="4"/>
-        </w:pBdr>
-        <w:shd w:fill="EFF6FF" w:val="clear"/>
-        <w:spacing w:after="0" w:before="0"/>
-        <w:ind w:left="360"/>
-      </w:pPr>
-      <w:r>
-        <w:rPr>
-          <w:rFonts w:ascii="Courier New" w:cs="Courier New" w:eastAsia="Courier New" w:hAnsi="Courier New"/>
-          <w:color w:val="1A3A5C"/>
-          <w:sz w:val="18"/>
-          <w:szCs w:val="18"/>
-        </w:rPr>
-        <w:t xml:space="preserve"/>
-      </w:r>
-    </w:p>
-    <w:p>
-      <w:pPr>
-        <w:pBdr>
-          <w:left w:val="single" w:color="2E75B6" w:sz="8" w:space="4"/>
-        </w:pBdr>
-        <w:shd w:fill="EFF6FF" w:val="clear"/>
-        <w:spacing w:after="0" w:before="0"/>
-        <w:ind w:left="360"/>
-      </w:pPr>
-      <w:r>
-        <w:rPr>
-          <w:rFonts w:ascii="Courier New" w:cs="Courier New" w:eastAsia="Courier New" w:hAnsi="Courier New"/>
-          <w:color w:val="1A3A5C"/>
-          <w:sz w:val="18"/>
-          <w:szCs w:val="18"/>
-        </w:rPr>
-        <w:t xml:space="preserve">## Notes for Agent</w:t>
-      </w:r>
-    </w:p>
-    <w:p>
-      <w:pPr>
-        <w:pBdr>
-          <w:left w:val="single" w:color="2E75B6" w:sz="8" w:space="4"/>
-        </w:pBdr>
-        <w:shd w:fill="EFF6FF" w:val="clear"/>
-        <w:spacing w:after="0" w:before="0"/>
-        <w:ind w:left="360"/>
-      </w:pPr>
-      <w:r>
-        <w:rPr>
-          <w:rFonts w:ascii="Courier New" w:cs="Courier New" w:eastAsia="Courier New" w:hAnsi="Courier New"/>
-          <w:color w:val="1A3A5C"/>
-          <w:sz w:val="18"/>
-          <w:szCs w:val="18"/>
-        </w:rPr>
-        <w:t xml:space="preserve">- Execute Steps 1 and 2 before Step 3. Steps 1 and 2 can run in parallel with each other.</w:t>
-      </w:r>
-    </w:p>
-    <w:p>
-      <w:pPr>
-        <w:pBdr>
-          <w:left w:val="single" w:color="2E75B6" w:sz="8" w:space="4"/>
-        </w:pBdr>
-        <w:shd w:fill="EFF6FF" w:val="clear"/>
-        <w:spacing w:after="0" w:before="0"/>
-        <w:ind w:left="360"/>
-      </w:pPr>
-      <w:r>
-        <w:rPr>
-          <w:rFonts w:ascii="Courier New" w:cs="Courier New" w:eastAsia="Courier New" w:hAnsi="Courier New"/>
-          <w:color w:val="1A3A5C"/>
-          <w:sz w:val="18"/>
-          <w:szCs w:val="18"/>
-        </w:rPr>
-        <w:t xml:space="preserve">- Within Step 1, all 4 tavily calls run in parallel.</w:t>
-      </w:r>
-    </w:p>
-    <w:p>
-      <w:pPr>
-        <w:pBdr>
-          <w:left w:val="single" w:color="2E75B6" w:sz="8" w:space="4"/>
-        </w:pBdr>
-        <w:shd w:fill="EFF6FF" w:val="clear"/>
-        <w:spacing w:after="0" w:before="0"/>
-        <w:ind w:left="360"/>
-      </w:pPr>
-      <w:r>
-        <w:rPr>
-          <w:rFonts w:ascii="Courier New" w:cs="Courier New" w:eastAsia="Courier New" w:hAnsi="Courier New"/>
-          <w:color w:val="1A3A5C"/>
-          <w:sz w:val="18"/>
-          <w:szCs w:val="18"/>
-        </w:rPr>
-        <w:t xml:space="preserve">- Within Step 2, the 3 IRIS calls (dashboard, breach, trend) run in parallel after counterparty is resolved.</w:t>
-      </w:r>
-    </w:p>
-    <w:p>
-      <w:pPr>
-        <w:pBdr>
-          <w:left w:val="single" w:color="2E75B6" w:sz="8" w:space="4"/>
-        </w:pBdr>
-        <w:shd w:fill="EFF6FF" w:val="clear"/>
-        <w:spacing w:after="0" w:before="0"/>
-        <w:ind w:left="360"/>
-      </w:pPr>
-      <w:r>
-        <w:rPr>
-          <w:rFonts w:ascii="Courier New" w:cs="Courier New" w:eastAsia="Courier New" w:hAnsi="Courier New"/>
-          <w:color w:val="1A3A5C"/>
-          <w:sz w:val="18"/>
-          <w:szCs w:val="18"/>
-        </w:rPr>
-        <w:t xml:space="preserve">- Step 3 and Step 4 are LLM synthesis — no tool calls.</w:t>
-      </w:r>
-    </w:p>
-    <w:p>
-      <w:pPr>
-        <w:pBdr>
-          <w:left w:val="single" w:color="2E75B6" w:sz="8" w:space="4"/>
-        </w:pBdr>
-        <w:shd w:fill="EFF6FF" w:val="clear"/>
-        <w:spacing w:after="100" w:before="0"/>
-        <w:ind w:left="360"/>
-      </w:pPr>
-      <w:r>
-        <w:rPr>
-          <w:rFonts w:ascii="Courier New" w:cs="Courier New" w:eastAsia="Courier New" w:hAnsi="Courier New"/>
-          <w:color w:val="1A3A5C"/>
-          <w:sz w:val="18"/>
-          <w:szCs w:val="18"/>
-        </w:rPr>
-        <w:t xml:space="preserve">- Wrap final output in canvas mode.</w:t>
+        <w:shd w:fill="FFF2CC" w:val="clear"/>
+        <w:spacing w:after="120" w:before="100"/>
+        <w:ind w:left="180" w:right="180"/>
+      </w:pPr>
+      <w:r>
+        <w:rPr>
+          <w:rFonts w:ascii="Arial" w:cs="Arial" w:eastAsia="Arial" w:hAnsi="Arial"/>
+          <w:b/>
+          <w:bCs/>
+          <w:color w:val="7F6000"/>
+          <w:sz w:val="20"/>
+          <w:szCs w:val="20"/>
+        </w:rPr>
+        <w:t xml:space="preserve">NOTE  </w:t>
+      </w:r>
+      <w:r>
+        <w:rPr>
+          <w:rFonts w:ascii="Arial" w:cs="Arial" w:eastAsia="Arial" w:hAnsi="Arial"/>
+          <w:color w:val="1A1A2E"/>
+          <w:sz w:val="20"/>
+          <w:szCs w:val="20"/>
+        </w:rPr>
+        <w:t xml:space="preserve">The parser reads ONLY the frontmatter block for workflow_list metadata — it does not read the MD body for those fields. The ## Inputs: section in the body remains for the agent's execution instructions. The frontmatter "inputs" field is only for the UI placeholder hint.</w:t>
       </w:r>
     </w:p>
     <w:p>
@@ -3360,7 +2541,7 @@
           <w:sz w:val="24"/>
           <w:szCs w:val="24"/>
         </w:rPr>
-        <w:t xml:space="preserve">2.2  data/workflows/op_risk_controls.md</w:t>
+        <w:t xml:space="preserve">2.1  data/workflows/counterparty_intelligence.md</w:t>
       </w:r>
     </w:p>
     <w:p>
@@ -3374,7 +2555,7 @@
           <w:sz w:val="22"/>
           <w:szCs w:val="22"/>
         </w:rPr>
-        <w:t xml:space="preserve">Create this file at exactly the path shown. Content below is the complete file — copy verbatim.</w:t>
+        <w:t xml:space="preserve">Create this file at exactly the path shown. Content below is the complete file — copy verbatim. Note the frontmatter block at the top.</w:t>
       </w:r>
     </w:p>
     <w:p>
@@ -3397,6 +2578,2308 @@
         </w:pBdr>
         <w:shd w:fill="EFF6FF" w:val="clear"/>
         <w:spacing w:after="0" w:before="100"/>
+        <w:ind w:left="360"/>
+      </w:pPr>
+      <w:r>
+        <w:rPr>
+          <w:rFonts w:ascii="Courier New" w:cs="Courier New" w:eastAsia="Courier New" w:hAnsi="Courier New"/>
+          <w:color w:val="1A3A5C"/>
+          <w:sz w:val="18"/>
+          <w:szCs w:val="18"/>
+        </w:rPr>
+        <w:t xml:space="preserve">---</w:t>
+      </w:r>
+    </w:p>
+    <w:p>
+      <w:pPr>
+        <w:pBdr>
+          <w:left w:val="single" w:color="2E75B6" w:sz="8" w:space="4"/>
+        </w:pBdr>
+        <w:shd w:fill="EFF6FF" w:val="clear"/>
+        <w:spacing w:after="0" w:before="0"/>
+        <w:ind w:left="360"/>
+      </w:pPr>
+      <w:r>
+        <w:rPr>
+          <w:rFonts w:ascii="Courier New" w:cs="Courier New" w:eastAsia="Courier New" w:hAnsi="Courier New"/>
+          <w:color w:val="1A3A5C"/>
+          <w:sz w:val="18"/>
+          <w:szCs w:val="18"/>
+        </w:rPr>
+        <w:t xml:space="preserve">name: Counterparty Intelligence Brief</w:t>
+      </w:r>
+    </w:p>
+    <w:p>
+      <w:pPr>
+        <w:pBdr>
+          <w:left w:val="single" w:color="2E75B6" w:sz="8" w:space="4"/>
+        </w:pBdr>
+        <w:shd w:fill="EFF6FF" w:val="clear"/>
+        <w:spacing w:after="0" w:before="0"/>
+        <w:ind w:left="360"/>
+      </w:pPr>
+      <w:r>
+        <w:rPr>
+          <w:rFonts w:ascii="Courier New" w:cs="Courier New" w:eastAsia="Courier New" w:hAnsi="Courier New"/>
+          <w:color w:val="1A3A5C"/>
+          <w:sz w:val="18"/>
+          <w:szCs w:val="18"/>
+        </w:rPr>
+        <w:t xml:space="preserve">description: 4-step CCR brief combining IRIS exposure, limits and breach data with Tavily news signals into an executive risk summary.</w:t>
+      </w:r>
+    </w:p>
+    <w:p>
+      <w:pPr>
+        <w:pBdr>
+          <w:left w:val="single" w:color="2E75B6" w:sz="8" w:space="4"/>
+        </w:pBdr>
+        <w:shd w:fill="EFF6FF" w:val="clear"/>
+        <w:spacing w:after="0" w:before="0"/>
+        <w:ind w:left="360"/>
+      </w:pPr>
+      <w:r>
+        <w:rPr>
+          <w:rFonts w:ascii="Courier New" w:cs="Courier New" w:eastAsia="Courier New" w:hAnsi="Courier New"/>
+          <w:color w:val="1A3A5C"/>
+          <w:sz w:val="18"/>
+          <w:szCs w:val="18"/>
+        </w:rPr>
+        <w:t xml:space="preserve">inputs: Counterparty name or CIK, date (optional), news_days (optional, default 7)</w:t>
+      </w:r>
+    </w:p>
+    <w:p>
+      <w:pPr>
+        <w:pBdr>
+          <w:left w:val="single" w:color="2E75B6" w:sz="8" w:space="4"/>
+        </w:pBdr>
+        <w:shd w:fill="EFF6FF" w:val="clear"/>
+        <w:spacing w:after="0" w:before="0"/>
+        <w:ind w:left="360"/>
+      </w:pPr>
+      <w:r>
+        <w:rPr>
+          <w:rFonts w:ascii="Courier New" w:cs="Courier New" w:eastAsia="Courier New" w:hAnsi="Courier New"/>
+          <w:color w:val="1A3A5C"/>
+          <w:sz w:val="18"/>
+          <w:szCs w:val="18"/>
+        </w:rPr>
+        <w:t xml:space="preserve">tags: [ccr, iris, tavily, counterparty, news]</w:t>
+      </w:r>
+    </w:p>
+    <w:p>
+      <w:pPr>
+        <w:pBdr>
+          <w:left w:val="single" w:color="2E75B6" w:sz="8" w:space="4"/>
+        </w:pBdr>
+        <w:shd w:fill="EFF6FF" w:val="clear"/>
+        <w:spacing w:after="0" w:before="0"/>
+        <w:ind w:left="360"/>
+      </w:pPr>
+      <w:r>
+        <w:rPr>
+          <w:rFonts w:ascii="Courier New" w:cs="Courier New" w:eastAsia="Courier New" w:hAnsi="Courier New"/>
+          <w:color w:val="1A3A5C"/>
+          <w:sz w:val="18"/>
+          <w:szCs w:val="18"/>
+        </w:rPr>
+        <w:t xml:space="preserve">version: "1.0"</w:t>
+      </w:r>
+    </w:p>
+    <w:p>
+      <w:pPr>
+        <w:pBdr>
+          <w:left w:val="single" w:color="2E75B6" w:sz="8" w:space="4"/>
+        </w:pBdr>
+        <w:shd w:fill="EFF6FF" w:val="clear"/>
+        <w:spacing w:after="0" w:before="0"/>
+        <w:ind w:left="360"/>
+      </w:pPr>
+      <w:r>
+        <w:rPr>
+          <w:rFonts w:ascii="Courier New" w:cs="Courier New" w:eastAsia="Courier New" w:hAnsi="Courier New"/>
+          <w:color w:val="1A3A5C"/>
+          <w:sz w:val="18"/>
+          <w:szCs w:val="18"/>
+        </w:rPr>
+        <w:t xml:space="preserve">---</w:t>
+      </w:r>
+    </w:p>
+    <w:p>
+      <w:pPr>
+        <w:pBdr>
+          <w:left w:val="single" w:color="2E75B6" w:sz="8" w:space="4"/>
+        </w:pBdr>
+        <w:shd w:fill="EFF6FF" w:val="clear"/>
+        <w:spacing w:after="0" w:before="0"/>
+        <w:ind w:left="360"/>
+      </w:pPr>
+      <w:r>
+        <w:rPr>
+          <w:rFonts w:ascii="Courier New" w:cs="Courier New" w:eastAsia="Courier New" w:hAnsi="Courier New"/>
+          <w:color w:val="1A3A5C"/>
+          <w:sz w:val="18"/>
+          <w:szCs w:val="18"/>
+        </w:rPr>
+        <w:t xml:space="preserve"/>
+      </w:r>
+    </w:p>
+    <w:p>
+      <w:pPr>
+        <w:pBdr>
+          <w:left w:val="single" w:color="2E75B6" w:sz="8" w:space="4"/>
+        </w:pBdr>
+        <w:shd w:fill="EFF6FF" w:val="clear"/>
+        <w:spacing w:after="0" w:before="0"/>
+        <w:ind w:left="360"/>
+      </w:pPr>
+      <w:r>
+        <w:rPr>
+          <w:rFonts w:ascii="Courier New" w:cs="Courier New" w:eastAsia="Courier New" w:hAnsi="Courier New"/>
+          <w:color w:val="1A3A5C"/>
+          <w:sz w:val="18"/>
+          <w:szCs w:val="18"/>
+        </w:rPr>
+        <w:t xml:space="preserve"># Workflow: Counterparty Intelligence Brief</w:t>
+      </w:r>
+    </w:p>
+    <w:p>
+      <w:pPr>
+        <w:pBdr>
+          <w:left w:val="single" w:color="2E75B6" w:sz="8" w:space="4"/>
+        </w:pBdr>
+        <w:shd w:fill="EFF6FF" w:val="clear"/>
+        <w:spacing w:after="0" w:before="0"/>
+        <w:ind w:left="360"/>
+      </w:pPr>
+      <w:r>
+        <w:rPr>
+          <w:rFonts w:ascii="Courier New" w:cs="Courier New" w:eastAsia="Courier New" w:hAnsi="Courier New"/>
+          <w:color w:val="1A3A5C"/>
+          <w:sz w:val="18"/>
+          <w:szCs w:val="18"/>
+        </w:rPr>
+        <w:t xml:space="preserve">## 4-step CCR + news intelligence combining IRIS internal data with Tavily market news.</w:t>
+      </w:r>
+    </w:p>
+    <w:p>
+      <w:pPr>
+        <w:pBdr>
+          <w:left w:val="single" w:color="2E75B6" w:sz="8" w:space="4"/>
+        </w:pBdr>
+        <w:shd w:fill="EFF6FF" w:val="clear"/>
+        <w:spacing w:after="0" w:before="0"/>
+        <w:ind w:left="360"/>
+      </w:pPr>
+      <w:r>
+        <w:rPr>
+          <w:rFonts w:ascii="Courier New" w:cs="Courier New" w:eastAsia="Courier New" w:hAnsi="Courier New"/>
+          <w:color w:val="1A3A5C"/>
+          <w:sz w:val="18"/>
+          <w:szCs w:val="18"/>
+        </w:rPr>
+        <w:t xml:space="preserve"/>
+      </w:r>
+    </w:p>
+    <w:p>
+      <w:pPr>
+        <w:pBdr>
+          <w:left w:val="single" w:color="2E75B6" w:sz="8" w:space="4"/>
+        </w:pBdr>
+        <w:shd w:fill="EFF6FF" w:val="clear"/>
+        <w:spacing w:after="0" w:before="0"/>
+        <w:ind w:left="360"/>
+      </w:pPr>
+      <w:r>
+        <w:rPr>
+          <w:rFonts w:ascii="Courier New" w:cs="Courier New" w:eastAsia="Courier New" w:hAnsi="Courier New"/>
+          <w:color w:val="1A3A5C"/>
+          <w:sz w:val="18"/>
+          <w:szCs w:val="18"/>
+        </w:rPr>
+        <w:t xml:space="preserve">## Inputs:</w:t>
+      </w:r>
+    </w:p>
+    <w:p>
+      <w:pPr>
+        <w:pBdr>
+          <w:left w:val="single" w:color="2E75B6" w:sz="8" w:space="4"/>
+        </w:pBdr>
+        <w:shd w:fill="EFF6FF" w:val="clear"/>
+        <w:spacing w:after="0" w:before="0"/>
+        <w:ind w:left="360"/>
+      </w:pPr>
+      <w:r>
+        <w:rPr>
+          <w:rFonts w:ascii="Courier New" w:cs="Courier New" w:eastAsia="Courier New" w:hAnsi="Courier New"/>
+          <w:color w:val="1A3A5C"/>
+          <w:sz w:val="18"/>
+          <w:szCs w:val="18"/>
+        </w:rPr>
+        <w:t xml:space="preserve">- counterparty_name: Full or partial counterparty name e.g. Royal Bank of Canada (required)</w:t>
+      </w:r>
+    </w:p>
+    <w:p>
+      <w:pPr>
+        <w:pBdr>
+          <w:left w:val="single" w:color="2E75B6" w:sz="8" w:space="4"/>
+        </w:pBdr>
+        <w:shd w:fill="EFF6FF" w:val="clear"/>
+        <w:spacing w:after="0" w:before="0"/>
+        <w:ind w:left="360"/>
+      </w:pPr>
+      <w:r>
+        <w:rPr>
+          <w:rFonts w:ascii="Courier New" w:cs="Courier New" w:eastAsia="Courier New" w:hAnsi="Courier New"/>
+          <w:color w:val="1A3A5C"/>
+          <w:sz w:val="18"/>
+          <w:szCs w:val="18"/>
+        </w:rPr>
+        <w:t xml:space="preserve">- date: Snapshot date YYYY-MM-DD (optional — defaults to latest IRIS date)</w:t>
+      </w:r>
+    </w:p>
+    <w:p>
+      <w:pPr>
+        <w:pBdr>
+          <w:left w:val="single" w:color="2E75B6" w:sz="8" w:space="4"/>
+        </w:pBdr>
+        <w:shd w:fill="EFF6FF" w:val="clear"/>
+        <w:spacing w:after="0" w:before="0"/>
+        <w:ind w:left="360"/>
+      </w:pPr>
+      <w:r>
+        <w:rPr>
+          <w:rFonts w:ascii="Courier New" w:cs="Courier New" w:eastAsia="Courier New" w:hAnsi="Courier New"/>
+          <w:color w:val="1A3A5C"/>
+          <w:sz w:val="18"/>
+          <w:szCs w:val="18"/>
+        </w:rPr>
+        <w:t xml:space="preserve">- news_days: Days back for news search (optional — default 7)</w:t>
+      </w:r>
+    </w:p>
+    <w:p>
+      <w:pPr>
+        <w:pBdr>
+          <w:left w:val="single" w:color="2E75B6" w:sz="8" w:space="4"/>
+        </w:pBdr>
+        <w:shd w:fill="EFF6FF" w:val="clear"/>
+        <w:spacing w:after="0" w:before="0"/>
+        <w:ind w:left="360"/>
+      </w:pPr>
+      <w:r>
+        <w:rPr>
+          <w:rFonts w:ascii="Courier New" w:cs="Courier New" w:eastAsia="Courier New" w:hAnsi="Courier New"/>
+          <w:color w:val="1A3A5C"/>
+          <w:sz w:val="18"/>
+          <w:szCs w:val="18"/>
+        </w:rPr>
+        <w:t xml:space="preserve">- trend_from: Start date for exposure trend YYYY-MM-DD (optional)</w:t>
+      </w:r>
+    </w:p>
+    <w:p>
+      <w:pPr>
+        <w:pBdr>
+          <w:left w:val="single" w:color="2E75B6" w:sz="8" w:space="4"/>
+        </w:pBdr>
+        <w:shd w:fill="EFF6FF" w:val="clear"/>
+        <w:spacing w:after="0" w:before="0"/>
+        <w:ind w:left="360"/>
+      </w:pPr>
+      <w:r>
+        <w:rPr>
+          <w:rFonts w:ascii="Courier New" w:cs="Courier New" w:eastAsia="Courier New" w:hAnsi="Courier New"/>
+          <w:color w:val="1A3A5C"/>
+          <w:sz w:val="18"/>
+          <w:szCs w:val="18"/>
+        </w:rPr>
+        <w:t xml:space="preserve"/>
+      </w:r>
+    </w:p>
+    <w:p>
+      <w:pPr>
+        <w:pBdr>
+          <w:left w:val="single" w:color="2E75B6" w:sz="8" w:space="4"/>
+        </w:pBdr>
+        <w:shd w:fill="EFF6FF" w:val="clear"/>
+        <w:spacing w:after="0" w:before="0"/>
+        <w:ind w:left="360"/>
+      </w:pPr>
+      <w:r>
+        <w:rPr>
+          <w:rFonts w:ascii="Courier New" w:cs="Courier New" w:eastAsia="Courier New" w:hAnsi="Courier New"/>
+          <w:color w:val="1A3A5C"/>
+          <w:sz w:val="18"/>
+          <w:szCs w:val="18"/>
+        </w:rPr>
+        <w:t xml:space="preserve">## Step 1 — News Intelligence</w:t>
+      </w:r>
+    </w:p>
+    <w:p>
+      <w:pPr>
+        <w:pBdr>
+          <w:left w:val="single" w:color="2E75B6" w:sz="8" w:space="4"/>
+        </w:pBdr>
+        <w:shd w:fill="EFF6FF" w:val="clear"/>
+        <w:spacing w:after="0" w:before="0"/>
+        <w:ind w:left="360"/>
+      </w:pPr>
+      <w:r>
+        <w:rPr>
+          <w:rFonts w:ascii="Courier New" w:cs="Courier New" w:eastAsia="Courier New" w:hAnsi="Courier New"/>
+          <w:color w:val="1A3A5C"/>
+          <w:sz w:val="18"/>
+          <w:szCs w:val="18"/>
+        </w:rPr>
+        <w:t xml:space="preserve">Execute ALL four of the following tool calls in parallel:</w:t>
+      </w:r>
+    </w:p>
+    <w:p>
+      <w:pPr>
+        <w:pBdr>
+          <w:left w:val="single" w:color="2E75B6" w:sz="8" w:space="4"/>
+        </w:pBdr>
+        <w:shd w:fill="EFF6FF" w:val="clear"/>
+        <w:spacing w:after="0" w:before="0"/>
+        <w:ind w:left="360"/>
+      </w:pPr>
+      <w:r>
+        <w:rPr>
+          <w:rFonts w:ascii="Courier New" w:cs="Courier New" w:eastAsia="Courier New" w:hAnsi="Courier New"/>
+          <w:color w:val="1A3A5C"/>
+          <w:sz w:val="18"/>
+          <w:szCs w:val="18"/>
+        </w:rPr>
+        <w:t xml:space="preserve"/>
+      </w:r>
+    </w:p>
+    <w:p>
+      <w:pPr>
+        <w:pBdr>
+          <w:left w:val="single" w:color="2E75B6" w:sz="8" w:space="4"/>
+        </w:pBdr>
+        <w:shd w:fill="EFF6FF" w:val="clear"/>
+        <w:spacing w:after="0" w:before="0"/>
+        <w:ind w:left="360"/>
+      </w:pPr>
+      <w:r>
+        <w:rPr>
+          <w:rFonts w:ascii="Courier New" w:cs="Courier New" w:eastAsia="Courier New" w:hAnsi="Courier New"/>
+          <w:color w:val="1A3A5C"/>
+          <w:sz w:val="18"/>
+          <w:szCs w:val="18"/>
+        </w:rPr>
+        <w:t xml:space="preserve">```</w:t>
+      </w:r>
+    </w:p>
+    <w:p>
+      <w:pPr>
+        <w:pBdr>
+          <w:left w:val="single" w:color="2E75B6" w:sz="8" w:space="4"/>
+        </w:pBdr>
+        <w:shd w:fill="EFF6FF" w:val="clear"/>
+        <w:spacing w:after="0" w:before="0"/>
+        <w:ind w:left="360"/>
+      </w:pPr>
+      <w:r>
+        <w:rPr>
+          <w:rFonts w:ascii="Courier New" w:cs="Courier New" w:eastAsia="Courier New" w:hAnsi="Courier New"/>
+          <w:color w:val="1A3A5C"/>
+          <w:sz w:val="18"/>
+          <w:szCs w:val="18"/>
+        </w:rPr>
+        <w:t xml:space="preserve">tool: tavily_news_search</w:t>
+      </w:r>
+    </w:p>
+    <w:p>
+      <w:pPr>
+        <w:pBdr>
+          <w:left w:val="single" w:color="2E75B6" w:sz="8" w:space="4"/>
+        </w:pBdr>
+        <w:shd w:fill="EFF6FF" w:val="clear"/>
+        <w:spacing w:after="0" w:before="0"/>
+        <w:ind w:left="360"/>
+      </w:pPr>
+      <w:r>
+        <w:rPr>
+          <w:rFonts w:ascii="Courier New" w:cs="Courier New" w:eastAsia="Courier New" w:hAnsi="Courier New"/>
+          <w:color w:val="1A3A5C"/>
+          <w:sz w:val="18"/>
+          <w:szCs w:val="18"/>
+        </w:rPr>
+        <w:t xml:space="preserve">params: { "query": "{counterparty_name} financial news", "max_results": 5 }</w:t>
+      </w:r>
+    </w:p>
+    <w:p>
+      <w:pPr>
+        <w:pBdr>
+          <w:left w:val="single" w:color="2E75B6" w:sz="8" w:space="4"/>
+        </w:pBdr>
+        <w:shd w:fill="EFF6FF" w:val="clear"/>
+        <w:spacing w:after="0" w:before="0"/>
+        <w:ind w:left="360"/>
+      </w:pPr>
+      <w:r>
+        <w:rPr>
+          <w:rFonts w:ascii="Courier New" w:cs="Courier New" w:eastAsia="Courier New" w:hAnsi="Courier New"/>
+          <w:color w:val="1A3A5C"/>
+          <w:sz w:val="18"/>
+          <w:szCs w:val="18"/>
+        </w:rPr>
+        <w:t xml:space="preserve">```</w:t>
+      </w:r>
+    </w:p>
+    <w:p>
+      <w:pPr>
+        <w:pBdr>
+          <w:left w:val="single" w:color="2E75B6" w:sz="8" w:space="4"/>
+        </w:pBdr>
+        <w:shd w:fill="EFF6FF" w:val="clear"/>
+        <w:spacing w:after="0" w:before="0"/>
+        <w:ind w:left="360"/>
+      </w:pPr>
+      <w:r>
+        <w:rPr>
+          <w:rFonts w:ascii="Courier New" w:cs="Courier New" w:eastAsia="Courier New" w:hAnsi="Courier New"/>
+          <w:color w:val="1A3A5C"/>
+          <w:sz w:val="18"/>
+          <w:szCs w:val="18"/>
+        </w:rPr>
+        <w:t xml:space="preserve">```</w:t>
+      </w:r>
+    </w:p>
+    <w:p>
+      <w:pPr>
+        <w:pBdr>
+          <w:left w:val="single" w:color="2E75B6" w:sz="8" w:space="4"/>
+        </w:pBdr>
+        <w:shd w:fill="EFF6FF" w:val="clear"/>
+        <w:spacing w:after="0" w:before="0"/>
+        <w:ind w:left="360"/>
+      </w:pPr>
+      <w:r>
+        <w:rPr>
+          <w:rFonts w:ascii="Courier New" w:cs="Courier New" w:eastAsia="Courier New" w:hAnsi="Courier New"/>
+          <w:color w:val="1A3A5C"/>
+          <w:sz w:val="18"/>
+          <w:szCs w:val="18"/>
+        </w:rPr>
+        <w:t xml:space="preserve">tool: tavily_news_search</w:t>
+      </w:r>
+    </w:p>
+    <w:p>
+      <w:pPr>
+        <w:pBdr>
+          <w:left w:val="single" w:color="2E75B6" w:sz="8" w:space="4"/>
+        </w:pBdr>
+        <w:shd w:fill="EFF6FF" w:val="clear"/>
+        <w:spacing w:after="0" w:before="0"/>
+        <w:ind w:left="360"/>
+      </w:pPr>
+      <w:r>
+        <w:rPr>
+          <w:rFonts w:ascii="Courier New" w:cs="Courier New" w:eastAsia="Courier New" w:hAnsi="Courier New"/>
+          <w:color w:val="1A3A5C"/>
+          <w:sz w:val="18"/>
+          <w:szCs w:val="18"/>
+        </w:rPr>
+        <w:t xml:space="preserve">params: { "query": "{counterparty_name} credit risk regulatory 2026", "max_results": 5 }</w:t>
+      </w:r>
+    </w:p>
+    <w:p>
+      <w:pPr>
+        <w:pBdr>
+          <w:left w:val="single" w:color="2E75B6" w:sz="8" w:space="4"/>
+        </w:pBdr>
+        <w:shd w:fill="EFF6FF" w:val="clear"/>
+        <w:spacing w:after="0" w:before="0"/>
+        <w:ind w:left="360"/>
+      </w:pPr>
+      <w:r>
+        <w:rPr>
+          <w:rFonts w:ascii="Courier New" w:cs="Courier New" w:eastAsia="Courier New" w:hAnsi="Courier New"/>
+          <w:color w:val="1A3A5C"/>
+          <w:sz w:val="18"/>
+          <w:szCs w:val="18"/>
+        </w:rPr>
+        <w:t xml:space="preserve">```</w:t>
+      </w:r>
+    </w:p>
+    <w:p>
+      <w:pPr>
+        <w:pBdr>
+          <w:left w:val="single" w:color="2E75B6" w:sz="8" w:space="4"/>
+        </w:pBdr>
+        <w:shd w:fill="EFF6FF" w:val="clear"/>
+        <w:spacing w:after="0" w:before="0"/>
+        <w:ind w:left="360"/>
+      </w:pPr>
+      <w:r>
+        <w:rPr>
+          <w:rFonts w:ascii="Courier New" w:cs="Courier New" w:eastAsia="Courier New" w:hAnsi="Courier New"/>
+          <w:color w:val="1A3A5C"/>
+          <w:sz w:val="18"/>
+          <w:szCs w:val="18"/>
+        </w:rPr>
+        <w:t xml:space="preserve">```</w:t>
+      </w:r>
+    </w:p>
+    <w:p>
+      <w:pPr>
+        <w:pBdr>
+          <w:left w:val="single" w:color="2E75B6" w:sz="8" w:space="4"/>
+        </w:pBdr>
+        <w:shd w:fill="EFF6FF" w:val="clear"/>
+        <w:spacing w:after="0" w:before="0"/>
+        <w:ind w:left="360"/>
+      </w:pPr>
+      <w:r>
+        <w:rPr>
+          <w:rFonts w:ascii="Courier New" w:cs="Courier New" w:eastAsia="Courier New" w:hAnsi="Courier New"/>
+          <w:color w:val="1A3A5C"/>
+          <w:sz w:val="18"/>
+          <w:szCs w:val="18"/>
+        </w:rPr>
+        <w:t xml:space="preserve">tool: tavily_news_search</w:t>
+      </w:r>
+    </w:p>
+    <w:p>
+      <w:pPr>
+        <w:pBdr>
+          <w:left w:val="single" w:color="2E75B6" w:sz="8" w:space="4"/>
+        </w:pBdr>
+        <w:shd w:fill="EFF6FF" w:val="clear"/>
+        <w:spacing w:after="0" w:before="0"/>
+        <w:ind w:left="360"/>
+      </w:pPr>
+      <w:r>
+        <w:rPr>
+          <w:rFonts w:ascii="Courier New" w:cs="Courier New" w:eastAsia="Courier New" w:hAnsi="Courier New"/>
+          <w:color w:val="1A3A5C"/>
+          <w:sz w:val="18"/>
+          <w:szCs w:val="18"/>
+        </w:rPr>
+        <w:t xml:space="preserve">params: { "query": "{counterparty_name} earnings results outlook", "max_results": 3 }</w:t>
+      </w:r>
+    </w:p>
+    <w:p>
+      <w:pPr>
+        <w:pBdr>
+          <w:left w:val="single" w:color="2E75B6" w:sz="8" w:space="4"/>
+        </w:pBdr>
+        <w:shd w:fill="EFF6FF" w:val="clear"/>
+        <w:spacing w:after="0" w:before="0"/>
+        <w:ind w:left="360"/>
+      </w:pPr>
+      <w:r>
+        <w:rPr>
+          <w:rFonts w:ascii="Courier New" w:cs="Courier New" w:eastAsia="Courier New" w:hAnsi="Courier New"/>
+          <w:color w:val="1A3A5C"/>
+          <w:sz w:val="18"/>
+          <w:szCs w:val="18"/>
+        </w:rPr>
+        <w:t xml:space="preserve">```</w:t>
+      </w:r>
+    </w:p>
+    <w:p>
+      <w:pPr>
+        <w:pBdr>
+          <w:left w:val="single" w:color="2E75B6" w:sz="8" w:space="4"/>
+        </w:pBdr>
+        <w:shd w:fill="EFF6FF" w:val="clear"/>
+        <w:spacing w:after="0" w:before="0"/>
+        <w:ind w:left="360"/>
+      </w:pPr>
+      <w:r>
+        <w:rPr>
+          <w:rFonts w:ascii="Courier New" w:cs="Courier New" w:eastAsia="Courier New" w:hAnsi="Courier New"/>
+          <w:color w:val="1A3A5C"/>
+          <w:sz w:val="18"/>
+          <w:szCs w:val="18"/>
+        </w:rPr>
+        <w:t xml:space="preserve">```</w:t>
+      </w:r>
+    </w:p>
+    <w:p>
+      <w:pPr>
+        <w:pBdr>
+          <w:left w:val="single" w:color="2E75B6" w:sz="8" w:space="4"/>
+        </w:pBdr>
+        <w:shd w:fill="EFF6FF" w:val="clear"/>
+        <w:spacing w:after="0" w:before="0"/>
+        <w:ind w:left="360"/>
+      </w:pPr>
+      <w:r>
+        <w:rPr>
+          <w:rFonts w:ascii="Courier New" w:cs="Courier New" w:eastAsia="Courier New" w:hAnsi="Courier New"/>
+          <w:color w:val="1A3A5C"/>
+          <w:sz w:val="18"/>
+          <w:szCs w:val="18"/>
+        </w:rPr>
+        <w:t xml:space="preserve">tool: tavily_news_search</w:t>
+      </w:r>
+    </w:p>
+    <w:p>
+      <w:pPr>
+        <w:pBdr>
+          <w:left w:val="single" w:color="2E75B6" w:sz="8" w:space="4"/>
+        </w:pBdr>
+        <w:shd w:fill="EFF6FF" w:val="clear"/>
+        <w:spacing w:after="0" w:before="0"/>
+        <w:ind w:left="360"/>
+      </w:pPr>
+      <w:r>
+        <w:rPr>
+          <w:rFonts w:ascii="Courier New" w:cs="Courier New" w:eastAsia="Courier New" w:hAnsi="Courier New"/>
+          <w:color w:val="1A3A5C"/>
+          <w:sz w:val="18"/>
+          <w:szCs w:val="18"/>
+        </w:rPr>
+        <w:t xml:space="preserve">params: { "query": "{counterparty_name} default bankruptcy restructuring distress", "max_results": 3 }</w:t>
+      </w:r>
+    </w:p>
+    <w:p>
+      <w:pPr>
+        <w:pBdr>
+          <w:left w:val="single" w:color="2E75B6" w:sz="8" w:space="4"/>
+        </w:pBdr>
+        <w:shd w:fill="EFF6FF" w:val="clear"/>
+        <w:spacing w:after="0" w:before="0"/>
+        <w:ind w:left="360"/>
+      </w:pPr>
+      <w:r>
+        <w:rPr>
+          <w:rFonts w:ascii="Courier New" w:cs="Courier New" w:eastAsia="Courier New" w:hAnsi="Courier New"/>
+          <w:color w:val="1A3A5C"/>
+          <w:sz w:val="18"/>
+          <w:szCs w:val="18"/>
+        </w:rPr>
+        <w:t xml:space="preserve">```</w:t>
+      </w:r>
+    </w:p>
+    <w:p>
+      <w:pPr>
+        <w:pBdr>
+          <w:left w:val="single" w:color="2E75B6" w:sz="8" w:space="4"/>
+        </w:pBdr>
+        <w:shd w:fill="EFF6FF" w:val="clear"/>
+        <w:spacing w:after="0" w:before="0"/>
+        <w:ind w:left="360"/>
+      </w:pPr>
+      <w:r>
+        <w:rPr>
+          <w:rFonts w:ascii="Courier New" w:cs="Courier New" w:eastAsia="Courier New" w:hAnsi="Courier New"/>
+          <w:color w:val="1A3A5C"/>
+          <w:sz w:val="18"/>
+          <w:szCs w:val="18"/>
+        </w:rPr>
+        <w:t xml:space="preserve"/>
+      </w:r>
+    </w:p>
+    <w:p>
+      <w:pPr>
+        <w:pBdr>
+          <w:left w:val="single" w:color="2E75B6" w:sz="8" w:space="4"/>
+        </w:pBdr>
+        <w:shd w:fill="EFF6FF" w:val="clear"/>
+        <w:spacing w:after="0" w:before="0"/>
+        <w:ind w:left="360"/>
+      </w:pPr>
+      <w:r>
+        <w:rPr>
+          <w:rFonts w:ascii="Courier New" w:cs="Courier New" w:eastAsia="Courier New" w:hAnsi="Courier New"/>
+          <w:color w:val="1A3A5C"/>
+          <w:sz w:val="18"/>
+          <w:szCs w:val="18"/>
+        </w:rPr>
+        <w:t xml:space="preserve">## Step 2 — IRIS Data Pull</w:t>
+      </w:r>
+    </w:p>
+    <w:p>
+      <w:pPr>
+        <w:pBdr>
+          <w:left w:val="single" w:color="2E75B6" w:sz="8" w:space="4"/>
+        </w:pBdr>
+        <w:shd w:fill="EFF6FF" w:val="clear"/>
+        <w:spacing w:after="0" w:before="0"/>
+        <w:ind w:left="360"/>
+      </w:pPr>
+      <w:r>
+        <w:rPr>
+          <w:rFonts w:ascii="Courier New" w:cs="Courier New" w:eastAsia="Courier New" w:hAnsi="Courier New"/>
+          <w:color w:val="1A3A5C"/>
+          <w:sz w:val="18"/>
+          <w:szCs w:val="18"/>
+        </w:rPr>
+        <w:t xml:space="preserve">First call iris_list_dates to get the latest available date.</w:t>
+      </w:r>
+    </w:p>
+    <w:p>
+      <w:pPr>
+        <w:pBdr>
+          <w:left w:val="single" w:color="2E75B6" w:sz="8" w:space="4"/>
+        </w:pBdr>
+        <w:shd w:fill="EFF6FF" w:val="clear"/>
+        <w:spacing w:after="0" w:before="0"/>
+        <w:ind w:left="360"/>
+      </w:pPr>
+      <w:r>
+        <w:rPr>
+          <w:rFonts w:ascii="Courier New" w:cs="Courier New" w:eastAsia="Courier New" w:hAnsi="Courier New"/>
+          <w:color w:val="1A3A5C"/>
+          <w:sz w:val="18"/>
+          <w:szCs w:val="18"/>
+        </w:rPr>
+        <w:t xml:space="preserve">Then call iris_search_counterparties to resolve the counterparty code.</w:t>
+      </w:r>
+    </w:p>
+    <w:p>
+      <w:pPr>
+        <w:pBdr>
+          <w:left w:val="single" w:color="2E75B6" w:sz="8" w:space="4"/>
+        </w:pBdr>
+        <w:shd w:fill="EFF6FF" w:val="clear"/>
+        <w:spacing w:after="0" w:before="0"/>
+        <w:ind w:left="360"/>
+      </w:pPr>
+      <w:r>
+        <w:rPr>
+          <w:rFonts w:ascii="Courier New" w:cs="Courier New" w:eastAsia="Courier New" w:hAnsi="Courier New"/>
+          <w:color w:val="1A3A5C"/>
+          <w:sz w:val="18"/>
+          <w:szCs w:val="18"/>
+        </w:rPr>
+        <w:t xml:space="preserve">Then execute the following three tool calls in parallel using the resolved code:</w:t>
+      </w:r>
+    </w:p>
+    <w:p>
+      <w:pPr>
+        <w:pBdr>
+          <w:left w:val="single" w:color="2E75B6" w:sz="8" w:space="4"/>
+        </w:pBdr>
+        <w:shd w:fill="EFF6FF" w:val="clear"/>
+        <w:spacing w:after="0" w:before="0"/>
+        <w:ind w:left="360"/>
+      </w:pPr>
+      <w:r>
+        <w:rPr>
+          <w:rFonts w:ascii="Courier New" w:cs="Courier New" w:eastAsia="Courier New" w:hAnsi="Courier New"/>
+          <w:color w:val="1A3A5C"/>
+          <w:sz w:val="18"/>
+          <w:szCs w:val="18"/>
+        </w:rPr>
+        <w:t xml:space="preserve"/>
+      </w:r>
+    </w:p>
+    <w:p>
+      <w:pPr>
+        <w:pBdr>
+          <w:left w:val="single" w:color="2E75B6" w:sz="8" w:space="4"/>
+        </w:pBdr>
+        <w:shd w:fill="EFF6FF" w:val="clear"/>
+        <w:spacing w:after="0" w:before="0"/>
+        <w:ind w:left="360"/>
+      </w:pPr>
+      <w:r>
+        <w:rPr>
+          <w:rFonts w:ascii="Courier New" w:cs="Courier New" w:eastAsia="Courier New" w:hAnsi="Courier New"/>
+          <w:color w:val="1A3A5C"/>
+          <w:sz w:val="18"/>
+          <w:szCs w:val="18"/>
+        </w:rPr>
+        <w:t xml:space="preserve">```</w:t>
+      </w:r>
+    </w:p>
+    <w:p>
+      <w:pPr>
+        <w:pBdr>
+          <w:left w:val="single" w:color="2E75B6" w:sz="8" w:space="4"/>
+        </w:pBdr>
+        <w:shd w:fill="EFF6FF" w:val="clear"/>
+        <w:spacing w:after="0" w:before="0"/>
+        <w:ind w:left="360"/>
+      </w:pPr>
+      <w:r>
+        <w:rPr>
+          <w:rFonts w:ascii="Courier New" w:cs="Courier New" w:eastAsia="Courier New" w:hAnsi="Courier New"/>
+          <w:color w:val="1A3A5C"/>
+          <w:sz w:val="18"/>
+          <w:szCs w:val="18"/>
+        </w:rPr>
+        <w:t xml:space="preserve">tool: iris_counterparty_dashboard</w:t>
+      </w:r>
+    </w:p>
+    <w:p>
+      <w:pPr>
+        <w:pBdr>
+          <w:left w:val="single" w:color="2E75B6" w:sz="8" w:space="4"/>
+        </w:pBdr>
+        <w:shd w:fill="EFF6FF" w:val="clear"/>
+        <w:spacing w:after="0" w:before="0"/>
+        <w:ind w:left="360"/>
+      </w:pPr>
+      <w:r>
+        <w:rPr>
+          <w:rFonts w:ascii="Courier New" w:cs="Courier New" w:eastAsia="Courier New" w:hAnsi="Courier New"/>
+          <w:color w:val="1A3A5C"/>
+          <w:sz w:val="18"/>
+          <w:szCs w:val="18"/>
+        </w:rPr>
+        <w:t xml:space="preserve">params: { "counterparty_code": "{resolved_code}", "date": "{date}" }</w:t>
+      </w:r>
+    </w:p>
+    <w:p>
+      <w:pPr>
+        <w:pBdr>
+          <w:left w:val="single" w:color="2E75B6" w:sz="8" w:space="4"/>
+        </w:pBdr>
+        <w:shd w:fill="EFF6FF" w:val="clear"/>
+        <w:spacing w:after="0" w:before="0"/>
+        <w:ind w:left="360"/>
+      </w:pPr>
+      <w:r>
+        <w:rPr>
+          <w:rFonts w:ascii="Courier New" w:cs="Courier New" w:eastAsia="Courier New" w:hAnsi="Courier New"/>
+          <w:color w:val="1A3A5C"/>
+          <w:sz w:val="18"/>
+          <w:szCs w:val="18"/>
+        </w:rPr>
+        <w:t xml:space="preserve">```</w:t>
+      </w:r>
+    </w:p>
+    <w:p>
+      <w:pPr>
+        <w:pBdr>
+          <w:left w:val="single" w:color="2E75B6" w:sz="8" w:space="4"/>
+        </w:pBdr>
+        <w:shd w:fill="EFF6FF" w:val="clear"/>
+        <w:spacing w:after="0" w:before="0"/>
+        <w:ind w:left="360"/>
+      </w:pPr>
+      <w:r>
+        <w:rPr>
+          <w:rFonts w:ascii="Courier New" w:cs="Courier New" w:eastAsia="Courier New" w:hAnsi="Courier New"/>
+          <w:color w:val="1A3A5C"/>
+          <w:sz w:val="18"/>
+          <w:szCs w:val="18"/>
+        </w:rPr>
+        <w:t xml:space="preserve">```</w:t>
+      </w:r>
+    </w:p>
+    <w:p>
+      <w:pPr>
+        <w:pBdr>
+          <w:left w:val="single" w:color="2E75B6" w:sz="8" w:space="4"/>
+        </w:pBdr>
+        <w:shd w:fill="EFF6FF" w:val="clear"/>
+        <w:spacing w:after="0" w:before="0"/>
+        <w:ind w:left="360"/>
+      </w:pPr>
+      <w:r>
+        <w:rPr>
+          <w:rFonts w:ascii="Courier New" w:cs="Courier New" w:eastAsia="Courier New" w:hAnsi="Courier New"/>
+          <w:color w:val="1A3A5C"/>
+          <w:sz w:val="18"/>
+          <w:szCs w:val="18"/>
+        </w:rPr>
+        <w:t xml:space="preserve">tool: iris_limit_breach_check</w:t>
+      </w:r>
+    </w:p>
+    <w:p>
+      <w:pPr>
+        <w:pBdr>
+          <w:left w:val="single" w:color="2E75B6" w:sz="8" w:space="4"/>
+        </w:pBdr>
+        <w:shd w:fill="EFF6FF" w:val="clear"/>
+        <w:spacing w:after="0" w:before="0"/>
+        <w:ind w:left="360"/>
+      </w:pPr>
+      <w:r>
+        <w:rPr>
+          <w:rFonts w:ascii="Courier New" w:cs="Courier New" w:eastAsia="Courier New" w:hAnsi="Courier New"/>
+          <w:color w:val="1A3A5C"/>
+          <w:sz w:val="18"/>
+          <w:szCs w:val="18"/>
+        </w:rPr>
+        <w:t xml:space="preserve">params: { "counterparty_code": "{resolved_code}", "date": "{date}" }</w:t>
+      </w:r>
+    </w:p>
+    <w:p>
+      <w:pPr>
+        <w:pBdr>
+          <w:left w:val="single" w:color="2E75B6" w:sz="8" w:space="4"/>
+        </w:pBdr>
+        <w:shd w:fill="EFF6FF" w:val="clear"/>
+        <w:spacing w:after="0" w:before="0"/>
+        <w:ind w:left="360"/>
+      </w:pPr>
+      <w:r>
+        <w:rPr>
+          <w:rFonts w:ascii="Courier New" w:cs="Courier New" w:eastAsia="Courier New" w:hAnsi="Courier New"/>
+          <w:color w:val="1A3A5C"/>
+          <w:sz w:val="18"/>
+          <w:szCs w:val="18"/>
+        </w:rPr>
+        <w:t xml:space="preserve">```</w:t>
+      </w:r>
+    </w:p>
+    <w:p>
+      <w:pPr>
+        <w:pBdr>
+          <w:left w:val="single" w:color="2E75B6" w:sz="8" w:space="4"/>
+        </w:pBdr>
+        <w:shd w:fill="EFF6FF" w:val="clear"/>
+        <w:spacing w:after="0" w:before="0"/>
+        <w:ind w:left="360"/>
+      </w:pPr>
+      <w:r>
+        <w:rPr>
+          <w:rFonts w:ascii="Courier New" w:cs="Courier New" w:eastAsia="Courier New" w:hAnsi="Courier New"/>
+          <w:color w:val="1A3A5C"/>
+          <w:sz w:val="18"/>
+          <w:szCs w:val="18"/>
+        </w:rPr>
+        <w:t xml:space="preserve">```</w:t>
+      </w:r>
+    </w:p>
+    <w:p>
+      <w:pPr>
+        <w:pBdr>
+          <w:left w:val="single" w:color="2E75B6" w:sz="8" w:space="4"/>
+        </w:pBdr>
+        <w:shd w:fill="EFF6FF" w:val="clear"/>
+        <w:spacing w:after="0" w:before="0"/>
+        <w:ind w:left="360"/>
+      </w:pPr>
+      <w:r>
+        <w:rPr>
+          <w:rFonts w:ascii="Courier New" w:cs="Courier New" w:eastAsia="Courier New" w:hAnsi="Courier New"/>
+          <w:color w:val="1A3A5C"/>
+          <w:sz w:val="18"/>
+          <w:szCs w:val="18"/>
+        </w:rPr>
+        <w:t xml:space="preserve">tool: iris_exposure_trend</w:t>
+      </w:r>
+    </w:p>
+    <w:p>
+      <w:pPr>
+        <w:pBdr>
+          <w:left w:val="single" w:color="2E75B6" w:sz="8" w:space="4"/>
+        </w:pBdr>
+        <w:shd w:fill="EFF6FF" w:val="clear"/>
+        <w:spacing w:after="0" w:before="0"/>
+        <w:ind w:left="360"/>
+      </w:pPr>
+      <w:r>
+        <w:rPr>
+          <w:rFonts w:ascii="Courier New" w:cs="Courier New" w:eastAsia="Courier New" w:hAnsi="Courier New"/>
+          <w:color w:val="1A3A5C"/>
+          <w:sz w:val="18"/>
+          <w:szCs w:val="18"/>
+        </w:rPr>
+        <w:t xml:space="preserve">params: { "counterparty_code": "{resolved_code}", "date_from": "{trend_from}", "date_to": "{date}" }</w:t>
+      </w:r>
+    </w:p>
+    <w:p>
+      <w:pPr>
+        <w:pBdr>
+          <w:left w:val="single" w:color="2E75B6" w:sz="8" w:space="4"/>
+        </w:pBdr>
+        <w:shd w:fill="EFF6FF" w:val="clear"/>
+        <w:spacing w:after="0" w:before="0"/>
+        <w:ind w:left="360"/>
+      </w:pPr>
+      <w:r>
+        <w:rPr>
+          <w:rFonts w:ascii="Courier New" w:cs="Courier New" w:eastAsia="Courier New" w:hAnsi="Courier New"/>
+          <w:color w:val="1A3A5C"/>
+          <w:sz w:val="18"/>
+          <w:szCs w:val="18"/>
+        </w:rPr>
+        <w:t xml:space="preserve">```</w:t>
+      </w:r>
+    </w:p>
+    <w:p>
+      <w:pPr>
+        <w:pBdr>
+          <w:left w:val="single" w:color="2E75B6" w:sz="8" w:space="4"/>
+        </w:pBdr>
+        <w:shd w:fill="EFF6FF" w:val="clear"/>
+        <w:spacing w:after="0" w:before="0"/>
+        <w:ind w:left="360"/>
+      </w:pPr>
+      <w:r>
+        <w:rPr>
+          <w:rFonts w:ascii="Courier New" w:cs="Courier New" w:eastAsia="Courier New" w:hAnsi="Courier New"/>
+          <w:color w:val="1A3A5C"/>
+          <w:sz w:val="18"/>
+          <w:szCs w:val="18"/>
+        </w:rPr>
+        <w:t xml:space="preserve"/>
+      </w:r>
+    </w:p>
+    <w:p>
+      <w:pPr>
+        <w:pBdr>
+          <w:left w:val="single" w:color="2E75B6" w:sz="8" w:space="4"/>
+        </w:pBdr>
+        <w:shd w:fill="EFF6FF" w:val="clear"/>
+        <w:spacing w:after="0" w:before="0"/>
+        <w:ind w:left="360"/>
+      </w:pPr>
+      <w:r>
+        <w:rPr>
+          <w:rFonts w:ascii="Courier New" w:cs="Courier New" w:eastAsia="Courier New" w:hAnsi="Courier New"/>
+          <w:color w:val="1A3A5C"/>
+          <w:sz w:val="18"/>
+          <w:szCs w:val="18"/>
+        </w:rPr>
+        <w:t xml:space="preserve">## Step 3 — Integrated Risk Analysis</w:t>
+      </w:r>
+    </w:p>
+    <w:p>
+      <w:pPr>
+        <w:pBdr>
+          <w:left w:val="single" w:color="2E75B6" w:sz="8" w:space="4"/>
+        </w:pBdr>
+        <w:shd w:fill="EFF6FF" w:val="clear"/>
+        <w:spacing w:after="0" w:before="0"/>
+        <w:ind w:left="360"/>
+      </w:pPr>
+      <w:r>
+        <w:rPr>
+          <w:rFonts w:ascii="Courier New" w:cs="Courier New" w:eastAsia="Courier New" w:hAnsi="Courier New"/>
+          <w:color w:val="1A3A5C"/>
+          <w:sz w:val="18"/>
+          <w:szCs w:val="18"/>
+        </w:rPr>
+        <w:t xml:space="preserve">You are a senior counterparty risk analyst at a financial institution.</w:t>
+      </w:r>
+    </w:p>
+    <w:p>
+      <w:pPr>
+        <w:pBdr>
+          <w:left w:val="single" w:color="2E75B6" w:sz="8" w:space="4"/>
+        </w:pBdr>
+        <w:shd w:fill="EFF6FF" w:val="clear"/>
+        <w:spacing w:after="0" w:before="0"/>
+        <w:ind w:left="360"/>
+      </w:pPr>
+      <w:r>
+        <w:rPr>
+          <w:rFonts w:ascii="Courier New" w:cs="Courier New" w:eastAsia="Courier New" w:hAnsi="Courier New"/>
+          <w:color w:val="1A3A5C"/>
+          <w:sz w:val="18"/>
+          <w:szCs w:val="18"/>
+        </w:rPr>
+        <w:t xml:space="preserve">Using the news from Step 1 and the IRIS data from Step 2, perform an integrated analysis:</w:t>
+      </w:r>
+    </w:p>
+    <w:p>
+      <w:pPr>
+        <w:pBdr>
+          <w:left w:val="single" w:color="2E75B6" w:sz="8" w:space="4"/>
+        </w:pBdr>
+        <w:shd w:fill="EFF6FF" w:val="clear"/>
+        <w:spacing w:after="0" w:before="0"/>
+        <w:ind w:left="360"/>
+      </w:pPr>
+      <w:r>
+        <w:rPr>
+          <w:rFonts w:ascii="Courier New" w:cs="Courier New" w:eastAsia="Courier New" w:hAnsi="Courier New"/>
+          <w:color w:val="1A3A5C"/>
+          <w:sz w:val="18"/>
+          <w:szCs w:val="18"/>
+        </w:rPr>
+        <w:t xml:space="preserve"/>
+      </w:r>
+    </w:p>
+    <w:p>
+      <w:pPr>
+        <w:pBdr>
+          <w:left w:val="single" w:color="2E75B6" w:sz="8" w:space="4"/>
+        </w:pBdr>
+        <w:shd w:fill="EFF6FF" w:val="clear"/>
+        <w:spacing w:after="0" w:before="0"/>
+        <w:ind w:left="360"/>
+      </w:pPr>
+      <w:r>
+        <w:rPr>
+          <w:rFonts w:ascii="Courier New" w:cs="Courier New" w:eastAsia="Courier New" w:hAnsi="Courier New"/>
+          <w:color w:val="1A3A5C"/>
+          <w:sz w:val="18"/>
+          <w:szCs w:val="18"/>
+        </w:rPr>
+        <w:t xml:space="preserve">1. NEWS SIGNAL ASSESSMENT</w:t>
+      </w:r>
+    </w:p>
+    <w:p>
+      <w:pPr>
+        <w:pBdr>
+          <w:left w:val="single" w:color="2E75B6" w:sz="8" w:space="4"/>
+        </w:pBdr>
+        <w:shd w:fill="EFF6FF" w:val="clear"/>
+        <w:spacing w:after="0" w:before="0"/>
+        <w:ind w:left="360"/>
+      </w:pPr>
+      <w:r>
+        <w:rPr>
+          <w:rFonts w:ascii="Courier New" w:cs="Courier New" w:eastAsia="Courier New" w:hAnsi="Courier New"/>
+          <w:color w:val="1A3A5C"/>
+          <w:sz w:val="18"/>
+          <w:szCs w:val="18"/>
+        </w:rPr>
+        <w:t xml:space="preserve">   Classify each news item: POSITIVE / NEUTRAL / NEGATIVE / MATERIAL_RISK.</w:t>
+      </w:r>
+    </w:p>
+    <w:p>
+      <w:pPr>
+        <w:pBdr>
+          <w:left w:val="single" w:color="2E75B6" w:sz="8" w:space="4"/>
+        </w:pBdr>
+        <w:shd w:fill="EFF6FF" w:val="clear"/>
+        <w:spacing w:after="0" w:before="0"/>
+        <w:ind w:left="360"/>
+      </w:pPr>
+      <w:r>
+        <w:rPr>
+          <w:rFonts w:ascii="Courier New" w:cs="Courier New" w:eastAsia="Courier New" w:hAnsi="Courier New"/>
+          <w:color w:val="1A3A5C"/>
+          <w:sz w:val="18"/>
+          <w:szCs w:val="18"/>
+        </w:rPr>
+        <w:t xml:space="preserve">   Identify any news that directly affects creditworthiness.</w:t>
+      </w:r>
+    </w:p>
+    <w:p>
+      <w:pPr>
+        <w:pBdr>
+          <w:left w:val="single" w:color="2E75B6" w:sz="8" w:space="4"/>
+        </w:pBdr>
+        <w:shd w:fill="EFF6FF" w:val="clear"/>
+        <w:spacing w:after="0" w:before="0"/>
+        <w:ind w:left="360"/>
+      </w:pPr>
+      <w:r>
+        <w:rPr>
+          <w:rFonts w:ascii="Courier New" w:cs="Courier New" w:eastAsia="Courier New" w:hAnsi="Courier New"/>
+          <w:color w:val="1A3A5C"/>
+          <w:sz w:val="18"/>
+          <w:szCs w:val="18"/>
+        </w:rPr>
+        <w:t xml:space="preserve">   Flag any regulatory, legal, or financial stress signals.</w:t>
+      </w:r>
+    </w:p>
+    <w:p>
+      <w:pPr>
+        <w:pBdr>
+          <w:left w:val="single" w:color="2E75B6" w:sz="8" w:space="4"/>
+        </w:pBdr>
+        <w:shd w:fill="EFF6FF" w:val="clear"/>
+        <w:spacing w:after="0" w:before="0"/>
+        <w:ind w:left="360"/>
+      </w:pPr>
+      <w:r>
+        <w:rPr>
+          <w:rFonts w:ascii="Courier New" w:cs="Courier New" w:eastAsia="Courier New" w:hAnsi="Courier New"/>
+          <w:color w:val="1A3A5C"/>
+          <w:sz w:val="18"/>
+          <w:szCs w:val="18"/>
+        </w:rPr>
+        <w:t xml:space="preserve"/>
+      </w:r>
+    </w:p>
+    <w:p>
+      <w:pPr>
+        <w:pBdr>
+          <w:left w:val="single" w:color="2E75B6" w:sz="8" w:space="4"/>
+        </w:pBdr>
+        <w:shd w:fill="EFF6FF" w:val="clear"/>
+        <w:spacing w:after="0" w:before="0"/>
+        <w:ind w:left="360"/>
+      </w:pPr>
+      <w:r>
+        <w:rPr>
+          <w:rFonts w:ascii="Courier New" w:cs="Courier New" w:eastAsia="Courier New" w:hAnsi="Courier New"/>
+          <w:color w:val="1A3A5C"/>
+          <w:sz w:val="18"/>
+          <w:szCs w:val="18"/>
+        </w:rPr>
+        <w:t xml:space="preserve">2. INTERNAL EXPOSURE SUMMARY</w:t>
+      </w:r>
+    </w:p>
+    <w:p>
+      <w:pPr>
+        <w:pBdr>
+          <w:left w:val="single" w:color="2E75B6" w:sz="8" w:space="4"/>
+        </w:pBdr>
+        <w:shd w:fill="EFF6FF" w:val="clear"/>
+        <w:spacing w:after="0" w:before="0"/>
+        <w:ind w:left="360"/>
+      </w:pPr>
+      <w:r>
+        <w:rPr>
+          <w:rFonts w:ascii="Courier New" w:cs="Courier New" w:eastAsia="Courier New" w:hAnsi="Courier New"/>
+          <w:color w:val="1A3A5C"/>
+          <w:sz w:val="18"/>
+          <w:szCs w:val="18"/>
+        </w:rPr>
+        <w:t xml:space="preserve">   Summarise current total exposure across all products and legal entities.</w:t>
+      </w:r>
+    </w:p>
+    <w:p>
+      <w:pPr>
+        <w:pBdr>
+          <w:left w:val="single" w:color="2E75B6" w:sz="8" w:space="4"/>
+        </w:pBdr>
+        <w:shd w:fill="EFF6FF" w:val="clear"/>
+        <w:spacing w:after="0" w:before="0"/>
+        <w:ind w:left="360"/>
+      </w:pPr>
+      <w:r>
+        <w:rPr>
+          <w:rFonts w:ascii="Courier New" w:cs="Courier New" w:eastAsia="Courier New" w:hAnsi="Courier New"/>
+          <w:color w:val="1A3A5C"/>
+          <w:sz w:val="18"/>
+          <w:szCs w:val="18"/>
+        </w:rPr>
+        <w:t xml:space="preserve">   Identify the largest product exposure and highest utilisation rates.</w:t>
+      </w:r>
+    </w:p>
+    <w:p>
+      <w:pPr>
+        <w:pBdr>
+          <w:left w:val="single" w:color="2E75B6" w:sz="8" w:space="4"/>
+        </w:pBdr>
+        <w:shd w:fill="EFF6FF" w:val="clear"/>
+        <w:spacing w:after="0" w:before="0"/>
+        <w:ind w:left="360"/>
+      </w:pPr>
+      <w:r>
+        <w:rPr>
+          <w:rFonts w:ascii="Courier New" w:cs="Courier New" w:eastAsia="Courier New" w:hAnsi="Courier New"/>
+          <w:color w:val="1A3A5C"/>
+          <w:sz w:val="18"/>
+          <w:szCs w:val="18"/>
+        </w:rPr>
+        <w:t xml:space="preserve">   State current headroom clearly.</w:t>
+      </w:r>
+    </w:p>
+    <w:p>
+      <w:pPr>
+        <w:pBdr>
+          <w:left w:val="single" w:color="2E75B6" w:sz="8" w:space="4"/>
+        </w:pBdr>
+        <w:shd w:fill="EFF6FF" w:val="clear"/>
+        <w:spacing w:after="0" w:before="0"/>
+        <w:ind w:left="360"/>
+      </w:pPr>
+      <w:r>
+        <w:rPr>
+          <w:rFonts w:ascii="Courier New" w:cs="Courier New" w:eastAsia="Courier New" w:hAnsi="Courier New"/>
+          <w:color w:val="1A3A5C"/>
+          <w:sz w:val="18"/>
+          <w:szCs w:val="18"/>
+        </w:rPr>
+        <w:t xml:space="preserve"/>
+      </w:r>
+    </w:p>
+    <w:p>
+      <w:pPr>
+        <w:pBdr>
+          <w:left w:val="single" w:color="2E75B6" w:sz="8" w:space="4"/>
+        </w:pBdr>
+        <w:shd w:fill="EFF6FF" w:val="clear"/>
+        <w:spacing w:after="0" w:before="0"/>
+        <w:ind w:left="360"/>
+      </w:pPr>
+      <w:r>
+        <w:rPr>
+          <w:rFonts w:ascii="Courier New" w:cs="Courier New" w:eastAsia="Courier New" w:hAnsi="Courier New"/>
+          <w:color w:val="1A3A5C"/>
+          <w:sz w:val="18"/>
+          <w:szCs w:val="18"/>
+        </w:rPr>
+        <w:t xml:space="preserve">3. BREACH AND STRESS FLAGS</w:t>
+      </w:r>
+    </w:p>
+    <w:p>
+      <w:pPr>
+        <w:pBdr>
+          <w:left w:val="single" w:color="2E75B6" w:sz="8" w:space="4"/>
+        </w:pBdr>
+        <w:shd w:fill="EFF6FF" w:val="clear"/>
+        <w:spacing w:after="0" w:before="0"/>
+        <w:ind w:left="360"/>
+      </w:pPr>
+      <w:r>
+        <w:rPr>
+          <w:rFonts w:ascii="Courier New" w:cs="Courier New" w:eastAsia="Courier New" w:hAnsi="Courier New"/>
+          <w:color w:val="1A3A5C"/>
+          <w:sz w:val="18"/>
+          <w:szCs w:val="18"/>
+        </w:rPr>
+        <w:t xml:space="preserve">   List any active limit breaches with limit_key, overage amount, and severity.</w:t>
+      </w:r>
+    </w:p>
+    <w:p>
+      <w:pPr>
+        <w:pBdr>
+          <w:left w:val="single" w:color="2E75B6" w:sz="8" w:space="4"/>
+        </w:pBdr>
+        <w:shd w:fill="EFF6FF" w:val="clear"/>
+        <w:spacing w:after="0" w:before="0"/>
+        <w:ind w:left="360"/>
+      </w:pPr>
+      <w:r>
+        <w:rPr>
+          <w:rFonts w:ascii="Courier New" w:cs="Courier New" w:eastAsia="Courier New" w:hAnsi="Courier New"/>
+          <w:color w:val="1A3A5C"/>
+          <w:sz w:val="18"/>
+          <w:szCs w:val="18"/>
+        </w:rPr>
+        <w:t xml:space="preserve">   Correlate breaches with any negative news signals.</w:t>
+      </w:r>
+    </w:p>
+    <w:p>
+      <w:pPr>
+        <w:pBdr>
+          <w:left w:val="single" w:color="2E75B6" w:sz="8" w:space="4"/>
+        </w:pBdr>
+        <w:shd w:fill="EFF6FF" w:val="clear"/>
+        <w:spacing w:after="0" w:before="0"/>
+        <w:ind w:left="360"/>
+      </w:pPr>
+      <w:r>
+        <w:rPr>
+          <w:rFonts w:ascii="Courier New" w:cs="Courier New" w:eastAsia="Courier New" w:hAnsi="Courier New"/>
+          <w:color w:val="1A3A5C"/>
+          <w:sz w:val="18"/>
+          <w:szCs w:val="18"/>
+        </w:rPr>
+        <w:t xml:space="preserve"/>
+      </w:r>
+    </w:p>
+    <w:p>
+      <w:pPr>
+        <w:pBdr>
+          <w:left w:val="single" w:color="2E75B6" w:sz="8" w:space="4"/>
+        </w:pBdr>
+        <w:shd w:fill="EFF6FF" w:val="clear"/>
+        <w:spacing w:after="0" w:before="0"/>
+        <w:ind w:left="360"/>
+      </w:pPr>
+      <w:r>
+        <w:rPr>
+          <w:rFonts w:ascii="Courier New" w:cs="Courier New" w:eastAsia="Courier New" w:hAnsi="Courier New"/>
+          <w:color w:val="1A3A5C"/>
+          <w:sz w:val="18"/>
+          <w:szCs w:val="18"/>
+        </w:rPr>
+        <w:t xml:space="preserve">4. TREND ANALYSIS</w:t>
+      </w:r>
+    </w:p>
+    <w:p>
+      <w:pPr>
+        <w:pBdr>
+          <w:left w:val="single" w:color="2E75B6" w:sz="8" w:space="4"/>
+        </w:pBdr>
+        <w:shd w:fill="EFF6FF" w:val="clear"/>
+        <w:spacing w:after="0" w:before="0"/>
+        <w:ind w:left="360"/>
+      </w:pPr>
+      <w:r>
+        <w:rPr>
+          <w:rFonts w:ascii="Courier New" w:cs="Courier New" w:eastAsia="Courier New" w:hAnsi="Courier New"/>
+          <w:color w:val="1A3A5C"/>
+          <w:sz w:val="18"/>
+          <w:szCs w:val="18"/>
+        </w:rPr>
+        <w:t xml:space="preserve">   Is exposure increasing, decreasing, or stable?</w:t>
+      </w:r>
+    </w:p>
+    <w:p>
+      <w:pPr>
+        <w:pBdr>
+          <w:left w:val="single" w:color="2E75B6" w:sz="8" w:space="4"/>
+        </w:pBdr>
+        <w:shd w:fill="EFF6FF" w:val="clear"/>
+        <w:spacing w:after="0" w:before="0"/>
+        <w:ind w:left="360"/>
+      </w:pPr>
+      <w:r>
+        <w:rPr>
+          <w:rFonts w:ascii="Courier New" w:cs="Courier New" w:eastAsia="Courier New" w:hAnsi="Courier New"/>
+          <w:color w:val="1A3A5C"/>
+          <w:sz w:val="18"/>
+          <w:szCs w:val="18"/>
+        </w:rPr>
+        <w:t xml:space="preserve">   Quantify the delta and flag if the trend is concerning.</w:t>
+      </w:r>
+    </w:p>
+    <w:p>
+      <w:pPr>
+        <w:pBdr>
+          <w:left w:val="single" w:color="2E75B6" w:sz="8" w:space="4"/>
+        </w:pBdr>
+        <w:shd w:fill="EFF6FF" w:val="clear"/>
+        <w:spacing w:after="0" w:before="0"/>
+        <w:ind w:left="360"/>
+      </w:pPr>
+      <w:r>
+        <w:rPr>
+          <w:rFonts w:ascii="Courier New" w:cs="Courier New" w:eastAsia="Courier New" w:hAnsi="Courier New"/>
+          <w:color w:val="1A3A5C"/>
+          <w:sz w:val="18"/>
+          <w:szCs w:val="18"/>
+        </w:rPr>
+        <w:t xml:space="preserve"/>
+      </w:r>
+    </w:p>
+    <w:p>
+      <w:pPr>
+        <w:pBdr>
+          <w:left w:val="single" w:color="2E75B6" w:sz="8" w:space="4"/>
+        </w:pBdr>
+        <w:shd w:fill="EFF6FF" w:val="clear"/>
+        <w:spacing w:after="0" w:before="0"/>
+        <w:ind w:left="360"/>
+      </w:pPr>
+      <w:r>
+        <w:rPr>
+          <w:rFonts w:ascii="Courier New" w:cs="Courier New" w:eastAsia="Courier New" w:hAnsi="Courier New"/>
+          <w:color w:val="1A3A5C"/>
+          <w:sz w:val="18"/>
+          <w:szCs w:val="18"/>
+        </w:rPr>
+        <w:t xml:space="preserve">5. CORRELATION: NEWS vs INTERNAL DATA</w:t>
+      </w:r>
+    </w:p>
+    <w:p>
+      <w:pPr>
+        <w:pBdr>
+          <w:left w:val="single" w:color="2E75B6" w:sz="8" w:space="4"/>
+        </w:pBdr>
+        <w:shd w:fill="EFF6FF" w:val="clear"/>
+        <w:spacing w:after="0" w:before="0"/>
+        <w:ind w:left="360"/>
+      </w:pPr>
+      <w:r>
+        <w:rPr>
+          <w:rFonts w:ascii="Courier New" w:cs="Courier New" w:eastAsia="Courier New" w:hAnsi="Courier New"/>
+          <w:color w:val="1A3A5C"/>
+          <w:sz w:val="18"/>
+          <w:szCs w:val="18"/>
+        </w:rPr>
+        <w:t xml:space="preserve">   Does internal CCR data corroborate or contradict news signals?</w:t>
+      </w:r>
+    </w:p>
+    <w:p>
+      <w:pPr>
+        <w:pBdr>
+          <w:left w:val="single" w:color="2E75B6" w:sz="8" w:space="4"/>
+        </w:pBdr>
+        <w:shd w:fill="EFF6FF" w:val="clear"/>
+        <w:spacing w:after="0" w:before="0"/>
+        <w:ind w:left="360"/>
+      </w:pPr>
+      <w:r>
+        <w:rPr>
+          <w:rFonts w:ascii="Courier New" w:cs="Courier New" w:eastAsia="Courier New" w:hAnsi="Courier New"/>
+          <w:color w:val="1A3A5C"/>
+          <w:sz w:val="18"/>
+          <w:szCs w:val="18"/>
+        </w:rPr>
+        <w:t xml:space="preserve">   Flag divergences that warrant escalation.</w:t>
+      </w:r>
+    </w:p>
+    <w:p>
+      <w:pPr>
+        <w:pBdr>
+          <w:left w:val="single" w:color="2E75B6" w:sz="8" w:space="4"/>
+        </w:pBdr>
+        <w:shd w:fill="EFF6FF" w:val="clear"/>
+        <w:spacing w:after="0" w:before="0"/>
+        <w:ind w:left="360"/>
+      </w:pPr>
+      <w:r>
+        <w:rPr>
+          <w:rFonts w:ascii="Courier New" w:cs="Courier New" w:eastAsia="Courier New" w:hAnsi="Courier New"/>
+          <w:color w:val="1A3A5C"/>
+          <w:sz w:val="18"/>
+          <w:szCs w:val="18"/>
+        </w:rPr>
+        <w:t xml:space="preserve"/>
+      </w:r>
+    </w:p>
+    <w:p>
+      <w:pPr>
+        <w:pBdr>
+          <w:left w:val="single" w:color="2E75B6" w:sz="8" w:space="4"/>
+        </w:pBdr>
+        <w:shd w:fill="EFF6FF" w:val="clear"/>
+        <w:spacing w:after="0" w:before="0"/>
+        <w:ind w:left="360"/>
+      </w:pPr>
+      <w:r>
+        <w:rPr>
+          <w:rFonts w:ascii="Courier New" w:cs="Courier New" w:eastAsia="Courier New" w:hAnsi="Courier New"/>
+          <w:color w:val="1A3A5C"/>
+          <w:sz w:val="18"/>
+          <w:szCs w:val="18"/>
+        </w:rPr>
+        <w:t xml:space="preserve">## Step 4 — Executive Brief</w:t>
+      </w:r>
+    </w:p>
+    <w:p>
+      <w:pPr>
+        <w:pBdr>
+          <w:left w:val="single" w:color="2E75B6" w:sz="8" w:space="4"/>
+        </w:pBdr>
+        <w:shd w:fill="EFF6FF" w:val="clear"/>
+        <w:spacing w:after="0" w:before="0"/>
+        <w:ind w:left="360"/>
+      </w:pPr>
+      <w:r>
+        <w:rPr>
+          <w:rFonts w:ascii="Courier New" w:cs="Courier New" w:eastAsia="Courier New" w:hAnsi="Courier New"/>
+          <w:color w:val="1A3A5C"/>
+          <w:sz w:val="18"/>
+          <w:szCs w:val="18"/>
+        </w:rPr>
+        <w:t xml:space="preserve">Write a concise executive intelligence brief for a senior risk manager.</w:t>
+      </w:r>
+    </w:p>
+    <w:p>
+      <w:pPr>
+        <w:pBdr>
+          <w:left w:val="single" w:color="2E75B6" w:sz="8" w:space="4"/>
+        </w:pBdr>
+        <w:shd w:fill="EFF6FF" w:val="clear"/>
+        <w:spacing w:after="0" w:before="0"/>
+        <w:ind w:left="360"/>
+      </w:pPr>
+      <w:r>
+        <w:rPr>
+          <w:rFonts w:ascii="Courier New" w:cs="Courier New" w:eastAsia="Courier New" w:hAnsi="Courier New"/>
+          <w:color w:val="1A3A5C"/>
+          <w:sz w:val="18"/>
+          <w:szCs w:val="18"/>
+        </w:rPr>
+        <w:t xml:space="preserve">Use exactly this structure:</w:t>
+      </w:r>
+    </w:p>
+    <w:p>
+      <w:pPr>
+        <w:pBdr>
+          <w:left w:val="single" w:color="2E75B6" w:sz="8" w:space="4"/>
+        </w:pBdr>
+        <w:shd w:fill="EFF6FF" w:val="clear"/>
+        <w:spacing w:after="0" w:before="0"/>
+        <w:ind w:left="360"/>
+      </w:pPr>
+      <w:r>
+        <w:rPr>
+          <w:rFonts w:ascii="Courier New" w:cs="Courier New" w:eastAsia="Courier New" w:hAnsi="Courier New"/>
+          <w:color w:val="1A3A5C"/>
+          <w:sz w:val="18"/>
+          <w:szCs w:val="18"/>
+        </w:rPr>
+        <w:t xml:space="preserve"/>
+      </w:r>
+    </w:p>
+    <w:p>
+      <w:pPr>
+        <w:pBdr>
+          <w:left w:val="single" w:color="2E75B6" w:sz="8" w:space="4"/>
+        </w:pBdr>
+        <w:shd w:fill="EFF6FF" w:val="clear"/>
+        <w:spacing w:after="0" w:before="0"/>
+        <w:ind w:left="360"/>
+      </w:pPr>
+      <w:r>
+        <w:rPr>
+          <w:rFonts w:ascii="Courier New" w:cs="Courier New" w:eastAsia="Courier New" w:hAnsi="Courier New"/>
+          <w:color w:val="1A3A5C"/>
+          <w:sz w:val="18"/>
+          <w:szCs w:val="18"/>
+        </w:rPr>
+        <w:t xml:space="preserve">COUNTERPARTY: [Name, Code, Internal Rating, Country]</w:t>
+      </w:r>
+    </w:p>
+    <w:p>
+      <w:pPr>
+        <w:pBdr>
+          <w:left w:val="single" w:color="2E75B6" w:sz="8" w:space="4"/>
+        </w:pBdr>
+        <w:shd w:fill="EFF6FF" w:val="clear"/>
+        <w:spacing w:after="0" w:before="0"/>
+        <w:ind w:left="360"/>
+      </w:pPr>
+      <w:r>
+        <w:rPr>
+          <w:rFonts w:ascii="Courier New" w:cs="Courier New" w:eastAsia="Courier New" w:hAnsi="Courier New"/>
+          <w:color w:val="1A3A5C"/>
+          <w:sz w:val="18"/>
+          <w:szCs w:val="18"/>
+        </w:rPr>
+        <w:t xml:space="preserve">OVERALL RISK SIGNAL: [GREEN / AMBER / RED]</w:t>
+      </w:r>
+    </w:p>
+    <w:p>
+      <w:pPr>
+        <w:pBdr>
+          <w:left w:val="single" w:color="2E75B6" w:sz="8" w:space="4"/>
+        </w:pBdr>
+        <w:shd w:fill="EFF6FF" w:val="clear"/>
+        <w:spacing w:after="0" w:before="0"/>
+        <w:ind w:left="360"/>
+      </w:pPr>
+      <w:r>
+        <w:rPr>
+          <w:rFonts w:ascii="Courier New" w:cs="Courier New" w:eastAsia="Courier New" w:hAnsi="Courier New"/>
+          <w:color w:val="1A3A5C"/>
+          <w:sz w:val="18"/>
+          <w:szCs w:val="18"/>
+        </w:rPr>
+        <w:t xml:space="preserve">[One sentence justification for the signal]</w:t>
+      </w:r>
+    </w:p>
+    <w:p>
+      <w:pPr>
+        <w:pBdr>
+          <w:left w:val="single" w:color="2E75B6" w:sz="8" w:space="4"/>
+        </w:pBdr>
+        <w:shd w:fill="EFF6FF" w:val="clear"/>
+        <w:spacing w:after="0" w:before="0"/>
+        <w:ind w:left="360"/>
+      </w:pPr>
+      <w:r>
+        <w:rPr>
+          <w:rFonts w:ascii="Courier New" w:cs="Courier New" w:eastAsia="Courier New" w:hAnsi="Courier New"/>
+          <w:color w:val="1A3A5C"/>
+          <w:sz w:val="18"/>
+          <w:szCs w:val="18"/>
+        </w:rPr>
+        <w:t xml:space="preserve"/>
+      </w:r>
+    </w:p>
+    <w:p>
+      <w:pPr>
+        <w:pBdr>
+          <w:left w:val="single" w:color="2E75B6" w:sz="8" w:space="4"/>
+        </w:pBdr>
+        <w:shd w:fill="EFF6FF" w:val="clear"/>
+        <w:spacing w:after="0" w:before="0"/>
+        <w:ind w:left="360"/>
+      </w:pPr>
+      <w:r>
+        <w:rPr>
+          <w:rFonts w:ascii="Courier New" w:cs="Courier New" w:eastAsia="Courier New" w:hAnsi="Courier New"/>
+          <w:color w:val="1A3A5C"/>
+          <w:sz w:val="18"/>
+          <w:szCs w:val="18"/>
+        </w:rPr>
+        <w:t xml:space="preserve">KEY FINDINGS (max 5 bullet points):</w:t>
+      </w:r>
+    </w:p>
+    <w:p>
+      <w:pPr>
+        <w:pBdr>
+          <w:left w:val="single" w:color="2E75B6" w:sz="8" w:space="4"/>
+        </w:pBdr>
+        <w:shd w:fill="EFF6FF" w:val="clear"/>
+        <w:spacing w:after="0" w:before="0"/>
+        <w:ind w:left="360"/>
+      </w:pPr>
+      <w:r>
+        <w:rPr>
+          <w:rFonts w:ascii="Courier New" w:cs="Courier New" w:eastAsia="Courier New" w:hAnsi="Courier New"/>
+          <w:color w:val="1A3A5C"/>
+          <w:sz w:val="18"/>
+          <w:szCs w:val="18"/>
+        </w:rPr>
+        <w:t xml:space="preserve">Each finding must reference either a news source or an IRIS limit_key.</w:t>
+      </w:r>
+    </w:p>
+    <w:p>
+      <w:pPr>
+        <w:pBdr>
+          <w:left w:val="single" w:color="2E75B6" w:sz="8" w:space="4"/>
+        </w:pBdr>
+        <w:shd w:fill="EFF6FF" w:val="clear"/>
+        <w:spacing w:after="0" w:before="0"/>
+        <w:ind w:left="360"/>
+      </w:pPr>
+      <w:r>
+        <w:rPr>
+          <w:rFonts w:ascii="Courier New" w:cs="Courier New" w:eastAsia="Courier New" w:hAnsi="Courier New"/>
+          <w:color w:val="1A3A5C"/>
+          <w:sz w:val="18"/>
+          <w:szCs w:val="18"/>
+        </w:rPr>
+        <w:t xml:space="preserve"/>
+      </w:r>
+    </w:p>
+    <w:p>
+      <w:pPr>
+        <w:pBdr>
+          <w:left w:val="single" w:color="2E75B6" w:sz="8" w:space="4"/>
+        </w:pBdr>
+        <w:shd w:fill="EFF6FF" w:val="clear"/>
+        <w:spacing w:after="0" w:before="0"/>
+        <w:ind w:left="360"/>
+      </w:pPr>
+      <w:r>
+        <w:rPr>
+          <w:rFonts w:ascii="Courier New" w:cs="Courier New" w:eastAsia="Courier New" w:hAnsi="Courier New"/>
+          <w:color w:val="1A3A5C"/>
+          <w:sz w:val="18"/>
+          <w:szCs w:val="18"/>
+        </w:rPr>
+        <w:t xml:space="preserve">EXPOSURE SNAPSHOT:</w:t>
+      </w:r>
+    </w:p>
+    <w:p>
+      <w:pPr>
+        <w:pBdr>
+          <w:left w:val="single" w:color="2E75B6" w:sz="8" w:space="4"/>
+        </w:pBdr>
+        <w:shd w:fill="EFF6FF" w:val="clear"/>
+        <w:spacing w:after="0" w:before="0"/>
+        <w:ind w:left="360"/>
+      </w:pPr>
+      <w:r>
+        <w:rPr>
+          <w:rFonts w:ascii="Courier New" w:cs="Courier New" w:eastAsia="Courier New" w:hAnsi="Courier New"/>
+          <w:color w:val="1A3A5C"/>
+          <w:sz w:val="18"/>
+          <w:szCs w:val="18"/>
+        </w:rPr>
+        <w:t xml:space="preserve">Top 3 exposures by product — limit, exposure, headroom, currency.</w:t>
+      </w:r>
+    </w:p>
+    <w:p>
+      <w:pPr>
+        <w:pBdr>
+          <w:left w:val="single" w:color="2E75B6" w:sz="8" w:space="4"/>
+        </w:pBdr>
+        <w:shd w:fill="EFF6FF" w:val="clear"/>
+        <w:spacing w:after="0" w:before="0"/>
+        <w:ind w:left="360"/>
+      </w:pPr>
+      <w:r>
+        <w:rPr>
+          <w:rFonts w:ascii="Courier New" w:cs="Courier New" w:eastAsia="Courier New" w:hAnsi="Courier New"/>
+          <w:color w:val="1A3A5C"/>
+          <w:sz w:val="18"/>
+          <w:szCs w:val="18"/>
+        </w:rPr>
+        <w:t xml:space="preserve"/>
+      </w:r>
+    </w:p>
+    <w:p>
+      <w:pPr>
+        <w:pBdr>
+          <w:left w:val="single" w:color="2E75B6" w:sz="8" w:space="4"/>
+        </w:pBdr>
+        <w:shd w:fill="EFF6FF" w:val="clear"/>
+        <w:spacing w:after="0" w:before="0"/>
+        <w:ind w:left="360"/>
+      </w:pPr>
+      <w:r>
+        <w:rPr>
+          <w:rFonts w:ascii="Courier New" w:cs="Courier New" w:eastAsia="Courier New" w:hAnsi="Courier New"/>
+          <w:color w:val="1A3A5C"/>
+          <w:sz w:val="18"/>
+          <w:szCs w:val="18"/>
+        </w:rPr>
+        <w:t xml:space="preserve">ACTIVE BREACHES: [None / list with limit_key and overage]</w:t>
+      </w:r>
+    </w:p>
+    <w:p>
+      <w:pPr>
+        <w:pBdr>
+          <w:left w:val="single" w:color="2E75B6" w:sz="8" w:space="4"/>
+        </w:pBdr>
+        <w:shd w:fill="EFF6FF" w:val="clear"/>
+        <w:spacing w:after="0" w:before="0"/>
+        <w:ind w:left="360"/>
+      </w:pPr>
+      <w:r>
+        <w:rPr>
+          <w:rFonts w:ascii="Courier New" w:cs="Courier New" w:eastAsia="Courier New" w:hAnsi="Courier New"/>
+          <w:color w:val="1A3A5C"/>
+          <w:sz w:val="18"/>
+          <w:szCs w:val="18"/>
+        </w:rPr>
+        <w:t xml:space="preserve"/>
+      </w:r>
+    </w:p>
+    <w:p>
+      <w:pPr>
+        <w:pBdr>
+          <w:left w:val="single" w:color="2E75B6" w:sz="8" w:space="4"/>
+        </w:pBdr>
+        <w:shd w:fill="EFF6FF" w:val="clear"/>
+        <w:spacing w:after="0" w:before="0"/>
+        <w:ind w:left="360"/>
+      </w:pPr>
+      <w:r>
+        <w:rPr>
+          <w:rFonts w:ascii="Courier New" w:cs="Courier New" w:eastAsia="Courier New" w:hAnsi="Courier New"/>
+          <w:color w:val="1A3A5C"/>
+          <w:sz w:val="18"/>
+          <w:szCs w:val="18"/>
+        </w:rPr>
+        <w:t xml:space="preserve">RECOMMENDED ACTIONS:</w:t>
+      </w:r>
+    </w:p>
+    <w:p>
+      <w:pPr>
+        <w:pBdr>
+          <w:left w:val="single" w:color="2E75B6" w:sz="8" w:space="4"/>
+        </w:pBdr>
+        <w:shd w:fill="EFF6FF" w:val="clear"/>
+        <w:spacing w:after="0" w:before="0"/>
+        <w:ind w:left="360"/>
+      </w:pPr>
+      <w:r>
+        <w:rPr>
+          <w:rFonts w:ascii="Courier New" w:cs="Courier New" w:eastAsia="Courier New" w:hAnsi="Courier New"/>
+          <w:color w:val="1A3A5C"/>
+          <w:sz w:val="18"/>
+          <w:szCs w:val="18"/>
+        </w:rPr>
+        <w:t xml:space="preserve">Priority 1 (Immediate): ...</w:t>
+      </w:r>
+    </w:p>
+    <w:p>
+      <w:pPr>
+        <w:pBdr>
+          <w:left w:val="single" w:color="2E75B6" w:sz="8" w:space="4"/>
+        </w:pBdr>
+        <w:shd w:fill="EFF6FF" w:val="clear"/>
+        <w:spacing w:after="0" w:before="0"/>
+        <w:ind w:left="360"/>
+      </w:pPr>
+      <w:r>
+        <w:rPr>
+          <w:rFonts w:ascii="Courier New" w:cs="Courier New" w:eastAsia="Courier New" w:hAnsi="Courier New"/>
+          <w:color w:val="1A3A5C"/>
+          <w:sz w:val="18"/>
+          <w:szCs w:val="18"/>
+        </w:rPr>
+        <w:t xml:space="preserve">Priority 2 (This week): ...</w:t>
+      </w:r>
+    </w:p>
+    <w:p>
+      <w:pPr>
+        <w:pBdr>
+          <w:left w:val="single" w:color="2E75B6" w:sz="8" w:space="4"/>
+        </w:pBdr>
+        <w:shd w:fill="EFF6FF" w:val="clear"/>
+        <w:spacing w:after="0" w:before="0"/>
+        <w:ind w:left="360"/>
+      </w:pPr>
+      <w:r>
+        <w:rPr>
+          <w:rFonts w:ascii="Courier New" w:cs="Courier New" w:eastAsia="Courier New" w:hAnsi="Courier New"/>
+          <w:color w:val="1A3A5C"/>
+          <w:sz w:val="18"/>
+          <w:szCs w:val="18"/>
+        </w:rPr>
+        <w:t xml:space="preserve">Priority 3 (Monitor): ...</w:t>
+      </w:r>
+    </w:p>
+    <w:p>
+      <w:pPr>
+        <w:pBdr>
+          <w:left w:val="single" w:color="2E75B6" w:sz="8" w:space="4"/>
+        </w:pBdr>
+        <w:shd w:fill="EFF6FF" w:val="clear"/>
+        <w:spacing w:after="0" w:before="0"/>
+        <w:ind w:left="360"/>
+      </w:pPr>
+      <w:r>
+        <w:rPr>
+          <w:rFonts w:ascii="Courier New" w:cs="Courier New" w:eastAsia="Courier New" w:hAnsi="Courier New"/>
+          <w:color w:val="1A3A5C"/>
+          <w:sz w:val="18"/>
+          <w:szCs w:val="18"/>
+        </w:rPr>
+        <w:t xml:space="preserve"/>
+      </w:r>
+    </w:p>
+    <w:p>
+      <w:pPr>
+        <w:pBdr>
+          <w:left w:val="single" w:color="2E75B6" w:sz="8" w:space="4"/>
+        </w:pBdr>
+        <w:shd w:fill="EFF6FF" w:val="clear"/>
+        <w:spacing w:after="0" w:before="0"/>
+        <w:ind w:left="360"/>
+      </w:pPr>
+      <w:r>
+        <w:rPr>
+          <w:rFonts w:ascii="Courier New" w:cs="Courier New" w:eastAsia="Courier New" w:hAnsi="Courier New"/>
+          <w:color w:val="1A3A5C"/>
+          <w:sz w:val="18"/>
+          <w:szCs w:val="18"/>
+        </w:rPr>
+        <w:t xml:space="preserve">PREPARED BY: IRIS CCR Intelligence Agent | {date}</w:t>
+      </w:r>
+    </w:p>
+    <w:p>
+      <w:pPr>
+        <w:pBdr>
+          <w:left w:val="single" w:color="2E75B6" w:sz="8" w:space="4"/>
+        </w:pBdr>
+        <w:shd w:fill="EFF6FF" w:val="clear"/>
+        <w:spacing w:after="0" w:before="0"/>
+        <w:ind w:left="360"/>
+      </w:pPr>
+      <w:r>
+        <w:rPr>
+          <w:rFonts w:ascii="Courier New" w:cs="Courier New" w:eastAsia="Courier New" w:hAnsi="Courier New"/>
+          <w:color w:val="1A3A5C"/>
+          <w:sz w:val="18"/>
+          <w:szCs w:val="18"/>
+        </w:rPr>
+        <w:t xml:space="preserve"/>
+      </w:r>
+    </w:p>
+    <w:p>
+      <w:pPr>
+        <w:pBdr>
+          <w:left w:val="single" w:color="2E75B6" w:sz="8" w:space="4"/>
+        </w:pBdr>
+        <w:shd w:fill="EFF6FF" w:val="clear"/>
+        <w:spacing w:after="0" w:before="0"/>
+        <w:ind w:left="360"/>
+      </w:pPr>
+      <w:r>
+        <w:rPr>
+          <w:rFonts w:ascii="Courier New" w:cs="Courier New" w:eastAsia="Courier New" w:hAnsi="Courier New"/>
+          <w:color w:val="1A3A5C"/>
+          <w:sz w:val="18"/>
+          <w:szCs w:val="18"/>
+        </w:rPr>
+        <w:t xml:space="preserve">## Notes for Agent</w:t>
+      </w:r>
+    </w:p>
+    <w:p>
+      <w:pPr>
+        <w:pBdr>
+          <w:left w:val="single" w:color="2E75B6" w:sz="8" w:space="4"/>
+        </w:pBdr>
+        <w:shd w:fill="EFF6FF" w:val="clear"/>
+        <w:spacing w:after="0" w:before="0"/>
+        <w:ind w:left="360"/>
+      </w:pPr>
+      <w:r>
+        <w:rPr>
+          <w:rFonts w:ascii="Courier New" w:cs="Courier New" w:eastAsia="Courier New" w:hAnsi="Courier New"/>
+          <w:color w:val="1A3A5C"/>
+          <w:sz w:val="18"/>
+          <w:szCs w:val="18"/>
+        </w:rPr>
+        <w:t xml:space="preserve">- Execute Steps 1 and 2 before Step 3. Steps 1 and 2 can run in parallel with each other.</w:t>
+      </w:r>
+    </w:p>
+    <w:p>
+      <w:pPr>
+        <w:pBdr>
+          <w:left w:val="single" w:color="2E75B6" w:sz="8" w:space="4"/>
+        </w:pBdr>
+        <w:shd w:fill="EFF6FF" w:val="clear"/>
+        <w:spacing w:after="0" w:before="0"/>
+        <w:ind w:left="360"/>
+      </w:pPr>
+      <w:r>
+        <w:rPr>
+          <w:rFonts w:ascii="Courier New" w:cs="Courier New" w:eastAsia="Courier New" w:hAnsi="Courier New"/>
+          <w:color w:val="1A3A5C"/>
+          <w:sz w:val="18"/>
+          <w:szCs w:val="18"/>
+        </w:rPr>
+        <w:t xml:space="preserve">- Within Step 1, all 4 tavily calls run in parallel.</w:t>
+      </w:r>
+    </w:p>
+    <w:p>
+      <w:pPr>
+        <w:pBdr>
+          <w:left w:val="single" w:color="2E75B6" w:sz="8" w:space="4"/>
+        </w:pBdr>
+        <w:shd w:fill="EFF6FF" w:val="clear"/>
+        <w:spacing w:after="0" w:before="0"/>
+        <w:ind w:left="360"/>
+      </w:pPr>
+      <w:r>
+        <w:rPr>
+          <w:rFonts w:ascii="Courier New" w:cs="Courier New" w:eastAsia="Courier New" w:hAnsi="Courier New"/>
+          <w:color w:val="1A3A5C"/>
+          <w:sz w:val="18"/>
+          <w:szCs w:val="18"/>
+        </w:rPr>
+        <w:t xml:space="preserve">- Within Step 2, the 3 IRIS calls (dashboard, breach, trend) run in parallel after counterparty is resolved.</w:t>
+      </w:r>
+    </w:p>
+    <w:p>
+      <w:pPr>
+        <w:pBdr>
+          <w:left w:val="single" w:color="2E75B6" w:sz="8" w:space="4"/>
+        </w:pBdr>
+        <w:shd w:fill="EFF6FF" w:val="clear"/>
+        <w:spacing w:after="0" w:before="0"/>
+        <w:ind w:left="360"/>
+      </w:pPr>
+      <w:r>
+        <w:rPr>
+          <w:rFonts w:ascii="Courier New" w:cs="Courier New" w:eastAsia="Courier New" w:hAnsi="Courier New"/>
+          <w:color w:val="1A3A5C"/>
+          <w:sz w:val="18"/>
+          <w:szCs w:val="18"/>
+        </w:rPr>
+        <w:t xml:space="preserve">- Step 3 and Step 4 are LLM synthesis — no tool calls.</w:t>
+      </w:r>
+    </w:p>
+    <w:p>
+      <w:pPr>
+        <w:pBdr>
+          <w:left w:val="single" w:color="2E75B6" w:sz="8" w:space="4"/>
+        </w:pBdr>
+        <w:shd w:fill="EFF6FF" w:val="clear"/>
+        <w:spacing w:after="100" w:before="0"/>
+        <w:ind w:left="360"/>
+      </w:pPr>
+      <w:r>
+        <w:rPr>
+          <w:rFonts w:ascii="Courier New" w:cs="Courier New" w:eastAsia="Courier New" w:hAnsi="Courier New"/>
+          <w:color w:val="1A3A5C"/>
+          <w:sz w:val="18"/>
+          <w:szCs w:val="18"/>
+        </w:rPr>
+        <w:t xml:space="preserve">- Wrap final output in canvas mode.</w:t>
+      </w:r>
+    </w:p>
+    <w:p>
+      <w:pPr>
+        <w:spacing w:after="80" w:before="0"/>
+      </w:pPr>
+      <w:r>
+        <w:rPr>
+          <w:rFonts w:ascii="Arial" w:cs="Arial" w:eastAsia="Arial" w:hAnsi="Arial"/>
+          <w:sz w:val="22"/>
+          <w:szCs w:val="22"/>
+        </w:rPr>
+        <w:t xml:space="preserve"/>
+      </w:r>
+    </w:p>
+    <w:p>
+      <w:pPr>
+        <w:pStyle w:val="Heading2"/>
+        <w:pBdr>
+          <w:bottom w:val="single" w:color="2E75B6" w:sz="4" w:space="2"/>
+        </w:pBdr>
+        <w:spacing w:after="100" w:before="200"/>
+      </w:pPr>
+      <w:r>
+        <w:rPr>
+          <w:rFonts w:ascii="Arial" w:cs="Arial" w:eastAsia="Arial" w:hAnsi="Arial"/>
+          <w:b/>
+          <w:bCs/>
+          <w:color w:val="1F3864"/>
+          <w:sz w:val="24"/>
+          <w:szCs w:val="24"/>
+        </w:rPr>
+        <w:t xml:space="preserve">2.2  data/workflows/op_risk_controls.md</w:t>
+      </w:r>
+    </w:p>
+    <w:p>
+      <w:pPr>
+        <w:spacing w:after="80" w:before="60"/>
+      </w:pPr>
+      <w:r>
+        <w:rPr>
+          <w:rFonts w:ascii="Arial" w:cs="Arial" w:eastAsia="Arial" w:hAnsi="Arial"/>
+          <w:color w:val="1A1A2E"/>
+          <w:sz w:val="22"/>
+          <w:szCs w:val="22"/>
+        </w:rPr>
+        <w:t xml:space="preserve">Create this file at exactly the path shown. Content below is the complete file — copy verbatim. Note the frontmatter block at the top.</w:t>
+      </w:r>
+    </w:p>
+    <w:p>
+      <w:pPr>
+        <w:spacing w:after="0" w:before="0"/>
+      </w:pPr>
+      <w:r>
+        <w:rPr>
+          <w:rFonts w:ascii="Arial" w:cs="Arial" w:eastAsia="Arial" w:hAnsi="Arial"/>
+          <w:sz w:val="22"/>
+          <w:szCs w:val="22"/>
+        </w:rPr>
+        <w:t xml:space="preserve"/>
+      </w:r>
+    </w:p>
+    <w:p>
+      <w:pPr>
+        <w:pBdr>
+          <w:left w:val="single" w:color="2E75B6" w:sz="8" w:space="4"/>
+        </w:pBdr>
+        <w:shd w:fill="EFF6FF" w:val="clear"/>
+        <w:spacing w:after="0" w:before="100"/>
+        <w:ind w:left="360"/>
+      </w:pPr>
+      <w:r>
+        <w:rPr>
+          <w:rFonts w:ascii="Courier New" w:cs="Courier New" w:eastAsia="Courier New" w:hAnsi="Courier New"/>
+          <w:color w:val="1A3A5C"/>
+          <w:sz w:val="18"/>
+          <w:szCs w:val="18"/>
+        </w:rPr>
+        <w:t xml:space="preserve">---</w:t>
+      </w:r>
+    </w:p>
+    <w:p>
+      <w:pPr>
+        <w:pBdr>
+          <w:left w:val="single" w:color="2E75B6" w:sz="8" w:space="4"/>
+        </w:pBdr>
+        <w:shd w:fill="EFF6FF" w:val="clear"/>
+        <w:spacing w:after="0" w:before="0"/>
+        <w:ind w:left="360"/>
+      </w:pPr>
+      <w:r>
+        <w:rPr>
+          <w:rFonts w:ascii="Courier New" w:cs="Courier New" w:eastAsia="Courier New" w:hAnsi="Courier New"/>
+          <w:color w:val="1A3A5C"/>
+          <w:sz w:val="18"/>
+          <w:szCs w:val="18"/>
+        </w:rPr>
+        <w:t xml:space="preserve">name: Operational Risk Controls Analysis</w:t>
+      </w:r>
+    </w:p>
+    <w:p>
+      <w:pPr>
+        <w:pBdr>
+          <w:left w:val="single" w:color="2E75B6" w:sz="8" w:space="4"/>
+        </w:pBdr>
+        <w:shd w:fill="EFF6FF" w:val="clear"/>
+        <w:spacing w:after="0" w:before="0"/>
+        <w:ind w:left="360"/>
+      </w:pPr>
+      <w:r>
+        <w:rPr>
+          <w:rFonts w:ascii="Courier New" w:cs="Courier New" w:eastAsia="Courier New" w:hAnsi="Courier New"/>
+          <w:color w:val="1A3A5C"/>
+          <w:sz w:val="18"/>
+          <w:szCs w:val="18"/>
+        </w:rPr>
+        <w:t xml:space="preserve">description: 3-step control assessment covering 5Ws decomposition, Design Effectiveness, and Operational Effectiveness with prioritised remediation plan.</w:t>
+      </w:r>
+    </w:p>
+    <w:p>
+      <w:pPr>
+        <w:pBdr>
+          <w:left w:val="single" w:color="2E75B6" w:sz="8" w:space="4"/>
+        </w:pBdr>
+        <w:shd w:fill="EFF6FF" w:val="clear"/>
+        <w:spacing w:after="0" w:before="0"/>
+        <w:ind w:left="360"/>
+      </w:pPr>
+      <w:r>
+        <w:rPr>
+          <w:rFonts w:ascii="Courier New" w:cs="Courier New" w:eastAsia="Courier New" w:hAnsi="Courier New"/>
+          <w:color w:val="1A3A5C"/>
+          <w:sz w:val="18"/>
+          <w:szCs w:val="18"/>
+        </w:rPr>
+        <w:t xml:space="preserve">inputs: Control description (required), control ID (optional), control type (optional), control owner (optional), risk domain (optional)</w:t>
+      </w:r>
+    </w:p>
+    <w:p>
+      <w:pPr>
+        <w:pBdr>
+          <w:left w:val="single" w:color="2E75B6" w:sz="8" w:space="4"/>
+        </w:pBdr>
+        <w:shd w:fill="EFF6FF" w:val="clear"/>
+        <w:spacing w:after="0" w:before="0"/>
+        <w:ind w:left="360"/>
+      </w:pPr>
+      <w:r>
+        <w:rPr>
+          <w:rFonts w:ascii="Courier New" w:cs="Courier New" w:eastAsia="Courier New" w:hAnsi="Courier New"/>
+          <w:color w:val="1A3A5C"/>
+          <w:sz w:val="18"/>
+          <w:szCs w:val="18"/>
+        </w:rPr>
+        <w:t xml:space="preserve">tags: [op-risk, controls, 5Ws, design-effectiveness, operational-effectiveness]</w:t>
+      </w:r>
+    </w:p>
+    <w:p>
+      <w:pPr>
+        <w:pBdr>
+          <w:left w:val="single" w:color="2E75B6" w:sz="8" w:space="4"/>
+        </w:pBdr>
+        <w:shd w:fill="EFF6FF" w:val="clear"/>
+        <w:spacing w:after="0" w:before="0"/>
+        <w:ind w:left="360"/>
+      </w:pPr>
+      <w:r>
+        <w:rPr>
+          <w:rFonts w:ascii="Courier New" w:cs="Courier New" w:eastAsia="Courier New" w:hAnsi="Courier New"/>
+          <w:color w:val="1A3A5C"/>
+          <w:sz w:val="18"/>
+          <w:szCs w:val="18"/>
+        </w:rPr>
+        <w:t xml:space="preserve">version: "1.0"</w:t>
+      </w:r>
+    </w:p>
+    <w:p>
+      <w:pPr>
+        <w:pBdr>
+          <w:left w:val="single" w:color="2E75B6" w:sz="8" w:space="4"/>
+        </w:pBdr>
+        <w:shd w:fill="EFF6FF" w:val="clear"/>
+        <w:spacing w:after="0" w:before="0"/>
+        <w:ind w:left="360"/>
+      </w:pPr>
+      <w:r>
+        <w:rPr>
+          <w:rFonts w:ascii="Courier New" w:cs="Courier New" w:eastAsia="Courier New" w:hAnsi="Courier New"/>
+          <w:color w:val="1A3A5C"/>
+          <w:sz w:val="18"/>
+          <w:szCs w:val="18"/>
+        </w:rPr>
+        <w:t xml:space="preserve">---</w:t>
+      </w:r>
+    </w:p>
+    <w:p>
+      <w:pPr>
+        <w:pBdr>
+          <w:left w:val="single" w:color="2E75B6" w:sz="8" w:space="4"/>
+        </w:pBdr>
+        <w:shd w:fill="EFF6FF" w:val="clear"/>
+        <w:spacing w:after="0" w:before="0"/>
+        <w:ind w:left="360"/>
+      </w:pPr>
+      <w:r>
+        <w:rPr>
+          <w:rFonts w:ascii="Courier New" w:cs="Courier New" w:eastAsia="Courier New" w:hAnsi="Courier New"/>
+          <w:color w:val="1A3A5C"/>
+          <w:sz w:val="18"/>
+          <w:szCs w:val="18"/>
+        </w:rPr>
+        <w:t xml:space="preserve"/>
+      </w:r>
+    </w:p>
+    <w:p>
+      <w:pPr>
+        <w:pBdr>
+          <w:left w:val="single" w:color="2E75B6" w:sz="8" w:space="4"/>
+        </w:pBdr>
+        <w:shd w:fill="EFF6FF" w:val="clear"/>
+        <w:spacing w:after="0" w:before="0"/>
         <w:ind w:left="360"/>
       </w:pPr>
       <w:r>
@@ -4592,7 +6075,7 @@
           <w:sz w:val="18"/>
           <w:szCs w:val="18"/>
         </w:rPr>
-        <w:t xml:space="preserve">import os, json</w:t>
+        <w:t xml:space="preserve">import os, json, re</w:t>
       </w:r>
     </w:p>
     <w:p>
@@ -4934,159 +6417,596 @@
           <w:sz w:val="18"/>
           <w:szCs w:val="18"/>
         </w:rPr>
-        <w:t xml:space="preserve">def _metadata():</w:t>
-      </w:r>
-    </w:p>
-    <w:p>
-      <w:pPr>
-        <w:pBdr>
-          <w:left w:val="single" w:color="2E75B6" w:sz="8" w:space="4"/>
-        </w:pBdr>
-        <w:shd w:fill="EFF6FF" w:val="clear"/>
-        <w:spacing w:after="0" w:before="0"/>
-        <w:ind w:left="360"/>
-      </w:pPr>
-      <w:r>
-        <w:rPr>
-          <w:rFonts w:ascii="Courier New" w:cs="Courier New" w:eastAsia="Courier New" w:hAnsi="Courier New"/>
-          <w:color w:val="1A3A5C"/>
-          <w:sz w:val="18"/>
-          <w:szCs w:val="18"/>
-        </w:rPr>
-        <w:t xml:space="preserve">    """Load .metadata.json sidecar if present."""</w:t>
-      </w:r>
-    </w:p>
-    <w:p>
-      <w:pPr>
-        <w:pBdr>
-          <w:left w:val="single" w:color="2E75B6" w:sz="8" w:space="4"/>
-        </w:pBdr>
-        <w:shd w:fill="EFF6FF" w:val="clear"/>
-        <w:spacing w:after="0" w:before="0"/>
-        <w:ind w:left="360"/>
-      </w:pPr>
-      <w:r>
-        <w:rPr>
-          <w:rFonts w:ascii="Courier New" w:cs="Courier New" w:eastAsia="Courier New" w:hAnsi="Courier New"/>
-          <w:color w:val="1A3A5C"/>
-          <w:sz w:val="18"/>
-          <w:szCs w:val="18"/>
-        </w:rPr>
-        <w:t xml:space="preserve">    d = _workflows_dir()</w:t>
-      </w:r>
-    </w:p>
-    <w:p>
-      <w:pPr>
-        <w:pBdr>
-          <w:left w:val="single" w:color="2E75B6" w:sz="8" w:space="4"/>
-        </w:pBdr>
-        <w:shd w:fill="EFF6FF" w:val="clear"/>
-        <w:spacing w:after="0" w:before="0"/>
-        <w:ind w:left="360"/>
-      </w:pPr>
-      <w:r>
-        <w:rPr>
-          <w:rFonts w:ascii="Courier New" w:cs="Courier New" w:eastAsia="Courier New" w:hAnsi="Courier New"/>
-          <w:color w:val="1A3A5C"/>
-          <w:sz w:val="18"/>
-          <w:szCs w:val="18"/>
-        </w:rPr>
-        <w:t xml:space="preserve">    meta_path = os.path.join(d, ".metadata.json")</w:t>
-      </w:r>
-    </w:p>
-    <w:p>
-      <w:pPr>
-        <w:pBdr>
-          <w:left w:val="single" w:color="2E75B6" w:sz="8" w:space="4"/>
-        </w:pBdr>
-        <w:shd w:fill="EFF6FF" w:val="clear"/>
-        <w:spacing w:after="0" w:before="0"/>
-        <w:ind w:left="360"/>
-      </w:pPr>
-      <w:r>
-        <w:rPr>
-          <w:rFonts w:ascii="Courier New" w:cs="Courier New" w:eastAsia="Courier New" w:hAnsi="Courier New"/>
-          <w:color w:val="1A3A5C"/>
-          <w:sz w:val="18"/>
-          <w:szCs w:val="18"/>
-        </w:rPr>
-        <w:t xml:space="preserve">    try:</w:t>
-      </w:r>
-    </w:p>
-    <w:p>
-      <w:pPr>
-        <w:pBdr>
-          <w:left w:val="single" w:color="2E75B6" w:sz="8" w:space="4"/>
-        </w:pBdr>
-        <w:shd w:fill="EFF6FF" w:val="clear"/>
-        <w:spacing w:after="0" w:before="0"/>
-        <w:ind w:left="360"/>
-      </w:pPr>
-      <w:r>
-        <w:rPr>
-          <w:rFonts w:ascii="Courier New" w:cs="Courier New" w:eastAsia="Courier New" w:hAnsi="Courier New"/>
-          <w:color w:val="1A3A5C"/>
-          <w:sz w:val="18"/>
-          <w:szCs w:val="18"/>
-        </w:rPr>
-        <w:t xml:space="preserve">        with open(meta_path) as f:</w:t>
-      </w:r>
-    </w:p>
-    <w:p>
-      <w:pPr>
-        <w:pBdr>
-          <w:left w:val="single" w:color="2E75B6" w:sz="8" w:space="4"/>
-        </w:pBdr>
-        <w:shd w:fill="EFF6FF" w:val="clear"/>
-        <w:spacing w:after="0" w:before="0"/>
-        <w:ind w:left="360"/>
-      </w:pPr>
-      <w:r>
-        <w:rPr>
-          <w:rFonts w:ascii="Courier New" w:cs="Courier New" w:eastAsia="Courier New" w:hAnsi="Courier New"/>
-          <w:color w:val="1A3A5C"/>
-          <w:sz w:val="18"/>
-          <w:szCs w:val="18"/>
-        </w:rPr>
-        <w:t xml:space="preserve">            return json.load(f)</w:t>
-      </w:r>
-    </w:p>
-    <w:p>
-      <w:pPr>
-        <w:pBdr>
-          <w:left w:val="single" w:color="2E75B6" w:sz="8" w:space="4"/>
-        </w:pBdr>
-        <w:shd w:fill="EFF6FF" w:val="clear"/>
-        <w:spacing w:after="0" w:before="0"/>
-        <w:ind w:left="360"/>
-      </w:pPr>
-      <w:r>
-        <w:rPr>
-          <w:rFonts w:ascii="Courier New" w:cs="Courier New" w:eastAsia="Courier New" w:hAnsi="Courier New"/>
-          <w:color w:val="1A3A5C"/>
-          <w:sz w:val="18"/>
-          <w:szCs w:val="18"/>
-        </w:rPr>
-        <w:t xml:space="preserve">    except Exception:</w:t>
-      </w:r>
-    </w:p>
-    <w:p>
-      <w:pPr>
-        <w:pBdr>
-          <w:left w:val="single" w:color="2E75B6" w:sz="8" w:space="4"/>
-        </w:pBdr>
-        <w:shd w:fill="EFF6FF" w:val="clear"/>
-        <w:spacing w:after="0" w:before="0"/>
-        <w:ind w:left="360"/>
-      </w:pPr>
-      <w:r>
-        <w:rPr>
-          <w:rFonts w:ascii="Courier New" w:cs="Courier New" w:eastAsia="Courier New" w:hAnsi="Courier New"/>
-          <w:color w:val="1A3A5C"/>
-          <w:sz w:val="18"/>
-          <w:szCs w:val="18"/>
-        </w:rPr>
-        <w:t xml:space="preserve">        return {}</w:t>
+        <w:t xml:space="preserve">def _parse_frontmatter(content):</w:t>
+      </w:r>
+    </w:p>
+    <w:p>
+      <w:pPr>
+        <w:pBdr>
+          <w:left w:val="single" w:color="2E75B6" w:sz="8" w:space="4"/>
+        </w:pBdr>
+        <w:shd w:fill="EFF6FF" w:val="clear"/>
+        <w:spacing w:after="0" w:before="0"/>
+        <w:ind w:left="360"/>
+      </w:pPr>
+      <w:r>
+        <w:rPr>
+          <w:rFonts w:ascii="Courier New" w:cs="Courier New" w:eastAsia="Courier New" w:hAnsi="Courier New"/>
+          <w:color w:val="1A3A5C"/>
+          <w:sz w:val="18"/>
+          <w:szCs w:val="18"/>
+        </w:rPr>
+        <w:t xml:space="preserve">    """</w:t>
+      </w:r>
+    </w:p>
+    <w:p>
+      <w:pPr>
+        <w:pBdr>
+          <w:left w:val="single" w:color="2E75B6" w:sz="8" w:space="4"/>
+        </w:pBdr>
+        <w:shd w:fill="EFF6FF" w:val="clear"/>
+        <w:spacing w:after="0" w:before="0"/>
+        <w:ind w:left="360"/>
+      </w:pPr>
+      <w:r>
+        <w:rPr>
+          <w:rFonts w:ascii="Courier New" w:cs="Courier New" w:eastAsia="Courier New" w:hAnsi="Courier New"/>
+          <w:color w:val="1A3A5C"/>
+          <w:sz w:val="18"/>
+          <w:szCs w:val="18"/>
+        </w:rPr>
+        <w:t xml:space="preserve">    Parse YAML frontmatter block from MD content.</w:t>
+      </w:r>
+    </w:p>
+    <w:p>
+      <w:pPr>
+        <w:pBdr>
+          <w:left w:val="single" w:color="2E75B6" w:sz="8" w:space="4"/>
+        </w:pBdr>
+        <w:shd w:fill="EFF6FF" w:val="clear"/>
+        <w:spacing w:after="0" w:before="0"/>
+        <w:ind w:left="360"/>
+      </w:pPr>
+      <w:r>
+        <w:rPr>
+          <w:rFonts w:ascii="Courier New" w:cs="Courier New" w:eastAsia="Courier New" w:hAnsi="Courier New"/>
+          <w:color w:val="1A3A5C"/>
+          <w:sz w:val="18"/>
+          <w:szCs w:val="18"/>
+        </w:rPr>
+        <w:t xml:space="preserve">    Returns dict of frontmatter fields, or {} if no valid block found.</w:t>
+      </w:r>
+    </w:p>
+    <w:p>
+      <w:pPr>
+        <w:pBdr>
+          <w:left w:val="single" w:color="2E75B6" w:sz="8" w:space="4"/>
+        </w:pBdr>
+        <w:shd w:fill="EFF6FF" w:val="clear"/>
+        <w:spacing w:after="0" w:before="0"/>
+        <w:ind w:left="360"/>
+      </w:pPr>
+      <w:r>
+        <w:rPr>
+          <w:rFonts w:ascii="Courier New" w:cs="Courier New" w:eastAsia="Courier New" w:hAnsi="Courier New"/>
+          <w:color w:val="1A3A5C"/>
+          <w:sz w:val="18"/>
+          <w:szCs w:val="18"/>
+        </w:rPr>
+        <w:t xml:space="preserve">    Frontmatter is the content between the first --- and second --- lines.</w:t>
+      </w:r>
+    </w:p>
+    <w:p>
+      <w:pPr>
+        <w:pBdr>
+          <w:left w:val="single" w:color="2E75B6" w:sz="8" w:space="4"/>
+        </w:pBdr>
+        <w:shd w:fill="EFF6FF" w:val="clear"/>
+        <w:spacing w:after="0" w:before="0"/>
+        <w:ind w:left="360"/>
+      </w:pPr>
+      <w:r>
+        <w:rPr>
+          <w:rFonts w:ascii="Courier New" w:cs="Courier New" w:eastAsia="Courier New" w:hAnsi="Courier New"/>
+          <w:color w:val="1A3A5C"/>
+          <w:sz w:val="18"/>
+          <w:szCs w:val="18"/>
+        </w:rPr>
+        <w:t xml:space="preserve">    Only handles simple key: value pairs and key: [a, b, c] arrays.</w:t>
+      </w:r>
+    </w:p>
+    <w:p>
+      <w:pPr>
+        <w:pBdr>
+          <w:left w:val="single" w:color="2E75B6" w:sz="8" w:space="4"/>
+        </w:pBdr>
+        <w:shd w:fill="EFF6FF" w:val="clear"/>
+        <w:spacing w:after="0" w:before="0"/>
+        <w:ind w:left="360"/>
+      </w:pPr>
+      <w:r>
+        <w:rPr>
+          <w:rFonts w:ascii="Courier New" w:cs="Courier New" w:eastAsia="Courier New" w:hAnsi="Courier New"/>
+          <w:color w:val="1A3A5C"/>
+          <w:sz w:val="18"/>
+          <w:szCs w:val="18"/>
+        </w:rPr>
+        <w:t xml:space="preserve">    Does NOT require PyYAML — uses lightweight regex parsing.</w:t>
+      </w:r>
+    </w:p>
+    <w:p>
+      <w:pPr>
+        <w:pBdr>
+          <w:left w:val="single" w:color="2E75B6" w:sz="8" w:space="4"/>
+        </w:pBdr>
+        <w:shd w:fill="EFF6FF" w:val="clear"/>
+        <w:spacing w:after="0" w:before="0"/>
+        <w:ind w:left="360"/>
+      </w:pPr>
+      <w:r>
+        <w:rPr>
+          <w:rFonts w:ascii="Courier New" w:cs="Courier New" w:eastAsia="Courier New" w:hAnsi="Courier New"/>
+          <w:color w:val="1A3A5C"/>
+          <w:sz w:val="18"/>
+          <w:szCs w:val="18"/>
+        </w:rPr>
+        <w:t xml:space="preserve">    """</w:t>
+      </w:r>
+    </w:p>
+    <w:p>
+      <w:pPr>
+        <w:pBdr>
+          <w:left w:val="single" w:color="2E75B6" w:sz="8" w:space="4"/>
+        </w:pBdr>
+        <w:shd w:fill="EFF6FF" w:val="clear"/>
+        <w:spacing w:after="0" w:before="0"/>
+        <w:ind w:left="360"/>
+      </w:pPr>
+      <w:r>
+        <w:rPr>
+          <w:rFonts w:ascii="Courier New" w:cs="Courier New" w:eastAsia="Courier New" w:hAnsi="Courier New"/>
+          <w:color w:val="1A3A5C"/>
+          <w:sz w:val="18"/>
+          <w:szCs w:val="18"/>
+        </w:rPr>
+        <w:t xml:space="preserve">    fm = {}</w:t>
+      </w:r>
+    </w:p>
+    <w:p>
+      <w:pPr>
+        <w:pBdr>
+          <w:left w:val="single" w:color="2E75B6" w:sz="8" w:space="4"/>
+        </w:pBdr>
+        <w:shd w:fill="EFF6FF" w:val="clear"/>
+        <w:spacing w:after="0" w:before="0"/>
+        <w:ind w:left="360"/>
+      </w:pPr>
+      <w:r>
+        <w:rPr>
+          <w:rFonts w:ascii="Courier New" w:cs="Courier New" w:eastAsia="Courier New" w:hAnsi="Courier New"/>
+          <w:color w:val="1A3A5C"/>
+          <w:sz w:val="18"/>
+          <w:szCs w:val="18"/>
+        </w:rPr>
+        <w:t xml:space="preserve">    lines = content.splitlines()</w:t>
+      </w:r>
+    </w:p>
+    <w:p>
+      <w:pPr>
+        <w:pBdr>
+          <w:left w:val="single" w:color="2E75B6" w:sz="8" w:space="4"/>
+        </w:pBdr>
+        <w:shd w:fill="EFF6FF" w:val="clear"/>
+        <w:spacing w:after="0" w:before="0"/>
+        <w:ind w:left="360"/>
+      </w:pPr>
+      <w:r>
+        <w:rPr>
+          <w:rFonts w:ascii="Courier New" w:cs="Courier New" w:eastAsia="Courier New" w:hAnsi="Courier New"/>
+          <w:color w:val="1A3A5C"/>
+          <w:sz w:val="18"/>
+          <w:szCs w:val="18"/>
+        </w:rPr>
+        <w:t xml:space="preserve">    if not lines or lines[0].strip() != "---":</w:t>
+      </w:r>
+    </w:p>
+    <w:p>
+      <w:pPr>
+        <w:pBdr>
+          <w:left w:val="single" w:color="2E75B6" w:sz="8" w:space="4"/>
+        </w:pBdr>
+        <w:shd w:fill="EFF6FF" w:val="clear"/>
+        <w:spacing w:after="0" w:before="0"/>
+        <w:ind w:left="360"/>
+      </w:pPr>
+      <w:r>
+        <w:rPr>
+          <w:rFonts w:ascii="Courier New" w:cs="Courier New" w:eastAsia="Courier New" w:hAnsi="Courier New"/>
+          <w:color w:val="1A3A5C"/>
+          <w:sz w:val="18"/>
+          <w:szCs w:val="18"/>
+        </w:rPr>
+        <w:t xml:space="preserve">        return fm</w:t>
+      </w:r>
+    </w:p>
+    <w:p>
+      <w:pPr>
+        <w:pBdr>
+          <w:left w:val="single" w:color="2E75B6" w:sz="8" w:space="4"/>
+        </w:pBdr>
+        <w:shd w:fill="EFF6FF" w:val="clear"/>
+        <w:spacing w:after="0" w:before="0"/>
+        <w:ind w:left="360"/>
+      </w:pPr>
+      <w:r>
+        <w:rPr>
+          <w:rFonts w:ascii="Courier New" w:cs="Courier New" w:eastAsia="Courier New" w:hAnsi="Courier New"/>
+          <w:color w:val="1A3A5C"/>
+          <w:sz w:val="18"/>
+          <w:szCs w:val="18"/>
+        </w:rPr>
+        <w:t xml:space="preserve">    end = None</w:t>
+      </w:r>
+    </w:p>
+    <w:p>
+      <w:pPr>
+        <w:pBdr>
+          <w:left w:val="single" w:color="2E75B6" w:sz="8" w:space="4"/>
+        </w:pBdr>
+        <w:shd w:fill="EFF6FF" w:val="clear"/>
+        <w:spacing w:after="0" w:before="0"/>
+        <w:ind w:left="360"/>
+      </w:pPr>
+      <w:r>
+        <w:rPr>
+          <w:rFonts w:ascii="Courier New" w:cs="Courier New" w:eastAsia="Courier New" w:hAnsi="Courier New"/>
+          <w:color w:val="1A3A5C"/>
+          <w:sz w:val="18"/>
+          <w:szCs w:val="18"/>
+        </w:rPr>
+        <w:t xml:space="preserve">    for i, line in enumerate(lines[1:], start=1):</w:t>
+      </w:r>
+    </w:p>
+    <w:p>
+      <w:pPr>
+        <w:pBdr>
+          <w:left w:val="single" w:color="2E75B6" w:sz="8" w:space="4"/>
+        </w:pBdr>
+        <w:shd w:fill="EFF6FF" w:val="clear"/>
+        <w:spacing w:after="0" w:before="0"/>
+        <w:ind w:left="360"/>
+      </w:pPr>
+      <w:r>
+        <w:rPr>
+          <w:rFonts w:ascii="Courier New" w:cs="Courier New" w:eastAsia="Courier New" w:hAnsi="Courier New"/>
+          <w:color w:val="1A3A5C"/>
+          <w:sz w:val="18"/>
+          <w:szCs w:val="18"/>
+        </w:rPr>
+        <w:t xml:space="preserve">        if line.strip() == "---":</w:t>
+      </w:r>
+    </w:p>
+    <w:p>
+      <w:pPr>
+        <w:pBdr>
+          <w:left w:val="single" w:color="2E75B6" w:sz="8" w:space="4"/>
+        </w:pBdr>
+        <w:shd w:fill="EFF6FF" w:val="clear"/>
+        <w:spacing w:after="0" w:before="0"/>
+        <w:ind w:left="360"/>
+      </w:pPr>
+      <w:r>
+        <w:rPr>
+          <w:rFonts w:ascii="Courier New" w:cs="Courier New" w:eastAsia="Courier New" w:hAnsi="Courier New"/>
+          <w:color w:val="1A3A5C"/>
+          <w:sz w:val="18"/>
+          <w:szCs w:val="18"/>
+        </w:rPr>
+        <w:t xml:space="preserve">            end = i</w:t>
+      </w:r>
+    </w:p>
+    <w:p>
+      <w:pPr>
+        <w:pBdr>
+          <w:left w:val="single" w:color="2E75B6" w:sz="8" w:space="4"/>
+        </w:pBdr>
+        <w:shd w:fill="EFF6FF" w:val="clear"/>
+        <w:spacing w:after="0" w:before="0"/>
+        <w:ind w:left="360"/>
+      </w:pPr>
+      <w:r>
+        <w:rPr>
+          <w:rFonts w:ascii="Courier New" w:cs="Courier New" w:eastAsia="Courier New" w:hAnsi="Courier New"/>
+          <w:color w:val="1A3A5C"/>
+          <w:sz w:val="18"/>
+          <w:szCs w:val="18"/>
+        </w:rPr>
+        <w:t xml:space="preserve">            break</w:t>
+      </w:r>
+    </w:p>
+    <w:p>
+      <w:pPr>
+        <w:pBdr>
+          <w:left w:val="single" w:color="2E75B6" w:sz="8" w:space="4"/>
+        </w:pBdr>
+        <w:shd w:fill="EFF6FF" w:val="clear"/>
+        <w:spacing w:after="0" w:before="0"/>
+        <w:ind w:left="360"/>
+      </w:pPr>
+      <w:r>
+        <w:rPr>
+          <w:rFonts w:ascii="Courier New" w:cs="Courier New" w:eastAsia="Courier New" w:hAnsi="Courier New"/>
+          <w:color w:val="1A3A5C"/>
+          <w:sz w:val="18"/>
+          <w:szCs w:val="18"/>
+        </w:rPr>
+        <w:t xml:space="preserve">    if end is None:</w:t>
+      </w:r>
+    </w:p>
+    <w:p>
+      <w:pPr>
+        <w:pBdr>
+          <w:left w:val="single" w:color="2E75B6" w:sz="8" w:space="4"/>
+        </w:pBdr>
+        <w:shd w:fill="EFF6FF" w:val="clear"/>
+        <w:spacing w:after="0" w:before="0"/>
+        <w:ind w:left="360"/>
+      </w:pPr>
+      <w:r>
+        <w:rPr>
+          <w:rFonts w:ascii="Courier New" w:cs="Courier New" w:eastAsia="Courier New" w:hAnsi="Courier New"/>
+          <w:color w:val="1A3A5C"/>
+          <w:sz w:val="18"/>
+          <w:szCs w:val="18"/>
+        </w:rPr>
+        <w:t xml:space="preserve">        return fm</w:t>
+      </w:r>
+    </w:p>
+    <w:p>
+      <w:pPr>
+        <w:pBdr>
+          <w:left w:val="single" w:color="2E75B6" w:sz="8" w:space="4"/>
+        </w:pBdr>
+        <w:shd w:fill="EFF6FF" w:val="clear"/>
+        <w:spacing w:after="0" w:before="0"/>
+        <w:ind w:left="360"/>
+      </w:pPr>
+      <w:r>
+        <w:rPr>
+          <w:rFonts w:ascii="Courier New" w:cs="Courier New" w:eastAsia="Courier New" w:hAnsi="Courier New"/>
+          <w:color w:val="1A3A5C"/>
+          <w:sz w:val="18"/>
+          <w:szCs w:val="18"/>
+        </w:rPr>
+        <w:t xml:space="preserve">    for line in lines[1:end]:</w:t>
+      </w:r>
+    </w:p>
+    <w:p>
+      <w:pPr>
+        <w:pBdr>
+          <w:left w:val="single" w:color="2E75B6" w:sz="8" w:space="4"/>
+        </w:pBdr>
+        <w:shd w:fill="EFF6FF" w:val="clear"/>
+        <w:spacing w:after="0" w:before="0"/>
+        <w:ind w:left="360"/>
+      </w:pPr>
+      <w:r>
+        <w:rPr>
+          <w:rFonts w:ascii="Courier New" w:cs="Courier New" w:eastAsia="Courier New" w:hAnsi="Courier New"/>
+          <w:color w:val="1A3A5C"/>
+          <w:sz w:val="18"/>
+          <w:szCs w:val="18"/>
+        </w:rPr>
+        <w:t xml:space="preserve">        if ":" not in line:</w:t>
+      </w:r>
+    </w:p>
+    <w:p>
+      <w:pPr>
+        <w:pBdr>
+          <w:left w:val="single" w:color="2E75B6" w:sz="8" w:space="4"/>
+        </w:pBdr>
+        <w:shd w:fill="EFF6FF" w:val="clear"/>
+        <w:spacing w:after="0" w:before="0"/>
+        <w:ind w:left="360"/>
+      </w:pPr>
+      <w:r>
+        <w:rPr>
+          <w:rFonts w:ascii="Courier New" w:cs="Courier New" w:eastAsia="Courier New" w:hAnsi="Courier New"/>
+          <w:color w:val="1A3A5C"/>
+          <w:sz w:val="18"/>
+          <w:szCs w:val="18"/>
+        </w:rPr>
+        <w:t xml:space="preserve">            continue</w:t>
+      </w:r>
+    </w:p>
+    <w:p>
+      <w:pPr>
+        <w:pBdr>
+          <w:left w:val="single" w:color="2E75B6" w:sz="8" w:space="4"/>
+        </w:pBdr>
+        <w:shd w:fill="EFF6FF" w:val="clear"/>
+        <w:spacing w:after="0" w:before="0"/>
+        <w:ind w:left="360"/>
+      </w:pPr>
+      <w:r>
+        <w:rPr>
+          <w:rFonts w:ascii="Courier New" w:cs="Courier New" w:eastAsia="Courier New" w:hAnsi="Courier New"/>
+          <w:color w:val="1A3A5C"/>
+          <w:sz w:val="18"/>
+          <w:szCs w:val="18"/>
+        </w:rPr>
+        <w:t xml:space="preserve">        key, _, val = line.partition(":")</w:t>
+      </w:r>
+    </w:p>
+    <w:p>
+      <w:pPr>
+        <w:pBdr>
+          <w:left w:val="single" w:color="2E75B6" w:sz="8" w:space="4"/>
+        </w:pBdr>
+        <w:shd w:fill="EFF6FF" w:val="clear"/>
+        <w:spacing w:after="0" w:before="0"/>
+        <w:ind w:left="360"/>
+      </w:pPr>
+      <w:r>
+        <w:rPr>
+          <w:rFonts w:ascii="Courier New" w:cs="Courier New" w:eastAsia="Courier New" w:hAnsi="Courier New"/>
+          <w:color w:val="1A3A5C"/>
+          <w:sz w:val="18"/>
+          <w:szCs w:val="18"/>
+        </w:rPr>
+        <w:t xml:space="preserve">        key = key.strip()</w:t>
+      </w:r>
+    </w:p>
+    <w:p>
+      <w:pPr>
+        <w:pBdr>
+          <w:left w:val="single" w:color="2E75B6" w:sz="8" w:space="4"/>
+        </w:pBdr>
+        <w:shd w:fill="EFF6FF" w:val="clear"/>
+        <w:spacing w:after="0" w:before="0"/>
+        <w:ind w:left="360"/>
+      </w:pPr>
+      <w:r>
+        <w:rPr>
+          <w:rFonts w:ascii="Courier New" w:cs="Courier New" w:eastAsia="Courier New" w:hAnsi="Courier New"/>
+          <w:color w:val="1A3A5C"/>
+          <w:sz w:val="18"/>
+          <w:szCs w:val="18"/>
+        </w:rPr>
+        <w:t xml:space="preserve">        val = val.strip()</w:t>
+      </w:r>
+    </w:p>
+    <w:p>
+      <w:pPr>
+        <w:pBdr>
+          <w:left w:val="single" w:color="2E75B6" w:sz="8" w:space="4"/>
+        </w:pBdr>
+        <w:shd w:fill="EFF6FF" w:val="clear"/>
+        <w:spacing w:after="0" w:before="0"/>
+        <w:ind w:left="360"/>
+      </w:pPr>
+      <w:r>
+        <w:rPr>
+          <w:rFonts w:ascii="Courier New" w:cs="Courier New" w:eastAsia="Courier New" w:hAnsi="Courier New"/>
+          <w:color w:val="1A3A5C"/>
+          <w:sz w:val="18"/>
+          <w:szCs w:val="18"/>
+        </w:rPr>
+        <w:t xml:space="preserve">        # Array: [a, b, c]</w:t>
+      </w:r>
+    </w:p>
+    <w:p>
+      <w:pPr>
+        <w:pBdr>
+          <w:left w:val="single" w:color="2E75B6" w:sz="8" w:space="4"/>
+        </w:pBdr>
+        <w:shd w:fill="EFF6FF" w:val="clear"/>
+        <w:spacing w:after="0" w:before="0"/>
+        <w:ind w:left="360"/>
+      </w:pPr>
+      <w:r>
+        <w:rPr>
+          <w:rFonts w:ascii="Courier New" w:cs="Courier New" w:eastAsia="Courier New" w:hAnsi="Courier New"/>
+          <w:color w:val="1A3A5C"/>
+          <w:sz w:val="18"/>
+          <w:szCs w:val="18"/>
+        </w:rPr>
+        <w:t xml:space="preserve">        if val.startswith("[") and val.endswith("]"):</w:t>
+      </w:r>
+    </w:p>
+    <w:p>
+      <w:pPr>
+        <w:pBdr>
+          <w:left w:val="single" w:color="2E75B6" w:sz="8" w:space="4"/>
+        </w:pBdr>
+        <w:shd w:fill="EFF6FF" w:val="clear"/>
+        <w:spacing w:after="0" w:before="0"/>
+        <w:ind w:left="360"/>
+      </w:pPr>
+      <w:r>
+        <w:rPr>
+          <w:rFonts w:ascii="Courier New" w:cs="Courier New" w:eastAsia="Courier New" w:hAnsi="Courier New"/>
+          <w:color w:val="1A3A5C"/>
+          <w:sz w:val="18"/>
+          <w:szCs w:val="18"/>
+        </w:rPr>
+        <w:t xml:space="preserve">            val = [v.strip().strip("'"") for v in val[1:-1].split(",") if v.strip()]</w:t>
+      </w:r>
+    </w:p>
+    <w:p>
+      <w:pPr>
+        <w:pBdr>
+          <w:left w:val="single" w:color="2E75B6" w:sz="8" w:space="4"/>
+        </w:pBdr>
+        <w:shd w:fill="EFF6FF" w:val="clear"/>
+        <w:spacing w:after="0" w:before="0"/>
+        <w:ind w:left="360"/>
+      </w:pPr>
+      <w:r>
+        <w:rPr>
+          <w:rFonts w:ascii="Courier New" w:cs="Courier New" w:eastAsia="Courier New" w:hAnsi="Courier New"/>
+          <w:color w:val="1A3A5C"/>
+          <w:sz w:val="18"/>
+          <w:szCs w:val="18"/>
+        </w:rPr>
+        <w:t xml:space="preserve">        else:</w:t>
+      </w:r>
+    </w:p>
+    <w:p>
+      <w:pPr>
+        <w:pBdr>
+          <w:left w:val="single" w:color="2E75B6" w:sz="8" w:space="4"/>
+        </w:pBdr>
+        <w:shd w:fill="EFF6FF" w:val="clear"/>
+        <w:spacing w:after="0" w:before="0"/>
+        <w:ind w:left="360"/>
+      </w:pPr>
+      <w:r>
+        <w:rPr>
+          <w:rFonts w:ascii="Courier New" w:cs="Courier New" w:eastAsia="Courier New" w:hAnsi="Courier New"/>
+          <w:color w:val="1A3A5C"/>
+          <w:sz w:val="18"/>
+          <w:szCs w:val="18"/>
+        </w:rPr>
+        <w:t xml:space="preserve">            val = val.strip("'"")   # strip optional quotes</w:t>
+      </w:r>
+    </w:p>
+    <w:p>
+      <w:pPr>
+        <w:pBdr>
+          <w:left w:val="single" w:color="2E75B6" w:sz="8" w:space="4"/>
+        </w:pBdr>
+        <w:shd w:fill="EFF6FF" w:val="clear"/>
+        <w:spacing w:after="0" w:before="0"/>
+        <w:ind w:left="360"/>
+      </w:pPr>
+      <w:r>
+        <w:rPr>
+          <w:rFonts w:ascii="Courier New" w:cs="Courier New" w:eastAsia="Courier New" w:hAnsi="Courier New"/>
+          <w:color w:val="1A3A5C"/>
+          <w:sz w:val="18"/>
+          <w:szCs w:val="18"/>
+        </w:rPr>
+        <w:t xml:space="preserve">        fm[key] = val</w:t>
+      </w:r>
+    </w:p>
+    <w:p>
+      <w:pPr>
+        <w:pBdr>
+          <w:left w:val="single" w:color="2E75B6" w:sz="8" w:space="4"/>
+        </w:pBdr>
+        <w:shd w:fill="EFF6FF" w:val="clear"/>
+        <w:spacing w:after="0" w:before="0"/>
+        <w:ind w:left="360"/>
+      </w:pPr>
+      <w:r>
+        <w:rPr>
+          <w:rFonts w:ascii="Courier New" w:cs="Courier New" w:eastAsia="Courier New" w:hAnsi="Courier New"/>
+          <w:color w:val="1A3A5C"/>
+          <w:sz w:val="18"/>
+          <w:szCs w:val="18"/>
+        </w:rPr>
+        <w:t xml:space="preserve">    return fm</w:t>
       </w:r>
     </w:p>
     <w:p>
@@ -5162,7 +7082,425 @@
           <w:sz w:val="18"/>
           <w:szCs w:val="18"/>
         </w:rPr>
-        <w:t xml:space="preserve">    """Extract display name, description, and inputs from MD content."""</w:t>
+        <w:t xml:space="preserve">    """</w:t>
+      </w:r>
+    </w:p>
+    <w:p>
+      <w:pPr>
+        <w:pBdr>
+          <w:left w:val="single" w:color="2E75B6" w:sz="8" w:space="4"/>
+        </w:pBdr>
+        <w:shd w:fill="EFF6FF" w:val="clear"/>
+        <w:spacing w:after="0" w:before="0"/>
+        <w:ind w:left="360"/>
+      </w:pPr>
+      <w:r>
+        <w:rPr>
+          <w:rFonts w:ascii="Courier New" w:cs="Courier New" w:eastAsia="Courier New" w:hAnsi="Courier New"/>
+          <w:color w:val="1A3A5C"/>
+          <w:sz w:val="18"/>
+          <w:szCs w:val="18"/>
+        </w:rPr>
+        <w:t xml:space="preserve">    Extract display name, description, and inputs from a workflow MD file.</w:t>
+      </w:r>
+    </w:p>
+    <w:p>
+      <w:pPr>
+        <w:pBdr>
+          <w:left w:val="single" w:color="2E75B6" w:sz="8" w:space="4"/>
+        </w:pBdr>
+        <w:shd w:fill="EFF6FF" w:val="clear"/>
+        <w:spacing w:after="0" w:before="0"/>
+        <w:ind w:left="360"/>
+      </w:pPr>
+      <w:r>
+        <w:rPr>
+          <w:rFonts w:ascii="Courier New" w:cs="Courier New" w:eastAsia="Courier New" w:hAnsi="Courier New"/>
+          <w:color w:val="1A3A5C"/>
+          <w:sz w:val="18"/>
+          <w:szCs w:val="18"/>
+        </w:rPr>
+        <w:t xml:space="preserve">    Priority order:</w:t>
+      </w:r>
+    </w:p>
+    <w:p>
+      <w:pPr>
+        <w:pBdr>
+          <w:left w:val="single" w:color="2E75B6" w:sz="8" w:space="4"/>
+        </w:pBdr>
+        <w:shd w:fill="EFF6FF" w:val="clear"/>
+        <w:spacing w:after="0" w:before="0"/>
+        <w:ind w:left="360"/>
+      </w:pPr>
+      <w:r>
+        <w:rPr>
+          <w:rFonts w:ascii="Courier New" w:cs="Courier New" w:eastAsia="Courier New" w:hAnsi="Courier New"/>
+          <w:color w:val="1A3A5C"/>
+          <w:sz w:val="18"/>
+          <w:szCs w:val="18"/>
+        </w:rPr>
+        <w:t xml:space="preserve">      1. YAML frontmatter block (--- ... ---) — preferred, authoritative.</w:t>
+      </w:r>
+    </w:p>
+    <w:p>
+      <w:pPr>
+        <w:pBdr>
+          <w:left w:val="single" w:color="2E75B6" w:sz="8" w:space="4"/>
+        </w:pBdr>
+        <w:shd w:fill="EFF6FF" w:val="clear"/>
+        <w:spacing w:after="0" w:before="0"/>
+        <w:ind w:left="360"/>
+      </w:pPr>
+      <w:r>
+        <w:rPr>
+          <w:rFonts w:ascii="Courier New" w:cs="Courier New" w:eastAsia="Courier New" w:hAnsi="Courier New"/>
+          <w:color w:val="1A3A5C"/>
+          <w:sz w:val="18"/>
+          <w:szCs w:val="18"/>
+        </w:rPr>
+        <w:t xml:space="preserve">      2. Fallback: first H1 heading for name, first body line for description,</w:t>
+      </w:r>
+    </w:p>
+    <w:p>
+      <w:pPr>
+        <w:pBdr>
+          <w:left w:val="single" w:color="2E75B6" w:sz="8" w:space="4"/>
+        </w:pBdr>
+        <w:shd w:fill="EFF6FF" w:val="clear"/>
+        <w:spacing w:after="0" w:before="0"/>
+        <w:ind w:left="360"/>
+      </w:pPr>
+      <w:r>
+        <w:rPr>
+          <w:rFonts w:ascii="Courier New" w:cs="Courier New" w:eastAsia="Courier New" w:hAnsi="Courier New"/>
+          <w:color w:val="1A3A5C"/>
+          <w:sz w:val="18"/>
+          <w:szCs w:val="18"/>
+        </w:rPr>
+        <w:t xml:space="preserve">         ## Inputs: bullet list for inputs.</w:t>
+      </w:r>
+    </w:p>
+    <w:p>
+      <w:pPr>
+        <w:pBdr>
+          <w:left w:val="single" w:color="2E75B6" w:sz="8" w:space="4"/>
+        </w:pBdr>
+        <w:shd w:fill="EFF6FF" w:val="clear"/>
+        <w:spacing w:after="0" w:before="0"/>
+        <w:ind w:left="360"/>
+      </w:pPr>
+      <w:r>
+        <w:rPr>
+          <w:rFonts w:ascii="Courier New" w:cs="Courier New" w:eastAsia="Courier New" w:hAnsi="Courier New"/>
+          <w:color w:val="1A3A5C"/>
+          <w:sz w:val="18"/>
+          <w:szCs w:val="18"/>
+        </w:rPr>
+        <w:t xml:space="preserve">    Returns: (name, description, inputs) as strings.</w:t>
+      </w:r>
+    </w:p>
+    <w:p>
+      <w:pPr>
+        <w:pBdr>
+          <w:left w:val="single" w:color="2E75B6" w:sz="8" w:space="4"/>
+        </w:pBdr>
+        <w:shd w:fill="EFF6FF" w:val="clear"/>
+        <w:spacing w:after="0" w:before="0"/>
+        <w:ind w:left="360"/>
+      </w:pPr>
+      <w:r>
+        <w:rPr>
+          <w:rFonts w:ascii="Courier New" w:cs="Courier New" w:eastAsia="Courier New" w:hAnsi="Courier New"/>
+          <w:color w:val="1A3A5C"/>
+          <w:sz w:val="18"/>
+          <w:szCs w:val="18"/>
+        </w:rPr>
+        <w:t xml:space="preserve">    """</w:t>
+      </w:r>
+    </w:p>
+    <w:p>
+      <w:pPr>
+        <w:pBdr>
+          <w:left w:val="single" w:color="2E75B6" w:sz="8" w:space="4"/>
+        </w:pBdr>
+        <w:shd w:fill="EFF6FF" w:val="clear"/>
+        <w:spacing w:after="0" w:before="0"/>
+        <w:ind w:left="360"/>
+      </w:pPr>
+      <w:r>
+        <w:rPr>
+          <w:rFonts w:ascii="Courier New" w:cs="Courier New" w:eastAsia="Courier New" w:hAnsi="Courier New"/>
+          <w:color w:val="1A3A5C"/>
+          <w:sz w:val="18"/>
+          <w:szCs w:val="18"/>
+        </w:rPr>
+        <w:t xml:space="preserve">    # Derive filename-based default name as fallback</w:t>
+      </w:r>
+    </w:p>
+    <w:p>
+      <w:pPr>
+        <w:pBdr>
+          <w:left w:val="single" w:color="2E75B6" w:sz="8" w:space="4"/>
+        </w:pBdr>
+        <w:shd w:fill="EFF6FF" w:val="clear"/>
+        <w:spacing w:after="0" w:before="0"/>
+        <w:ind w:left="360"/>
+      </w:pPr>
+      <w:r>
+        <w:rPr>
+          <w:rFonts w:ascii="Courier New" w:cs="Courier New" w:eastAsia="Courier New" w:hAnsi="Courier New"/>
+          <w:color w:val="1A3A5C"/>
+          <w:sz w:val="18"/>
+          <w:szCs w:val="18"/>
+        </w:rPr>
+        <w:t xml:space="preserve">    default_name = filename.replace(".md", "").replace("_", " ").title()</w:t>
+      </w:r>
+    </w:p>
+    <w:p>
+      <w:pPr>
+        <w:pBdr>
+          <w:left w:val="single" w:color="2E75B6" w:sz="8" w:space="4"/>
+        </w:pBdr>
+        <w:shd w:fill="EFF6FF" w:val="clear"/>
+        <w:spacing w:after="0" w:before="0"/>
+        <w:ind w:left="360"/>
+      </w:pPr>
+      <w:r>
+        <w:rPr>
+          <w:rFonts w:ascii="Courier New" w:cs="Courier New" w:eastAsia="Courier New" w:hAnsi="Courier New"/>
+          <w:color w:val="1A3A5C"/>
+          <w:sz w:val="18"/>
+          <w:szCs w:val="18"/>
+        </w:rPr>
+        <w:t xml:space="preserve"/>
+      </w:r>
+    </w:p>
+    <w:p>
+      <w:pPr>
+        <w:pBdr>
+          <w:left w:val="single" w:color="2E75B6" w:sz="8" w:space="4"/>
+        </w:pBdr>
+        <w:shd w:fill="EFF6FF" w:val="clear"/>
+        <w:spacing w:after="0" w:before="0"/>
+        <w:ind w:left="360"/>
+      </w:pPr>
+      <w:r>
+        <w:rPr>
+          <w:rFonts w:ascii="Courier New" w:cs="Courier New" w:eastAsia="Courier New" w:hAnsi="Courier New"/>
+          <w:color w:val="1A3A5C"/>
+          <w:sz w:val="18"/>
+          <w:szCs w:val="18"/>
+        </w:rPr>
+        <w:t xml:space="preserve">    # --- Priority 1: read from frontmatter ---</w:t>
+      </w:r>
+    </w:p>
+    <w:p>
+      <w:pPr>
+        <w:pBdr>
+          <w:left w:val="single" w:color="2E75B6" w:sz="8" w:space="4"/>
+        </w:pBdr>
+        <w:shd w:fill="EFF6FF" w:val="clear"/>
+        <w:spacing w:after="0" w:before="0"/>
+        <w:ind w:left="360"/>
+      </w:pPr>
+      <w:r>
+        <w:rPr>
+          <w:rFonts w:ascii="Courier New" w:cs="Courier New" w:eastAsia="Courier New" w:hAnsi="Courier New"/>
+          <w:color w:val="1A3A5C"/>
+          <w:sz w:val="18"/>
+          <w:szCs w:val="18"/>
+        </w:rPr>
+        <w:t xml:space="preserve">    fm = _parse_frontmatter(content)</w:t>
+      </w:r>
+    </w:p>
+    <w:p>
+      <w:pPr>
+        <w:pBdr>
+          <w:left w:val="single" w:color="2E75B6" w:sz="8" w:space="4"/>
+        </w:pBdr>
+        <w:shd w:fill="EFF6FF" w:val="clear"/>
+        <w:spacing w:after="0" w:before="0"/>
+        <w:ind w:left="360"/>
+      </w:pPr>
+      <w:r>
+        <w:rPr>
+          <w:rFonts w:ascii="Courier New" w:cs="Courier New" w:eastAsia="Courier New" w:hAnsi="Courier New"/>
+          <w:color w:val="1A3A5C"/>
+          <w:sz w:val="18"/>
+          <w:szCs w:val="18"/>
+        </w:rPr>
+        <w:t xml:space="preserve">    if fm.get("name") and fm.get("description"):</w:t>
+      </w:r>
+    </w:p>
+    <w:p>
+      <w:pPr>
+        <w:pBdr>
+          <w:left w:val="single" w:color="2E75B6" w:sz="8" w:space="4"/>
+        </w:pBdr>
+        <w:shd w:fill="EFF6FF" w:val="clear"/>
+        <w:spacing w:after="0" w:before="0"/>
+        <w:ind w:left="360"/>
+      </w:pPr>
+      <w:r>
+        <w:rPr>
+          <w:rFonts w:ascii="Courier New" w:cs="Courier New" w:eastAsia="Courier New" w:hAnsi="Courier New"/>
+          <w:color w:val="1A3A5C"/>
+          <w:sz w:val="18"/>
+          <w:szCs w:val="18"/>
+        </w:rPr>
+        <w:t xml:space="preserve">        name   = fm.get("name", default_name)</w:t>
+      </w:r>
+    </w:p>
+    <w:p>
+      <w:pPr>
+        <w:pBdr>
+          <w:left w:val="single" w:color="2E75B6" w:sz="8" w:space="4"/>
+        </w:pBdr>
+        <w:shd w:fill="EFF6FF" w:val="clear"/>
+        <w:spacing w:after="0" w:before="0"/>
+        <w:ind w:left="360"/>
+      </w:pPr>
+      <w:r>
+        <w:rPr>
+          <w:rFonts w:ascii="Courier New" w:cs="Courier New" w:eastAsia="Courier New" w:hAnsi="Courier New"/>
+          <w:color w:val="1A3A5C"/>
+          <w:sz w:val="18"/>
+          <w:szCs w:val="18"/>
+        </w:rPr>
+        <w:t xml:space="preserve">        desc   = fm.get("description", "")[:160]</w:t>
+      </w:r>
+    </w:p>
+    <w:p>
+      <w:pPr>
+        <w:pBdr>
+          <w:left w:val="single" w:color="2E75B6" w:sz="8" w:space="4"/>
+        </w:pBdr>
+        <w:shd w:fill="EFF6FF" w:val="clear"/>
+        <w:spacing w:after="0" w:before="0"/>
+        <w:ind w:left="360"/>
+      </w:pPr>
+      <w:r>
+        <w:rPr>
+          <w:rFonts w:ascii="Courier New" w:cs="Courier New" w:eastAsia="Courier New" w:hAnsi="Courier New"/>
+          <w:color w:val="1A3A5C"/>
+          <w:sz w:val="18"/>
+          <w:szCs w:val="18"/>
+        </w:rPr>
+        <w:t xml:space="preserve">        inputs = fm.get("inputs", "")</w:t>
+      </w:r>
+    </w:p>
+    <w:p>
+      <w:pPr>
+        <w:pBdr>
+          <w:left w:val="single" w:color="2E75B6" w:sz="8" w:space="4"/>
+        </w:pBdr>
+        <w:shd w:fill="EFF6FF" w:val="clear"/>
+        <w:spacing w:after="0" w:before="0"/>
+        <w:ind w:left="360"/>
+      </w:pPr>
+      <w:r>
+        <w:rPr>
+          <w:rFonts w:ascii="Courier New" w:cs="Courier New" w:eastAsia="Courier New" w:hAnsi="Courier New"/>
+          <w:color w:val="1A3A5C"/>
+          <w:sz w:val="18"/>
+          <w:szCs w:val="18"/>
+        </w:rPr>
+        <w:t xml:space="preserve">        # inputs may be a list from YAML array syntax</w:t>
+      </w:r>
+    </w:p>
+    <w:p>
+      <w:pPr>
+        <w:pBdr>
+          <w:left w:val="single" w:color="2E75B6" w:sz="8" w:space="4"/>
+        </w:pBdr>
+        <w:shd w:fill="EFF6FF" w:val="clear"/>
+        <w:spacing w:after="0" w:before="0"/>
+        <w:ind w:left="360"/>
+      </w:pPr>
+      <w:r>
+        <w:rPr>
+          <w:rFonts w:ascii="Courier New" w:cs="Courier New" w:eastAsia="Courier New" w:hAnsi="Courier New"/>
+          <w:color w:val="1A3A5C"/>
+          <w:sz w:val="18"/>
+          <w:szCs w:val="18"/>
+        </w:rPr>
+        <w:t xml:space="preserve">        if isinstance(inputs, list):</w:t>
+      </w:r>
+    </w:p>
+    <w:p>
+      <w:pPr>
+        <w:pBdr>
+          <w:left w:val="single" w:color="2E75B6" w:sz="8" w:space="4"/>
+        </w:pBdr>
+        <w:shd w:fill="EFF6FF" w:val="clear"/>
+        <w:spacing w:after="0" w:before="0"/>
+        <w:ind w:left="360"/>
+      </w:pPr>
+      <w:r>
+        <w:rPr>
+          <w:rFonts w:ascii="Courier New" w:cs="Courier New" w:eastAsia="Courier New" w:hAnsi="Courier New"/>
+          <w:color w:val="1A3A5C"/>
+          <w:sz w:val="18"/>
+          <w:szCs w:val="18"/>
+        </w:rPr>
+        <w:t xml:space="preserve">            inputs = ", ".join(inputs)</w:t>
+      </w:r>
+    </w:p>
+    <w:p>
+      <w:pPr>
+        <w:pBdr>
+          <w:left w:val="single" w:color="2E75B6" w:sz="8" w:space="4"/>
+        </w:pBdr>
+        <w:shd w:fill="EFF6FF" w:val="clear"/>
+        <w:spacing w:after="0" w:before="0"/>
+        <w:ind w:left="360"/>
+      </w:pPr>
+      <w:r>
+        <w:rPr>
+          <w:rFonts w:ascii="Courier New" w:cs="Courier New" w:eastAsia="Courier New" w:hAnsi="Courier New"/>
+          <w:color w:val="1A3A5C"/>
+          <w:sz w:val="18"/>
+          <w:szCs w:val="18"/>
+        </w:rPr>
+        <w:t xml:space="preserve">        return name, desc, inputs</w:t>
+      </w:r>
+    </w:p>
+    <w:p>
+      <w:pPr>
+        <w:pBdr>
+          <w:left w:val="single" w:color="2E75B6" w:sz="8" w:space="4"/>
+        </w:pBdr>
+        <w:shd w:fill="EFF6FF" w:val="clear"/>
+        <w:spacing w:after="0" w:before="0"/>
+        <w:ind w:left="360"/>
+      </w:pPr>
+      <w:r>
+        <w:rPr>
+          <w:rFonts w:ascii="Courier New" w:cs="Courier New" w:eastAsia="Courier New" w:hAnsi="Courier New"/>
+          <w:color w:val="1A3A5C"/>
+          <w:sz w:val="18"/>
+          <w:szCs w:val="18"/>
+        </w:rPr>
+        <w:t xml:space="preserve"/>
+      </w:r>
+    </w:p>
+    <w:p>
+      <w:pPr>
+        <w:pBdr>
+          <w:left w:val="single" w:color="2E75B6" w:sz="8" w:space="4"/>
+        </w:pBdr>
+        <w:shd w:fill="EFF6FF" w:val="clear"/>
+        <w:spacing w:after="0" w:before="0"/>
+        <w:ind w:left="360"/>
+      </w:pPr>
+      <w:r>
+        <w:rPr>
+          <w:rFonts w:ascii="Courier New" w:cs="Courier New" w:eastAsia="Courier New" w:hAnsi="Courier New"/>
+          <w:color w:val="1A3A5C"/>
+          <w:sz w:val="18"/>
+          <w:szCs w:val="18"/>
+        </w:rPr>
+        <w:t xml:space="preserve">    # --- Priority 2: fallback to MD body parsing ---</w:t>
       </w:r>
     </w:p>
     <w:p>
@@ -5200,7 +7538,140 @@
           <w:sz w:val="18"/>
           <w:szCs w:val="18"/>
         </w:rPr>
-        <w:t xml:space="preserve">    name = filename.replace(".md", "").replace("_", " ").title()</w:t>
+        <w:t xml:space="preserve">    # Skip past frontmatter block if present but incomplete</w:t>
+      </w:r>
+    </w:p>
+    <w:p>
+      <w:pPr>
+        <w:pBdr>
+          <w:left w:val="single" w:color="2E75B6" w:sz="8" w:space="4"/>
+        </w:pBdr>
+        <w:shd w:fill="EFF6FF" w:val="clear"/>
+        <w:spacing w:after="0" w:before="0"/>
+        <w:ind w:left="360"/>
+      </w:pPr>
+      <w:r>
+        <w:rPr>
+          <w:rFonts w:ascii="Courier New" w:cs="Courier New" w:eastAsia="Courier New" w:hAnsi="Courier New"/>
+          <w:color w:val="1A3A5C"/>
+          <w:sz w:val="18"/>
+          <w:szCs w:val="18"/>
+        </w:rPr>
+        <w:t xml:space="preserve">    start = 0</w:t>
+      </w:r>
+    </w:p>
+    <w:p>
+      <w:pPr>
+        <w:pBdr>
+          <w:left w:val="single" w:color="2E75B6" w:sz="8" w:space="4"/>
+        </w:pBdr>
+        <w:shd w:fill="EFF6FF" w:val="clear"/>
+        <w:spacing w:after="0" w:before="0"/>
+        <w:ind w:left="360"/>
+      </w:pPr>
+      <w:r>
+        <w:rPr>
+          <w:rFonts w:ascii="Courier New" w:cs="Courier New" w:eastAsia="Courier New" w:hAnsi="Courier New"/>
+          <w:color w:val="1A3A5C"/>
+          <w:sz w:val="18"/>
+          <w:szCs w:val="18"/>
+        </w:rPr>
+        <w:t xml:space="preserve">    if lines and lines[0].strip() == "---":</w:t>
+      </w:r>
+    </w:p>
+    <w:p>
+      <w:pPr>
+        <w:pBdr>
+          <w:left w:val="single" w:color="2E75B6" w:sz="8" w:space="4"/>
+        </w:pBdr>
+        <w:shd w:fill="EFF6FF" w:val="clear"/>
+        <w:spacing w:after="0" w:before="0"/>
+        <w:ind w:left="360"/>
+      </w:pPr>
+      <w:r>
+        <w:rPr>
+          <w:rFonts w:ascii="Courier New" w:cs="Courier New" w:eastAsia="Courier New" w:hAnsi="Courier New"/>
+          <w:color w:val="1A3A5C"/>
+          <w:sz w:val="18"/>
+          <w:szCs w:val="18"/>
+        </w:rPr>
+        <w:t xml:space="preserve">        for i, line in enumerate(lines[1:], 1):</w:t>
+      </w:r>
+    </w:p>
+    <w:p>
+      <w:pPr>
+        <w:pBdr>
+          <w:left w:val="single" w:color="2E75B6" w:sz="8" w:space="4"/>
+        </w:pBdr>
+        <w:shd w:fill="EFF6FF" w:val="clear"/>
+        <w:spacing w:after="0" w:before="0"/>
+        <w:ind w:left="360"/>
+      </w:pPr>
+      <w:r>
+        <w:rPr>
+          <w:rFonts w:ascii="Courier New" w:cs="Courier New" w:eastAsia="Courier New" w:hAnsi="Courier New"/>
+          <w:color w:val="1A3A5C"/>
+          <w:sz w:val="18"/>
+          <w:szCs w:val="18"/>
+        </w:rPr>
+        <w:t xml:space="preserve">            if line.strip() == "---":</w:t>
+      </w:r>
+    </w:p>
+    <w:p>
+      <w:pPr>
+        <w:pBdr>
+          <w:left w:val="single" w:color="2E75B6" w:sz="8" w:space="4"/>
+        </w:pBdr>
+        <w:shd w:fill="EFF6FF" w:val="clear"/>
+        <w:spacing w:after="0" w:before="0"/>
+        <w:ind w:left="360"/>
+      </w:pPr>
+      <w:r>
+        <w:rPr>
+          <w:rFonts w:ascii="Courier New" w:cs="Courier New" w:eastAsia="Courier New" w:hAnsi="Courier New"/>
+          <w:color w:val="1A3A5C"/>
+          <w:sz w:val="18"/>
+          <w:szCs w:val="18"/>
+        </w:rPr>
+        <w:t xml:space="preserve">                start = i + 1</w:t>
+      </w:r>
+    </w:p>
+    <w:p>
+      <w:pPr>
+        <w:pBdr>
+          <w:left w:val="single" w:color="2E75B6" w:sz="8" w:space="4"/>
+        </w:pBdr>
+        <w:shd w:fill="EFF6FF" w:val="clear"/>
+        <w:spacing w:after="0" w:before="0"/>
+        <w:ind w:left="360"/>
+      </w:pPr>
+      <w:r>
+        <w:rPr>
+          <w:rFonts w:ascii="Courier New" w:cs="Courier New" w:eastAsia="Courier New" w:hAnsi="Courier New"/>
+          <w:color w:val="1A3A5C"/>
+          <w:sz w:val="18"/>
+          <w:szCs w:val="18"/>
+        </w:rPr>
+        <w:t xml:space="preserve">                break</w:t>
+      </w:r>
+    </w:p>
+    <w:p>
+      <w:pPr>
+        <w:pBdr>
+          <w:left w:val="single" w:color="2E75B6" w:sz="8" w:space="4"/>
+        </w:pBdr>
+        <w:shd w:fill="EFF6FF" w:val="clear"/>
+        <w:spacing w:after="0" w:before="0"/>
+        <w:ind w:left="360"/>
+      </w:pPr>
+      <w:r>
+        <w:rPr>
+          <w:rFonts w:ascii="Courier New" w:cs="Courier New" w:eastAsia="Courier New" w:hAnsi="Courier New"/>
+          <w:color w:val="1A3A5C"/>
+          <w:sz w:val="18"/>
+          <w:szCs w:val="18"/>
+        </w:rPr>
+        <w:t xml:space="preserve">    name = default_name</w:t>
       </w:r>
     </w:p>
     <w:p>
@@ -5276,7 +7747,7 @@
           <w:sz w:val="18"/>
           <w:szCs w:val="18"/>
         </w:rPr>
-        <w:t xml:space="preserve">    for line in lines:</w:t>
+        <w:t xml:space="preserve">    for line in lines[start:]:</w:t>
       </w:r>
     </w:p>
     <w:p>
@@ -5314,7 +7785,26 @@
           <w:sz w:val="18"/>
           <w:szCs w:val="18"/>
         </w:rPr>
-        <w:t xml:space="preserve">        # First non-heading, non-empty line after title = description</w:t>
+        <w:t xml:space="preserve">        if stripped.startswith("# ") and name == default_name:</w:t>
+      </w:r>
+    </w:p>
+    <w:p>
+      <w:pPr>
+        <w:pBdr>
+          <w:left w:val="single" w:color="2E75B6" w:sz="8" w:space="4"/>
+        </w:pBdr>
+        <w:shd w:fill="EFF6FF" w:val="clear"/>
+        <w:spacing w:after="0" w:before="0"/>
+        <w:ind w:left="360"/>
+      </w:pPr>
+      <w:r>
+        <w:rPr>
+          <w:rFonts w:ascii="Courier New" w:cs="Courier New" w:eastAsia="Courier New" w:hAnsi="Courier New"/>
+          <w:color w:val="1A3A5C"/>
+          <w:sz w:val="18"/>
+          <w:szCs w:val="18"/>
+        </w:rPr>
+        <w:t xml:space="preserve">            name = stripped[2:].strip()</w:t>
       </w:r>
     </w:p>
     <w:p>
@@ -5352,83 +7842,7 @@
           <w:sz w:val="18"/>
           <w:szCs w:val="18"/>
         </w:rPr>
-        <w:t xml:space="preserve">            description = stripped[:120]</w:t>
-      </w:r>
-    </w:p>
-    <w:p>
-      <w:pPr>
-        <w:pBdr>
-          <w:left w:val="single" w:color="2E75B6" w:sz="8" w:space="4"/>
-        </w:pBdr>
-        <w:shd w:fill="EFF6FF" w:val="clear"/>
-        <w:spacing w:after="0" w:before="0"/>
-        <w:ind w:left="360"/>
-      </w:pPr>
-      <w:r>
-        <w:rPr>
-          <w:rFonts w:ascii="Courier New" w:cs="Courier New" w:eastAsia="Courier New" w:hAnsi="Courier New"/>
-          <w:color w:val="1A3A5C"/>
-          <w:sz w:val="18"/>
-          <w:szCs w:val="18"/>
-        </w:rPr>
-        <w:t xml:space="preserve">        # Title from first H1</w:t>
-      </w:r>
-    </w:p>
-    <w:p>
-      <w:pPr>
-        <w:pBdr>
-          <w:left w:val="single" w:color="2E75B6" w:sz="8" w:space="4"/>
-        </w:pBdr>
-        <w:shd w:fill="EFF6FF" w:val="clear"/>
-        <w:spacing w:after="0" w:before="0"/>
-        <w:ind w:left="360"/>
-      </w:pPr>
-      <w:r>
-        <w:rPr>
-          <w:rFonts w:ascii="Courier New" w:cs="Courier New" w:eastAsia="Courier New" w:hAnsi="Courier New"/>
-          <w:color w:val="1A3A5C"/>
-          <w:sz w:val="18"/>
-          <w:szCs w:val="18"/>
-        </w:rPr>
-        <w:t xml:space="preserve">        if stripped.startswith("# ") and name == filename.replace(".md","").replace("_"," ").title():</w:t>
-      </w:r>
-    </w:p>
-    <w:p>
-      <w:pPr>
-        <w:pBdr>
-          <w:left w:val="single" w:color="2E75B6" w:sz="8" w:space="4"/>
-        </w:pBdr>
-        <w:shd w:fill="EFF6FF" w:val="clear"/>
-        <w:spacing w:after="0" w:before="0"/>
-        <w:ind w:left="360"/>
-      </w:pPr>
-      <w:r>
-        <w:rPr>
-          <w:rFonts w:ascii="Courier New" w:cs="Courier New" w:eastAsia="Courier New" w:hAnsi="Courier New"/>
-          <w:color w:val="1A3A5C"/>
-          <w:sz w:val="18"/>
-          <w:szCs w:val="18"/>
-        </w:rPr>
-        <w:t xml:space="preserve">            name = stripped[2:].strip()</w:t>
-      </w:r>
-    </w:p>
-    <w:p>
-      <w:pPr>
-        <w:pBdr>
-          <w:left w:val="single" w:color="2E75B6" w:sz="8" w:space="4"/>
-        </w:pBdr>
-        <w:shd w:fill="EFF6FF" w:val="clear"/>
-        <w:spacing w:after="0" w:before="0"/>
-        <w:ind w:left="360"/>
-      </w:pPr>
-      <w:r>
-        <w:rPr>
-          <w:rFonts w:ascii="Courier New" w:cs="Courier New" w:eastAsia="Courier New" w:hAnsi="Courier New"/>
-          <w:color w:val="1A3A5C"/>
-          <w:sz w:val="18"/>
-          <w:szCs w:val="18"/>
-        </w:rPr>
-        <w:t xml:space="preserve">        # Inputs section</w:t>
+        <w:t xml:space="preserve">            description = stripped[:160]</w:t>
       </w:r>
     </w:p>
     <w:p>
